--- a/LAB8_MANUAL_A.docx
+++ b/LAB8_MANUAL_A.docx
@@ -1,6 +1,6 @@
 
 <file path=word/document.xml><?xml version="1.0" encoding="utf-8"?>
-<w:document xmlns:wpc="http://schemas.microsoft.com/office/word/2010/wordprocessingCanvas" xmlns:cx="http://schemas.microsoft.com/office/drawing/2014/chartex" xmlns:cx1="http://schemas.microsoft.com/office/drawing/2015/9/8/chartex" xmlns:cx2="http://schemas.microsoft.com/office/drawing/2015/10/21/chartex" xmlns:cx3="http://schemas.microsoft.com/office/drawing/2016/5/9/chartex" xmlns:cx4="http://schemas.microsoft.com/office/drawing/2016/5/10/chartex" xmlns:cx5="http://schemas.microsoft.com/office/drawing/2016/5/11/chartex" xmlns:cx6="http://schemas.microsoft.com/office/drawing/2016/5/12/chartex" xmlns:cx7="http://schemas.microsoft.com/office/drawing/2016/5/13/chartex" xmlns:cx8="http://schemas.microsoft.com/office/drawing/2016/5/14/chartex" xmlns:mc="http://schemas.openxmlformats.org/markup-compatibility/2006" xmlns:aink="http://schemas.microsoft.com/office/drawing/2016/ink" xmlns:am3d="http://schemas.microsoft.com/office/drawing/2017/model3d" xmlns:o="urn:schemas-microsoft-com:office:office" xmlns:oel="http://schemas.microsoft.com/office/2019/extlst" xmlns:r="http://schemas.openxmlformats.org/officeDocument/2006/relationships" xmlns:m="http://schemas.openxmlformats.org/officeDocument/2006/math" xmlns:v="urn:schemas-microsoft-com:vml" xmlns:wp14="http://schemas.microsoft.com/office/word/2010/wordprocessingDrawing" xmlns:wp="http://schemas.openxmlformats.org/drawingml/2006/wordprocessingDrawing" xmlns:w10="urn:schemas-microsoft-com:office:word" xmlns:w="http://schemas.openxmlformats.org/wordprocessingml/2006/main" xmlns:w14="http://schemas.microsoft.com/office/word/2010/wordml" xmlns:w15="http://schemas.microsoft.com/office/word/2012/wordml" xmlns:w16cex="http://schemas.microsoft.com/office/word/2018/wordml/cex" xmlns:w16cid="http://schemas.microsoft.com/office/word/2016/wordml/cid" xmlns:w16="http://schemas.microsoft.com/office/word/2018/wordml" xmlns:w16du="http://schemas.microsoft.com/office/word/2023/wordml/word16du" xmlns:w16sdtdh="http://schemas.microsoft.com/office/word/2020/wordml/sdtdatahash" xmlns:w16se="http://schemas.microsoft.com/office/word/2015/wordml/symex" xmlns:wpg="http://schemas.microsoft.com/office/word/2010/wordprocessingGroup" xmlns:wpi="http://schemas.microsoft.com/office/word/2010/wordprocessingInk" xmlns:wne="http://schemas.microsoft.com/office/word/2006/wordml" xmlns:wps="http://schemas.microsoft.com/office/word/2010/wordprocessingShape" mc:Ignorable="w14 w15 w16se w16cid w16 w16cex w16sdtdh w16du wp14">
+<w:document xmlns:wpc="http://schemas.microsoft.com/office/word/2010/wordprocessingCanvas" xmlns:cx="http://schemas.microsoft.com/office/drawing/2014/chartex" xmlns:cx1="http://schemas.microsoft.com/office/drawing/2015/9/8/chartex" xmlns:cx2="http://schemas.microsoft.com/office/drawing/2015/10/21/chartex" xmlns:cx3="http://schemas.microsoft.com/office/drawing/2016/5/9/chartex" xmlns:cx4="http://schemas.microsoft.com/office/drawing/2016/5/10/chartex" xmlns:cx5="http://schemas.microsoft.com/office/drawing/2016/5/11/chartex" xmlns:cx6="http://schemas.microsoft.com/office/drawing/2016/5/12/chartex" xmlns:cx7="http://schemas.microsoft.com/office/drawing/2016/5/13/chartex" xmlns:cx8="http://schemas.microsoft.com/office/drawing/2016/5/14/chartex" xmlns:mc="http://schemas.openxmlformats.org/markup-compatibility/2006" xmlns:aink="http://schemas.microsoft.com/office/drawing/2016/ink" xmlns:am3d="http://schemas.microsoft.com/office/drawing/2017/model3d" xmlns:o="urn:schemas-microsoft-com:office:office" xmlns:oel="http://schemas.microsoft.com/office/2019/extlst" xmlns:r="http://schemas.openxmlformats.org/officeDocument/2006/relationships" xmlns:m="http://schemas.openxmlformats.org/officeDocument/2006/math" xmlns:v="urn:schemas-microsoft-com:vml" xmlns:wp14="http://schemas.microsoft.com/office/word/2010/wordprocessingDrawing" xmlns:wp="http://schemas.openxmlformats.org/drawingml/2006/wordprocessingDrawing" xmlns:w10="urn:schemas-microsoft-com:office:word" xmlns:w="http://schemas.openxmlformats.org/wordprocessingml/2006/main" xmlns:w14="http://schemas.microsoft.com/office/word/2010/wordml" xmlns:w15="http://schemas.microsoft.com/office/word/2012/wordml" xmlns:w16cex="http://schemas.microsoft.com/office/word/2018/wordml/cex" xmlns:w16cid="http://schemas.microsoft.com/office/word/2016/wordml/cid" xmlns:w16="http://schemas.microsoft.com/office/word/2018/wordml" xmlns:w16du="http://schemas.microsoft.com/office/word/2023/wordml/word16du" xmlns:w16sdtdh="http://schemas.microsoft.com/office/word/2020/wordml/sdtdatahash" xmlns:w16sdtfl="http://schemas.microsoft.com/office/word/2024/wordml/sdtformatlock" xmlns:w16se="http://schemas.microsoft.com/office/word/2015/wordml/symex" xmlns:wpg="http://schemas.microsoft.com/office/word/2010/wordprocessingGroup" xmlns:wpi="http://schemas.microsoft.com/office/word/2010/wordprocessingInk" xmlns:wne="http://schemas.microsoft.com/office/word/2006/wordml" xmlns:wps="http://schemas.microsoft.com/office/word/2010/wordprocessingShape" mc:Ignorable="w14 w15 w16se w16cid w16 w16cex w16sdtdh w16sdtfl w16du wp14">
   <w:body>
     <w:p>
       <w:pPr>
@@ -57,20 +57,6 @@
         </w:rPr>
         <w:t xml:space="preserve"> </w:t>
       </w:r>
-    </w:p>
-    <w:p>
-      <w:pPr>
-        <w:pStyle w:val="Heading1"/>
-        <w:spacing w:before="0" w:after="120" w:line="23" w:lineRule="atLeast"/>
-        <w:jc w:val="both"/>
-        <w:rPr>
-          <w:rFonts w:asciiTheme="minorBidi" w:eastAsiaTheme="minorHAnsi" w:hAnsiTheme="minorBidi" w:cstheme="minorBidi"/>
-          <w:color w:val="auto"/>
-          <w:sz w:val="24"/>
-          <w:szCs w:val="24"/>
-          <w:lang w:eastAsia="en-US"/>
-        </w:rPr>
-      </w:pPr>
       <w:r>
         <w:rPr>
           <w:rFonts w:asciiTheme="minorBidi" w:eastAsiaTheme="minorHAnsi" w:hAnsiTheme="minorBidi" w:cstheme="minorBidi"/>
@@ -163,7 +149,8 @@
           <w:ilvl w:val="0"/>
           <w:numId w:val="54"/>
         </w:numPr>
-        <w:spacing w:before="0" w:after="120" w:line="23" w:lineRule="atLeast"/>
+        <w:spacing w:before="0" w:after="60" w:line="23" w:lineRule="atLeast"/>
+        <w:ind w:left="714" w:hanging="357"/>
         <w:jc w:val="both"/>
         <w:rPr>
           <w:rFonts w:asciiTheme="minorBidi" w:eastAsiaTheme="minorHAnsi" w:hAnsiTheme="minorBidi" w:cstheme="minorBidi"/>
@@ -191,7 +178,8 @@
           <w:ilvl w:val="0"/>
           <w:numId w:val="54"/>
         </w:numPr>
-        <w:spacing w:before="0" w:after="120" w:line="23" w:lineRule="atLeast"/>
+        <w:spacing w:before="0" w:after="60" w:line="23" w:lineRule="atLeast"/>
+        <w:ind w:left="714" w:hanging="357"/>
         <w:jc w:val="both"/>
         <w:rPr>
           <w:rFonts w:asciiTheme="minorBidi" w:eastAsiaTheme="minorHAnsi" w:hAnsiTheme="minorBidi" w:cstheme="minorBidi"/>
@@ -219,7 +207,8 @@
           <w:ilvl w:val="0"/>
           <w:numId w:val="54"/>
         </w:numPr>
-        <w:spacing w:before="0" w:after="120" w:line="23" w:lineRule="atLeast"/>
+        <w:spacing w:before="0" w:after="60" w:line="23" w:lineRule="atLeast"/>
+        <w:ind w:left="714" w:hanging="357"/>
         <w:jc w:val="both"/>
         <w:rPr>
           <w:rFonts w:asciiTheme="minorBidi" w:eastAsiaTheme="minorHAnsi" w:hAnsiTheme="minorBidi" w:cstheme="minorBidi"/>
@@ -247,7 +236,8 @@
           <w:ilvl w:val="0"/>
           <w:numId w:val="54"/>
         </w:numPr>
-        <w:spacing w:before="0" w:after="120" w:line="23" w:lineRule="atLeast"/>
+        <w:spacing w:before="0" w:after="60" w:line="23" w:lineRule="atLeast"/>
+        <w:ind w:left="714" w:hanging="357"/>
         <w:jc w:val="both"/>
         <w:rPr>
           <w:rFonts w:asciiTheme="minorBidi" w:eastAsiaTheme="minorHAnsi" w:hAnsiTheme="minorBidi" w:cstheme="minorBidi"/>
@@ -321,21 +311,7 @@
     <w:p>
       <w:pPr>
         <w:pStyle w:val="Heading1"/>
-        <w:spacing w:before="0" w:after="120" w:line="23" w:lineRule="atLeast"/>
-        <w:jc w:val="both"/>
-        <w:rPr>
-          <w:rFonts w:asciiTheme="minorBidi" w:eastAsiaTheme="minorHAnsi" w:hAnsiTheme="minorBidi" w:cstheme="minorBidi"/>
-          <w:color w:val="auto"/>
-          <w:sz w:val="24"/>
-          <w:szCs w:val="24"/>
-          <w:lang w:eastAsia="en-US"/>
-        </w:rPr>
-      </w:pPr>
-    </w:p>
-    <w:p>
-      <w:pPr>
-        <w:pStyle w:val="Heading1"/>
-        <w:spacing w:before="0" w:after="120" w:line="23" w:lineRule="atLeast"/>
+        <w:spacing w:before="360" w:after="120" w:line="23" w:lineRule="atLeast"/>
         <w:jc w:val="both"/>
         <w:rPr>
           <w:rFonts w:asciiTheme="minorBidi" w:eastAsiaTheme="minorHAnsi" w:hAnsiTheme="minorBidi" w:cstheme="minorBidi"/>
@@ -387,7 +363,8 @@
           <w:ilvl w:val="0"/>
           <w:numId w:val="54"/>
         </w:numPr>
-        <w:spacing w:before="0" w:after="120" w:line="23" w:lineRule="atLeast"/>
+        <w:spacing w:before="0" w:after="60" w:line="23" w:lineRule="atLeast"/>
+        <w:ind w:left="714" w:hanging="357"/>
         <w:jc w:val="both"/>
         <w:rPr>
           <w:rFonts w:asciiTheme="minorBidi" w:eastAsiaTheme="minorHAnsi" w:hAnsiTheme="minorBidi" w:cstheme="minorBidi"/>
@@ -415,7 +392,8 @@
           <w:ilvl w:val="0"/>
           <w:numId w:val="54"/>
         </w:numPr>
-        <w:spacing w:before="0" w:after="120" w:line="23" w:lineRule="atLeast"/>
+        <w:spacing w:before="0" w:after="60" w:line="23" w:lineRule="atLeast"/>
+        <w:ind w:left="714" w:hanging="357"/>
         <w:jc w:val="both"/>
         <w:rPr>
           <w:rFonts w:asciiTheme="minorBidi" w:eastAsiaTheme="minorHAnsi" w:hAnsiTheme="minorBidi" w:cstheme="minorBidi"/>
@@ -443,7 +421,8 @@
           <w:ilvl w:val="0"/>
           <w:numId w:val="54"/>
         </w:numPr>
-        <w:spacing w:before="0" w:after="120" w:line="23" w:lineRule="atLeast"/>
+        <w:spacing w:before="0" w:after="60" w:line="23" w:lineRule="atLeast"/>
+        <w:ind w:left="714" w:hanging="357"/>
         <w:jc w:val="both"/>
         <w:rPr>
           <w:rFonts w:asciiTheme="minorBidi" w:eastAsiaTheme="minorHAnsi" w:hAnsiTheme="minorBidi" w:cstheme="minorBidi"/>
@@ -471,7 +450,8 @@
           <w:ilvl w:val="0"/>
           <w:numId w:val="54"/>
         </w:numPr>
-        <w:spacing w:before="0" w:after="120" w:line="23" w:lineRule="atLeast"/>
+        <w:spacing w:before="0" w:after="60" w:line="23" w:lineRule="atLeast"/>
+        <w:ind w:left="714" w:hanging="357"/>
         <w:jc w:val="both"/>
         <w:rPr>
           <w:rFonts w:asciiTheme="minorBidi" w:eastAsiaTheme="minorHAnsi" w:hAnsiTheme="minorBidi" w:cstheme="minorBidi"/>
@@ -541,39 +521,6 @@
           <w:u w:val="single"/>
         </w:rPr>
         <w:t>attend the labs</w:t>
-      </w:r>
-      <w:r>
-        <w:rPr>
-          <w:rFonts w:asciiTheme="minorBidi" w:hAnsiTheme="minorBidi"/>
-          <w:sz w:val="24"/>
-          <w:szCs w:val="24"/>
-        </w:rPr>
-        <w:t xml:space="preserve">, if questions remain unanswered, please </w:t>
-      </w:r>
-      <w:r>
-        <w:rPr>
-          <w:rFonts w:asciiTheme="minorBidi" w:hAnsiTheme="minorBidi"/>
-          <w:sz w:val="24"/>
-          <w:szCs w:val="24"/>
-        </w:rPr>
-        <w:t xml:space="preserve">contact the </w:t>
-      </w:r>
-      <w:r>
-        <w:rPr>
-          <w:rFonts w:asciiTheme="minorBidi" w:hAnsiTheme="minorBidi"/>
-          <w:sz w:val="24"/>
-          <w:szCs w:val="24"/>
-        </w:rPr>
-        <w:t xml:space="preserve">professor </w:t>
-      </w:r>
-      <w:r>
-        <w:rPr>
-          <w:rFonts w:asciiTheme="minorBidi" w:hAnsiTheme="minorBidi"/>
-          <w:sz w:val="24"/>
-          <w:szCs w:val="24"/>
-          <w:u w:val="single"/>
-        </w:rPr>
-        <w:t>during the office hours</w:t>
       </w:r>
       <w:r>
         <w:rPr>
@@ -655,43 +602,15 @@
           <w:sz w:val="24"/>
           <w:szCs w:val="24"/>
         </w:rPr>
-        <w:t xml:space="preserve"> of lectures.</w:t>
-      </w:r>
-    </w:p>
-    <w:p>
-      <w:pPr>
-        <w:pStyle w:val="ListParagraph"/>
-        <w:numPr>
-          <w:ilvl w:val="0"/>
-          <w:numId w:val="35"/>
-        </w:numPr>
-        <w:autoSpaceDE w:val="0"/>
-        <w:autoSpaceDN w:val="0"/>
-        <w:adjustRightInd w:val="0"/>
-        <w:spacing w:before="360" w:after="240" w:line="276" w:lineRule="auto"/>
-        <w:jc w:val="both"/>
-        <w:rPr>
-          <w:rFonts w:asciiTheme="minorBidi" w:eastAsiaTheme="majorEastAsia" w:hAnsiTheme="minorBidi"/>
-          <w:color w:val="000000"/>
-          <w:sz w:val="24"/>
-          <w:szCs w:val="24"/>
-        </w:rPr>
-      </w:pPr>
-      <w:r>
-        <w:rPr>
-          <w:rFonts w:asciiTheme="minorBidi" w:hAnsiTheme="minorBidi"/>
-          <w:sz w:val="24"/>
-          <w:szCs w:val="24"/>
-        </w:rPr>
-        <w:t xml:space="preserve">Week 1 </w:t>
-      </w:r>
-      <w:r>
-        <w:rPr>
-          <w:rFonts w:asciiTheme="minorBidi" w:hAnsiTheme="minorBidi"/>
-          <w:sz w:val="24"/>
-          <w:szCs w:val="24"/>
-        </w:rPr>
-        <w:t>– Week 8 of labs.</w:t>
+        <w:t xml:space="preserve"> of lectures</w:t>
+      </w:r>
+      <w:r>
+        <w:rPr>
+          <w:rFonts w:asciiTheme="minorBidi" w:hAnsiTheme="minorBidi"/>
+          <w:sz w:val="24"/>
+          <w:szCs w:val="24"/>
+        </w:rPr>
+        <w:t xml:space="preserve"> and labs.</w:t>
       </w:r>
       <w:r>
         <w:rPr>
@@ -721,7 +640,6 @@
           <w:sz w:val="24"/>
           <w:szCs w:val="24"/>
         </w:rPr>
-        <w:lastRenderedPageBreak/>
         <w:t>WHAT MATTERS IN THIS LAB</w:t>
       </w:r>
     </w:p>
@@ -779,6 +697,7 @@
           <w:sz w:val="24"/>
           <w:szCs w:val="24"/>
         </w:rPr>
+        <w:lastRenderedPageBreak/>
         <w:t>How often you revise your requirements</w:t>
       </w:r>
     </w:p>
@@ -856,6 +775,8 @@
         <w:jc w:val="both"/>
         <w:rPr>
           <w:rFonts w:asciiTheme="minorBidi" w:hAnsiTheme="minorBidi"/>
+          <w:i/>
+          <w:iCs/>
           <w:sz w:val="24"/>
           <w:szCs w:val="24"/>
         </w:rPr>
@@ -923,72 +844,67 @@
           <w:szCs w:val="24"/>
         </w:rPr>
         <w:t>The central question is simple:</w:t>
+      </w:r>
+      <w:r>
+        <w:rPr>
+          <w:rFonts w:asciiTheme="minorBidi" w:hAnsiTheme="minorBidi"/>
+          <w:sz w:val="24"/>
+          <w:szCs w:val="24"/>
+        </w:rPr>
+        <w:t xml:space="preserve">  </w:t>
+      </w:r>
+      <w:r>
+        <w:rPr>
+          <w:rFonts w:asciiTheme="minorBidi" w:hAnsiTheme="minorBidi"/>
+          <w:i/>
+          <w:iCs/>
+          <w:sz w:val="24"/>
+          <w:szCs w:val="24"/>
+        </w:rPr>
+        <w:t>How does the clarity and completeness of your requirements shape the behavior of an AI-generated solution?</w:t>
       </w:r>
     </w:p>
     <w:p>
       <w:pPr>
-        <w:jc w:val="center"/>
-        <w:rPr>
-          <w:rFonts w:asciiTheme="minorBidi" w:hAnsiTheme="minorBidi"/>
-          <w:i/>
-          <w:iCs/>
-          <w:sz w:val="24"/>
-          <w:szCs w:val="24"/>
-        </w:rPr>
-      </w:pPr>
-      <w:r>
-        <w:rPr>
-          <w:rFonts w:asciiTheme="minorBidi" w:hAnsiTheme="minorBidi"/>
-          <w:i/>
-          <w:iCs/>
-          <w:sz w:val="24"/>
-          <w:szCs w:val="24"/>
-        </w:rPr>
-        <w:t>How does the clarity and completeness of your requirements shape the behavior of an AI-generated solution?</w:t>
+        <w:jc w:val="both"/>
+        <w:rPr>
+          <w:rFonts w:asciiTheme="minorBidi" w:hAnsiTheme="minorBidi"/>
+          <w:b/>
+          <w:bCs/>
+          <w:sz w:val="24"/>
+          <w:szCs w:val="24"/>
+        </w:rPr>
+      </w:pPr>
+      <w:r>
+        <w:rPr>
+          <w:rFonts w:asciiTheme="minorBidi" w:hAnsiTheme="minorBidi"/>
+          <w:sz w:val="24"/>
+          <w:szCs w:val="24"/>
+        </w:rPr>
+        <w:t>Your goal is not to write complex algorithms. Your goal is to see how well your specification controls the system when execution is delegated.</w:t>
+      </w:r>
+      <w:r>
+        <w:rPr>
+          <w:rFonts w:asciiTheme="minorBidi" w:hAnsiTheme="minorBidi"/>
+          <w:sz w:val="24"/>
+          <w:szCs w:val="24"/>
+        </w:rPr>
+        <w:t xml:space="preserve">  </w:t>
+      </w:r>
+      <w:r>
+        <w:rPr>
+          <w:rFonts w:asciiTheme="minorBidi" w:hAnsiTheme="minorBidi"/>
+          <w:b/>
+          <w:bCs/>
+          <w:sz w:val="24"/>
+          <w:szCs w:val="24"/>
+        </w:rPr>
+        <w:t>If something is ambiguous, document your assumption and proceed.</w:t>
       </w:r>
     </w:p>
     <w:p>
       <w:pPr>
-        <w:jc w:val="both"/>
-        <w:rPr>
-          <w:rFonts w:asciiTheme="minorBidi" w:hAnsiTheme="minorBidi"/>
-          <w:sz w:val="24"/>
-          <w:szCs w:val="24"/>
-        </w:rPr>
-      </w:pPr>
-      <w:r>
-        <w:rPr>
-          <w:rFonts w:asciiTheme="minorBidi" w:hAnsiTheme="minorBidi"/>
-          <w:sz w:val="24"/>
-          <w:szCs w:val="24"/>
-        </w:rPr>
-        <w:t>Your goal is not to write complex algorithms. Your goal is to see how well your specification controls the system when execution is delegated.</w:t>
-      </w:r>
-    </w:p>
-    <w:p>
-      <w:pPr>
-        <w:jc w:val="both"/>
-        <w:rPr>
-          <w:rFonts w:asciiTheme="minorBidi" w:hAnsiTheme="minorBidi"/>
-          <w:b/>
-          <w:bCs/>
-          <w:sz w:val="24"/>
-          <w:szCs w:val="24"/>
-        </w:rPr>
-      </w:pPr>
-      <w:r>
-        <w:rPr>
-          <w:rFonts w:asciiTheme="minorBidi" w:hAnsiTheme="minorBidi"/>
-          <w:b/>
-          <w:bCs/>
-          <w:sz w:val="24"/>
-          <w:szCs w:val="24"/>
-        </w:rPr>
-        <w:t>If something is ambiguous, document your assumption and proceed.</w:t>
-      </w:r>
-    </w:p>
-    <w:p>
-      <w:pPr>
+        <w:spacing w:before="480" w:after="360"/>
         <w:jc w:val="both"/>
         <w:rPr>
           <w:rFonts w:asciiTheme="majorHAnsi" w:eastAsiaTheme="majorEastAsia" w:hAnsiTheme="majorHAnsi" w:cstheme="majorBidi"/>
@@ -999,46 +915,246 @@
       </w:pPr>
       <w:r>
         <w:rPr>
-          <w:rFonts w:asciiTheme="minorBidi" w:hAnsiTheme="minorBidi"/>
-          <w:sz w:val="24"/>
-          <w:szCs w:val="24"/>
-        </w:rPr>
-        <w:t xml:space="preserve"> </w:t>
-      </w:r>
-    </w:p>
-    <w:p>
-      <w:pPr>
-        <w:rPr>
           <w:rFonts w:asciiTheme="majorHAnsi" w:eastAsiaTheme="majorEastAsia" w:hAnsiTheme="majorHAnsi" w:cstheme="majorBidi"/>
           <w:color w:val="2F5496" w:themeColor="accent1" w:themeShade="BF"/>
           <w:sz w:val="32"/>
           <w:szCs w:val="32"/>
         </w:rPr>
-      </w:pPr>
-      <w:r>
-        <w:rPr>
-          <w:rFonts w:asciiTheme="majorHAnsi" w:eastAsiaTheme="majorEastAsia" w:hAnsiTheme="majorHAnsi" w:cstheme="majorBidi"/>
-          <w:color w:val="2F5496" w:themeColor="accent1" w:themeShade="BF"/>
-          <w:sz w:val="32"/>
-          <w:szCs w:val="32"/>
-        </w:rPr>
-        <w:br w:type="page"/>
+        <w:t xml:space="preserve">VIBE CODING AND SOFTWARE REQUIREMENTS </w:t>
       </w:r>
     </w:p>
     <w:p>
       <w:pPr>
-        <w:spacing w:before="480"/>
+        <w:autoSpaceDE w:val="0"/>
+        <w:autoSpaceDN w:val="0"/>
+        <w:adjustRightInd w:val="0"/>
+        <w:spacing w:after="120" w:line="276" w:lineRule="auto"/>
         <w:jc w:val="both"/>
-      </w:pPr>
-      <w:r>
-        <w:rPr>
-          <w:rFonts w:asciiTheme="majorHAnsi" w:eastAsiaTheme="majorEastAsia" w:hAnsiTheme="majorHAnsi" w:cstheme="majorBidi"/>
-          <w:color w:val="2F5496" w:themeColor="accent1" w:themeShade="BF"/>
-          <w:sz w:val="32"/>
-          <w:szCs w:val="32"/>
-        </w:rPr>
-        <w:lastRenderedPageBreak/>
-        <w:t xml:space="preserve">VIBE CODING AND SOFTWARE REQUIREMENTS </w:t>
+        <w:rPr>
+          <w:rFonts w:asciiTheme="minorBidi" w:hAnsiTheme="minorBidi"/>
+          <w:sz w:val="24"/>
+          <w:szCs w:val="24"/>
+        </w:rPr>
+      </w:pPr>
+      <w:r>
+        <w:rPr>
+          <w:rFonts w:asciiTheme="minorBidi" w:hAnsiTheme="minorBidi"/>
+          <w:sz w:val="24"/>
+          <w:szCs w:val="24"/>
+        </w:rPr>
+        <w:t xml:space="preserve">In this lab, you will design and implement an </w:t>
+      </w:r>
+      <w:r>
+        <w:rPr>
+          <w:rFonts w:asciiTheme="minorBidi" w:hAnsiTheme="minorBidi"/>
+          <w:b/>
+          <w:bCs/>
+          <w:sz w:val="24"/>
+          <w:szCs w:val="24"/>
+        </w:rPr>
+        <w:t>Appointment Slot Recommender</w:t>
+      </w:r>
+      <w:r>
+        <w:rPr>
+          <w:rFonts w:asciiTheme="minorBidi" w:hAnsiTheme="minorBidi"/>
+          <w:sz w:val="24"/>
+          <w:szCs w:val="24"/>
+        </w:rPr>
+        <w:t xml:space="preserve"> using an LLM assistant as your primary programming collaborator.</w:t>
+      </w:r>
+      <w:r>
+        <w:rPr>
+          <w:rFonts w:asciiTheme="minorBidi" w:hAnsiTheme="minorBidi"/>
+          <w:sz w:val="24"/>
+          <w:szCs w:val="24"/>
+        </w:rPr>
+        <w:t xml:space="preserve"> </w:t>
+      </w:r>
+      <w:r>
+        <w:rPr>
+          <w:rFonts w:asciiTheme="minorBidi" w:hAnsiTheme="minorBidi"/>
+          <w:sz w:val="24"/>
+          <w:szCs w:val="24"/>
+        </w:rPr>
+        <w:t>You are asked to implement a Python module that recommends available meeting slots within a defined working window.</w:t>
+      </w:r>
+      <w:r>
+        <w:rPr>
+          <w:rFonts w:asciiTheme="minorBidi" w:hAnsiTheme="minorBidi"/>
+          <w:sz w:val="24"/>
+          <w:szCs w:val="24"/>
+        </w:rPr>
+        <w:t xml:space="preserve"> </w:t>
+      </w:r>
+      <w:r>
+        <w:rPr>
+          <w:rFonts w:asciiTheme="minorBidi" w:hAnsiTheme="minorBidi"/>
+          <w:sz w:val="24"/>
+          <w:szCs w:val="24"/>
+        </w:rPr>
+        <w:t>The system must:</w:t>
+      </w:r>
+    </w:p>
+    <w:p>
+      <w:pPr>
+        <w:numPr>
+          <w:ilvl w:val="0"/>
+          <w:numId w:val="71"/>
+        </w:numPr>
+        <w:autoSpaceDE w:val="0"/>
+        <w:autoSpaceDN w:val="0"/>
+        <w:adjustRightInd w:val="0"/>
+        <w:spacing w:after="0" w:line="276" w:lineRule="auto"/>
+        <w:ind w:left="714" w:hanging="357"/>
+        <w:jc w:val="both"/>
+        <w:rPr>
+          <w:rFonts w:asciiTheme="minorBidi" w:hAnsiTheme="minorBidi"/>
+          <w:sz w:val="24"/>
+          <w:szCs w:val="24"/>
+        </w:rPr>
+      </w:pPr>
+      <w:r>
+        <w:rPr>
+          <w:rFonts w:asciiTheme="minorBidi" w:hAnsiTheme="minorBidi"/>
+          <w:sz w:val="24"/>
+          <w:szCs w:val="24"/>
+        </w:rPr>
+        <w:t>Accept working hours (start and end time).</w:t>
+      </w:r>
+    </w:p>
+    <w:p>
+      <w:pPr>
+        <w:numPr>
+          <w:ilvl w:val="0"/>
+          <w:numId w:val="71"/>
+        </w:numPr>
+        <w:autoSpaceDE w:val="0"/>
+        <w:autoSpaceDN w:val="0"/>
+        <w:adjustRightInd w:val="0"/>
+        <w:spacing w:after="0" w:line="276" w:lineRule="auto"/>
+        <w:ind w:left="714" w:hanging="357"/>
+        <w:jc w:val="both"/>
+        <w:rPr>
+          <w:rFonts w:asciiTheme="minorBidi" w:hAnsiTheme="minorBidi"/>
+          <w:sz w:val="24"/>
+          <w:szCs w:val="24"/>
+        </w:rPr>
+      </w:pPr>
+      <w:r>
+        <w:rPr>
+          <w:rFonts w:asciiTheme="minorBidi" w:hAnsiTheme="minorBidi"/>
+          <w:sz w:val="24"/>
+          <w:szCs w:val="24"/>
+        </w:rPr>
+        <w:t>Accept a list of existing busy intervals.</w:t>
+      </w:r>
+    </w:p>
+    <w:p>
+      <w:pPr>
+        <w:numPr>
+          <w:ilvl w:val="0"/>
+          <w:numId w:val="71"/>
+        </w:numPr>
+        <w:autoSpaceDE w:val="0"/>
+        <w:autoSpaceDN w:val="0"/>
+        <w:adjustRightInd w:val="0"/>
+        <w:spacing w:after="0" w:line="276" w:lineRule="auto"/>
+        <w:ind w:left="714" w:hanging="357"/>
+        <w:jc w:val="both"/>
+        <w:rPr>
+          <w:rFonts w:asciiTheme="minorBidi" w:hAnsiTheme="minorBidi"/>
+          <w:sz w:val="24"/>
+          <w:szCs w:val="24"/>
+        </w:rPr>
+      </w:pPr>
+      <w:r>
+        <w:rPr>
+          <w:rFonts w:asciiTheme="minorBidi" w:hAnsiTheme="minorBidi"/>
+          <w:sz w:val="24"/>
+          <w:szCs w:val="24"/>
+        </w:rPr>
+        <w:t>Accept a required meeting duration.</w:t>
+      </w:r>
+    </w:p>
+    <w:p>
+      <w:pPr>
+        <w:numPr>
+          <w:ilvl w:val="0"/>
+          <w:numId w:val="71"/>
+        </w:numPr>
+        <w:autoSpaceDE w:val="0"/>
+        <w:autoSpaceDN w:val="0"/>
+        <w:adjustRightInd w:val="0"/>
+        <w:spacing w:after="0" w:line="276" w:lineRule="auto"/>
+        <w:ind w:left="714" w:hanging="357"/>
+        <w:jc w:val="both"/>
+        <w:rPr>
+          <w:rFonts w:asciiTheme="minorBidi" w:hAnsiTheme="minorBidi"/>
+          <w:sz w:val="24"/>
+          <w:szCs w:val="24"/>
+        </w:rPr>
+      </w:pPr>
+      <w:r>
+        <w:rPr>
+          <w:rFonts w:asciiTheme="minorBidi" w:hAnsiTheme="minorBidi"/>
+          <w:sz w:val="24"/>
+          <w:szCs w:val="24"/>
+        </w:rPr>
+        <w:t>Accept an optional buffer time between meetings.</w:t>
+      </w:r>
+    </w:p>
+    <w:p>
+      <w:pPr>
+        <w:numPr>
+          <w:ilvl w:val="0"/>
+          <w:numId w:val="71"/>
+        </w:numPr>
+        <w:autoSpaceDE w:val="0"/>
+        <w:autoSpaceDN w:val="0"/>
+        <w:adjustRightInd w:val="0"/>
+        <w:spacing w:after="0" w:line="276" w:lineRule="auto"/>
+        <w:ind w:left="714" w:hanging="357"/>
+        <w:jc w:val="both"/>
+        <w:rPr>
+          <w:rFonts w:asciiTheme="minorBidi" w:hAnsiTheme="minorBidi"/>
+          <w:sz w:val="24"/>
+          <w:szCs w:val="24"/>
+        </w:rPr>
+      </w:pPr>
+      <w:r>
+        <w:rPr>
+          <w:rFonts w:asciiTheme="minorBidi" w:hAnsiTheme="minorBidi"/>
+          <w:sz w:val="24"/>
+          <w:szCs w:val="24"/>
+        </w:rPr>
+        <w:t>Optionally restrict suggestions to a candidate time window.</w:t>
+      </w:r>
+    </w:p>
+    <w:p>
+      <w:pPr>
+        <w:numPr>
+          <w:ilvl w:val="0"/>
+          <w:numId w:val="71"/>
+        </w:numPr>
+        <w:autoSpaceDE w:val="0"/>
+        <w:autoSpaceDN w:val="0"/>
+        <w:adjustRightInd w:val="0"/>
+        <w:spacing w:after="0" w:line="276" w:lineRule="auto"/>
+        <w:ind w:left="714" w:hanging="357"/>
+        <w:jc w:val="both"/>
+        <w:rPr>
+          <w:rFonts w:asciiTheme="minorBidi" w:hAnsiTheme="minorBidi"/>
+          <w:sz w:val="24"/>
+          <w:szCs w:val="24"/>
+        </w:rPr>
+      </w:pPr>
+      <w:r>
+        <w:rPr>
+          <w:rFonts w:asciiTheme="minorBidi" w:hAnsiTheme="minorBidi"/>
+          <w:sz w:val="24"/>
+          <w:szCs w:val="24"/>
+        </w:rPr>
+        <w:t>Return chronologically ordered appointment slots that satisfy all constraints.</w:t>
       </w:r>
     </w:p>
     <w:p>
@@ -1060,45 +1176,115 @@
           <w:sz w:val="24"/>
           <w:szCs w:val="24"/>
         </w:rPr>
-        <w:t xml:space="preserve">In this lab, you will design and implement an </w:t>
-      </w:r>
-      <w:commentRangeStart w:id="0"/>
-      <w:r>
-        <w:rPr>
-          <w:rFonts w:asciiTheme="minorBidi" w:hAnsiTheme="minorBidi"/>
-          <w:b/>
-          <w:bCs/>
-          <w:sz w:val="24"/>
-          <w:szCs w:val="24"/>
-          <w:highlight w:val="yellow"/>
-        </w:rPr>
-        <w:t>Appointment Slot Recommender</w:t>
-      </w:r>
-      <w:r>
-        <w:rPr>
-          <w:rFonts w:asciiTheme="minorBidi" w:hAnsiTheme="minorBidi"/>
-          <w:sz w:val="24"/>
-          <w:szCs w:val="24"/>
-        </w:rPr>
-        <w:t xml:space="preserve"> </w:t>
-      </w:r>
-      <w:commentRangeEnd w:id="0"/>
-      <w:r>
-        <w:rPr>
-          <w:rStyle w:val="CommentReference"/>
-          <w:rFonts w:asciiTheme="minorBidi" w:hAnsiTheme="minorBidi"/>
-          <w:sz w:val="24"/>
-          <w:szCs w:val="24"/>
-        </w:rPr>
-        <w:commentReference w:id="0"/>
-      </w:r>
-      <w:r>
-        <w:rPr>
-          <w:rFonts w:asciiTheme="minorBidi" w:hAnsiTheme="minorBidi"/>
-          <w:sz w:val="24"/>
-          <w:szCs w:val="24"/>
-        </w:rPr>
-        <w:t>using an LLM assistant as your primary programming collaborator.</w:t>
+        <w:t>The system must ensure that:</w:t>
+      </w:r>
+    </w:p>
+    <w:p>
+      <w:pPr>
+        <w:numPr>
+          <w:ilvl w:val="0"/>
+          <w:numId w:val="71"/>
+        </w:numPr>
+        <w:autoSpaceDE w:val="0"/>
+        <w:autoSpaceDN w:val="0"/>
+        <w:adjustRightInd w:val="0"/>
+        <w:spacing w:after="0" w:line="276" w:lineRule="auto"/>
+        <w:ind w:left="714" w:hanging="357"/>
+        <w:jc w:val="both"/>
+        <w:rPr>
+          <w:rFonts w:asciiTheme="minorBidi" w:hAnsiTheme="minorBidi"/>
+          <w:sz w:val="24"/>
+          <w:szCs w:val="24"/>
+        </w:rPr>
+      </w:pPr>
+      <w:r>
+        <w:rPr>
+          <w:rFonts w:asciiTheme="minorBidi" w:hAnsiTheme="minorBidi"/>
+          <w:sz w:val="24"/>
+          <w:szCs w:val="24"/>
+        </w:rPr>
+        <w:t>Suggested slots fall within working hours.</w:t>
+      </w:r>
+    </w:p>
+    <w:p>
+      <w:pPr>
+        <w:numPr>
+          <w:ilvl w:val="0"/>
+          <w:numId w:val="71"/>
+        </w:numPr>
+        <w:autoSpaceDE w:val="0"/>
+        <w:autoSpaceDN w:val="0"/>
+        <w:adjustRightInd w:val="0"/>
+        <w:spacing w:after="0" w:line="276" w:lineRule="auto"/>
+        <w:ind w:left="714" w:hanging="357"/>
+        <w:jc w:val="both"/>
+        <w:rPr>
+          <w:rFonts w:asciiTheme="minorBidi" w:hAnsiTheme="minorBidi"/>
+          <w:sz w:val="24"/>
+          <w:szCs w:val="24"/>
+        </w:rPr>
+      </w:pPr>
+      <w:r>
+        <w:rPr>
+          <w:rFonts w:asciiTheme="minorBidi" w:hAnsiTheme="minorBidi"/>
+          <w:sz w:val="24"/>
+          <w:szCs w:val="24"/>
+        </w:rPr>
+        <w:t>Suggested slots do not overlap busy intervals.</w:t>
+      </w:r>
+    </w:p>
+    <w:p>
+      <w:pPr>
+        <w:numPr>
+          <w:ilvl w:val="0"/>
+          <w:numId w:val="71"/>
+        </w:numPr>
+        <w:autoSpaceDE w:val="0"/>
+        <w:autoSpaceDN w:val="0"/>
+        <w:adjustRightInd w:val="0"/>
+        <w:spacing w:after="0" w:line="276" w:lineRule="auto"/>
+        <w:ind w:left="714" w:hanging="357"/>
+        <w:jc w:val="both"/>
+        <w:rPr>
+          <w:rFonts w:asciiTheme="minorBidi" w:hAnsiTheme="minorBidi"/>
+          <w:sz w:val="24"/>
+          <w:szCs w:val="24"/>
+        </w:rPr>
+      </w:pPr>
+      <w:r>
+        <w:rPr>
+          <w:rFonts w:asciiTheme="minorBidi" w:hAnsiTheme="minorBidi"/>
+          <w:sz w:val="24"/>
+          <w:szCs w:val="24"/>
+        </w:rPr>
+        <w:t>Buffer time is respected when evaluating availability.</w:t>
+      </w:r>
+    </w:p>
+    <w:p>
+      <w:pPr>
+        <w:numPr>
+          <w:ilvl w:val="0"/>
+          <w:numId w:val="71"/>
+        </w:numPr>
+        <w:autoSpaceDE w:val="0"/>
+        <w:autoSpaceDN w:val="0"/>
+        <w:adjustRightInd w:val="0"/>
+        <w:spacing w:after="0" w:line="276" w:lineRule="auto"/>
+        <w:ind w:left="714" w:hanging="357"/>
+        <w:jc w:val="both"/>
+        <w:rPr>
+          <w:rFonts w:asciiTheme="minorBidi" w:hAnsiTheme="minorBidi"/>
+          <w:sz w:val="24"/>
+          <w:szCs w:val="24"/>
+        </w:rPr>
+      </w:pPr>
+      <w:r>
+        <w:rPr>
+          <w:rFonts w:asciiTheme="minorBidi" w:hAnsiTheme="minorBidi"/>
+          <w:sz w:val="24"/>
+          <w:szCs w:val="24"/>
+        </w:rPr>
+        <w:t>Output ordering is deterministic under identical inputs.</w:t>
       </w:r>
     </w:p>
     <w:p>
@@ -1120,7 +1306,88 @@
           <w:sz w:val="24"/>
           <w:szCs w:val="24"/>
         </w:rPr>
-        <w:t>You are asked to implement Python functions that can recommend available meeting slots given working hours, busy intervals, meeting duration, optional buffer time, and a candidate window. The function must return chronologically ordered suggestions that fit within working hours and do not overlap busy intervals under buffering rules. It must handle edge cases such as adjacent intervals, tiny gaps, and buffers eliminating availability.</w:t>
+        <w:t>The module must preserve the following invariants:</w:t>
+      </w:r>
+    </w:p>
+    <w:p>
+      <w:pPr>
+        <w:numPr>
+          <w:ilvl w:val="0"/>
+          <w:numId w:val="71"/>
+        </w:numPr>
+        <w:autoSpaceDE w:val="0"/>
+        <w:autoSpaceDN w:val="0"/>
+        <w:adjustRightInd w:val="0"/>
+        <w:spacing w:after="0" w:line="276" w:lineRule="auto"/>
+        <w:ind w:left="714" w:hanging="357"/>
+        <w:jc w:val="both"/>
+        <w:rPr>
+          <w:rFonts w:asciiTheme="minorBidi" w:hAnsiTheme="minorBidi"/>
+          <w:sz w:val="24"/>
+          <w:szCs w:val="24"/>
+        </w:rPr>
+      </w:pPr>
+      <w:r>
+        <w:rPr>
+          <w:rFonts w:asciiTheme="minorBidi" w:hAnsiTheme="minorBidi"/>
+          <w:sz w:val="24"/>
+          <w:szCs w:val="24"/>
+        </w:rPr>
+        <w:t>Returned slots must be at least as long as the required duration.</w:t>
+      </w:r>
+    </w:p>
+    <w:p>
+      <w:pPr>
+        <w:numPr>
+          <w:ilvl w:val="0"/>
+          <w:numId w:val="71"/>
+        </w:numPr>
+        <w:autoSpaceDE w:val="0"/>
+        <w:autoSpaceDN w:val="0"/>
+        <w:adjustRightInd w:val="0"/>
+        <w:spacing w:after="0" w:line="276" w:lineRule="auto"/>
+        <w:ind w:left="714" w:hanging="357"/>
+        <w:jc w:val="both"/>
+        <w:rPr>
+          <w:rFonts w:asciiTheme="minorBidi" w:hAnsiTheme="minorBidi"/>
+          <w:sz w:val="24"/>
+          <w:szCs w:val="24"/>
+        </w:rPr>
+      </w:pPr>
+      <w:r>
+        <w:rPr>
+          <w:rFonts w:asciiTheme="minorBidi" w:hAnsiTheme="minorBidi"/>
+          <w:sz w:val="24"/>
+          <w:szCs w:val="24"/>
+        </w:rPr>
+        <w:t>No returned slot may violate buffer constraints.</w:t>
+      </w:r>
+    </w:p>
+    <w:p>
+      <w:pPr>
+        <w:numPr>
+          <w:ilvl w:val="0"/>
+          <w:numId w:val="71"/>
+        </w:numPr>
+        <w:autoSpaceDE w:val="0"/>
+        <w:autoSpaceDN w:val="0"/>
+        <w:adjustRightInd w:val="0"/>
+        <w:spacing w:after="0" w:line="276" w:lineRule="auto"/>
+        <w:ind w:left="714" w:hanging="357"/>
+        <w:jc w:val="both"/>
+        <w:rPr>
+          <w:rFonts w:asciiTheme="minorBidi" w:hAnsiTheme="minorBidi"/>
+          <w:sz w:val="24"/>
+          <w:szCs w:val="24"/>
+        </w:rPr>
+      </w:pPr>
+      <w:r>
+        <w:rPr>
+          <w:rFonts w:asciiTheme="minorBidi" w:hAnsiTheme="minorBidi"/>
+          <w:sz w:val="24"/>
+          <w:szCs w:val="24"/>
+        </w:rPr>
+        <w:t>The returned list must reflect the current system state.</w:t>
       </w:r>
     </w:p>
     <w:p>
@@ -1142,24 +1409,174 @@
           <w:sz w:val="24"/>
           <w:szCs w:val="24"/>
         </w:rPr>
-        <w:t>The i</w:t>
-      </w:r>
-      <w:r>
-        <w:rPr>
-          <w:rFonts w:asciiTheme="minorBidi" w:hAnsiTheme="minorBidi"/>
-          <w:sz w:val="24"/>
-          <w:szCs w:val="24"/>
-        </w:rPr>
-        <w:t xml:space="preserve">nputs include: </w:t>
+        <w:lastRenderedPageBreak/>
+        <w:t>The system must correctly handle non-trivial scenarios such as:</w:t>
       </w:r>
     </w:p>
     <w:p>
       <w:pPr>
-        <w:pStyle w:val="ListParagraph"/>
         <w:numPr>
           <w:ilvl w:val="0"/>
-          <w:numId w:val="64"/>
+          <w:numId w:val="71"/>
         </w:numPr>
+        <w:autoSpaceDE w:val="0"/>
+        <w:autoSpaceDN w:val="0"/>
+        <w:adjustRightInd w:val="0"/>
+        <w:spacing w:after="0" w:line="276" w:lineRule="auto"/>
+        <w:ind w:left="714" w:hanging="357"/>
+        <w:jc w:val="both"/>
+        <w:rPr>
+          <w:rFonts w:asciiTheme="minorBidi" w:hAnsiTheme="minorBidi"/>
+          <w:sz w:val="24"/>
+          <w:szCs w:val="24"/>
+        </w:rPr>
+      </w:pPr>
+      <w:r>
+        <w:rPr>
+          <w:rFonts w:asciiTheme="minorBidi" w:hAnsiTheme="minorBidi"/>
+          <w:sz w:val="24"/>
+          <w:szCs w:val="24"/>
+        </w:rPr>
+        <w:t>Adjacent busy intervals.</w:t>
+      </w:r>
+    </w:p>
+    <w:p>
+      <w:pPr>
+        <w:numPr>
+          <w:ilvl w:val="0"/>
+          <w:numId w:val="71"/>
+        </w:numPr>
+        <w:autoSpaceDE w:val="0"/>
+        <w:autoSpaceDN w:val="0"/>
+        <w:adjustRightInd w:val="0"/>
+        <w:spacing w:after="0" w:line="276" w:lineRule="auto"/>
+        <w:ind w:left="714" w:hanging="357"/>
+        <w:jc w:val="both"/>
+        <w:rPr>
+          <w:rFonts w:asciiTheme="minorBidi" w:hAnsiTheme="minorBidi"/>
+          <w:sz w:val="24"/>
+          <w:szCs w:val="24"/>
+        </w:rPr>
+      </w:pPr>
+      <w:r>
+        <w:rPr>
+          <w:rFonts w:asciiTheme="minorBidi" w:hAnsiTheme="minorBidi"/>
+          <w:sz w:val="24"/>
+          <w:szCs w:val="24"/>
+        </w:rPr>
+        <w:t>Very small gaps between meetings.</w:t>
+      </w:r>
+    </w:p>
+    <w:p>
+      <w:pPr>
+        <w:numPr>
+          <w:ilvl w:val="0"/>
+          <w:numId w:val="71"/>
+        </w:numPr>
+        <w:autoSpaceDE w:val="0"/>
+        <w:autoSpaceDN w:val="0"/>
+        <w:adjustRightInd w:val="0"/>
+        <w:spacing w:after="0" w:line="276" w:lineRule="auto"/>
+        <w:ind w:left="714" w:hanging="357"/>
+        <w:jc w:val="both"/>
+        <w:rPr>
+          <w:rFonts w:asciiTheme="minorBidi" w:hAnsiTheme="minorBidi"/>
+          <w:sz w:val="24"/>
+          <w:szCs w:val="24"/>
+        </w:rPr>
+      </w:pPr>
+      <w:r>
+        <w:rPr>
+          <w:rFonts w:asciiTheme="minorBidi" w:hAnsiTheme="minorBidi"/>
+          <w:sz w:val="24"/>
+          <w:szCs w:val="24"/>
+        </w:rPr>
+        <w:t>Buffers eliminating otherwise valid availability.</w:t>
+      </w:r>
+    </w:p>
+    <w:p>
+      <w:pPr>
+        <w:numPr>
+          <w:ilvl w:val="0"/>
+          <w:numId w:val="71"/>
+        </w:numPr>
+        <w:autoSpaceDE w:val="0"/>
+        <w:autoSpaceDN w:val="0"/>
+        <w:adjustRightInd w:val="0"/>
+        <w:spacing w:after="0" w:line="276" w:lineRule="auto"/>
+        <w:ind w:left="714" w:hanging="357"/>
+        <w:jc w:val="both"/>
+        <w:rPr>
+          <w:rFonts w:asciiTheme="minorBidi" w:hAnsiTheme="minorBidi"/>
+          <w:sz w:val="24"/>
+          <w:szCs w:val="24"/>
+        </w:rPr>
+      </w:pPr>
+      <w:r>
+        <w:rPr>
+          <w:rFonts w:asciiTheme="minorBidi" w:hAnsiTheme="minorBidi"/>
+          <w:sz w:val="24"/>
+          <w:szCs w:val="24"/>
+        </w:rPr>
+        <w:t>Overlapping or unsorted busy intervals.</w:t>
+      </w:r>
+    </w:p>
+    <w:p>
+      <w:pPr>
+        <w:numPr>
+          <w:ilvl w:val="0"/>
+          <w:numId w:val="71"/>
+        </w:numPr>
+        <w:autoSpaceDE w:val="0"/>
+        <w:autoSpaceDN w:val="0"/>
+        <w:adjustRightInd w:val="0"/>
+        <w:spacing w:after="0" w:line="276" w:lineRule="auto"/>
+        <w:ind w:left="714" w:hanging="357"/>
+        <w:jc w:val="both"/>
+        <w:rPr>
+          <w:rFonts w:asciiTheme="minorBidi" w:hAnsiTheme="minorBidi"/>
+          <w:sz w:val="24"/>
+          <w:szCs w:val="24"/>
+        </w:rPr>
+      </w:pPr>
+      <w:r>
+        <w:rPr>
+          <w:rFonts w:asciiTheme="minorBidi" w:hAnsiTheme="minorBidi"/>
+          <w:sz w:val="24"/>
+          <w:szCs w:val="24"/>
+        </w:rPr>
+        <w:t>A meeting duration longer than any available gap.</w:t>
+      </w:r>
+    </w:p>
+    <w:p>
+      <w:pPr>
+        <w:numPr>
+          <w:ilvl w:val="0"/>
+          <w:numId w:val="71"/>
+        </w:numPr>
+        <w:autoSpaceDE w:val="0"/>
+        <w:autoSpaceDN w:val="0"/>
+        <w:adjustRightInd w:val="0"/>
+        <w:spacing w:after="0" w:line="276" w:lineRule="auto"/>
+        <w:ind w:left="714" w:hanging="357"/>
+        <w:jc w:val="both"/>
+        <w:rPr>
+          <w:rFonts w:asciiTheme="minorBidi" w:hAnsiTheme="minorBidi"/>
+          <w:sz w:val="24"/>
+          <w:szCs w:val="24"/>
+        </w:rPr>
+      </w:pPr>
+      <w:r>
+        <w:rPr>
+          <w:rFonts w:asciiTheme="minorBidi" w:hAnsiTheme="minorBidi"/>
+          <w:sz w:val="24"/>
+          <w:szCs w:val="24"/>
+        </w:rPr>
+        <w:t>No availability within the working window.</w:t>
+      </w:r>
+    </w:p>
+    <w:p>
+      <w:pPr>
         <w:autoSpaceDE w:val="0"/>
         <w:autoSpaceDN w:val="0"/>
         <w:adjustRightInd w:val="0"/>
@@ -1177,20 +1594,15 @@
           <w:sz w:val="24"/>
           <w:szCs w:val="24"/>
         </w:rPr>
-        <w:t xml:space="preserve">a list of medications with frequencies and permissible time windows. </w:t>
+        <w:t>The output consists of the next N valid appointment suggestions in chronological order.</w:t>
       </w:r>
     </w:p>
     <w:p>
       <w:pPr>
-        <w:pStyle w:val="ListParagraph"/>
-        <w:numPr>
-          <w:ilvl w:val="0"/>
-          <w:numId w:val="64"/>
-        </w:numPr>
         <w:autoSpaceDE w:val="0"/>
         <w:autoSpaceDN w:val="0"/>
         <w:adjustRightInd w:val="0"/>
-        <w:spacing w:before="120" w:after="120" w:line="276" w:lineRule="auto"/>
+        <w:spacing w:before="480" w:after="360" w:line="276" w:lineRule="auto"/>
         <w:jc w:val="both"/>
         <w:rPr>
           <w:rFonts w:asciiTheme="minorBidi" w:hAnsiTheme="minorBidi"/>
@@ -1204,250 +1616,7 @@
           <w:sz w:val="24"/>
           <w:szCs w:val="24"/>
         </w:rPr>
-        <w:t xml:space="preserve">user quiet hours during which notifications must not occur. </w:t>
-      </w:r>
-    </w:p>
-    <w:p>
-      <w:pPr>
-        <w:pStyle w:val="ListParagraph"/>
-        <w:numPr>
-          <w:ilvl w:val="0"/>
-          <w:numId w:val="64"/>
-        </w:numPr>
-        <w:autoSpaceDE w:val="0"/>
-        <w:autoSpaceDN w:val="0"/>
-        <w:adjustRightInd w:val="0"/>
-        <w:spacing w:before="120" w:after="120" w:line="276" w:lineRule="auto"/>
-        <w:jc w:val="both"/>
-        <w:rPr>
-          <w:rFonts w:asciiTheme="minorBidi" w:hAnsiTheme="minorBidi"/>
-          <w:sz w:val="24"/>
-          <w:szCs w:val="24"/>
-        </w:rPr>
-      </w:pPr>
-      <w:r>
-        <w:rPr>
-          <w:rFonts w:asciiTheme="minorBidi" w:hAnsiTheme="minorBidi"/>
-          <w:sz w:val="24"/>
-          <w:szCs w:val="24"/>
-        </w:rPr>
-        <w:t xml:space="preserve">a maximum notification rate (e.g., no more than </w:t>
-      </w:r>
-      <w:r>
-        <w:rPr>
-          <w:rFonts w:ascii="Cambria Math" w:hAnsi="Cambria Math" w:cs="Cambria Math"/>
-          <w:sz w:val="24"/>
-          <w:szCs w:val="24"/>
-        </w:rPr>
-        <w:t>𝑘</w:t>
-      </w:r>
-      <w:r>
-        <w:rPr>
-          <w:rFonts w:asciiTheme="minorBidi" w:hAnsiTheme="minorBidi"/>
-          <w:sz w:val="24"/>
-          <w:szCs w:val="24"/>
-        </w:rPr>
-        <w:t xml:space="preserve"> reminders per hour). </w:t>
-      </w:r>
-    </w:p>
-    <w:p>
-      <w:pPr>
-        <w:pStyle w:val="ListParagraph"/>
-        <w:numPr>
-          <w:ilvl w:val="0"/>
-          <w:numId w:val="64"/>
-        </w:numPr>
-        <w:autoSpaceDE w:val="0"/>
-        <w:autoSpaceDN w:val="0"/>
-        <w:adjustRightInd w:val="0"/>
-        <w:spacing w:before="120" w:after="120" w:line="276" w:lineRule="auto"/>
-        <w:jc w:val="both"/>
-        <w:rPr>
-          <w:rFonts w:asciiTheme="minorBidi" w:hAnsiTheme="minorBidi"/>
-          <w:sz w:val="24"/>
-          <w:szCs w:val="24"/>
-        </w:rPr>
-      </w:pPr>
-      <w:r>
-        <w:rPr>
-          <w:rFonts w:asciiTheme="minorBidi" w:hAnsiTheme="minorBidi"/>
-          <w:sz w:val="24"/>
-          <w:szCs w:val="24"/>
-        </w:rPr>
-        <w:t xml:space="preserve">an optional snooze operation that shifts a reminder while preserving constraints. </w:t>
-      </w:r>
-    </w:p>
-    <w:p>
-      <w:pPr>
-        <w:autoSpaceDE w:val="0"/>
-        <w:autoSpaceDN w:val="0"/>
-        <w:adjustRightInd w:val="0"/>
-        <w:spacing w:before="120" w:after="120" w:line="276" w:lineRule="auto"/>
-        <w:jc w:val="both"/>
-        <w:rPr>
-          <w:rFonts w:asciiTheme="minorBidi" w:hAnsiTheme="minorBidi"/>
-          <w:sz w:val="24"/>
-          <w:szCs w:val="24"/>
-        </w:rPr>
-      </w:pPr>
-      <w:r>
-        <w:rPr>
-          <w:rFonts w:asciiTheme="minorBidi" w:hAnsiTheme="minorBidi"/>
-          <w:sz w:val="24"/>
-          <w:szCs w:val="24"/>
-        </w:rPr>
-        <w:t>The</w:t>
-      </w:r>
-      <w:r>
-        <w:rPr>
-          <w:rFonts w:asciiTheme="minorBidi" w:hAnsiTheme="minorBidi"/>
-          <w:sz w:val="24"/>
-          <w:szCs w:val="24"/>
-        </w:rPr>
-        <w:t xml:space="preserve"> </w:t>
-      </w:r>
-      <w:r>
-        <w:rPr>
-          <w:rFonts w:asciiTheme="minorBidi" w:hAnsiTheme="minorBidi"/>
-          <w:sz w:val="24"/>
-          <w:szCs w:val="24"/>
-        </w:rPr>
-        <w:t>output</w:t>
-      </w:r>
-      <w:r>
-        <w:rPr>
-          <w:rFonts w:asciiTheme="minorBidi" w:hAnsiTheme="minorBidi"/>
-          <w:sz w:val="24"/>
-          <w:szCs w:val="24"/>
-        </w:rPr>
-        <w:t xml:space="preserve"> includes </w:t>
-      </w:r>
-      <w:r>
-        <w:rPr>
-          <w:rFonts w:asciiTheme="minorBidi" w:hAnsiTheme="minorBidi"/>
-          <w:sz w:val="24"/>
-          <w:szCs w:val="24"/>
-        </w:rPr>
-        <w:t xml:space="preserve">the next </w:t>
-      </w:r>
-      <w:r>
-        <w:rPr>
-          <w:rFonts w:ascii="Cambria Math" w:hAnsi="Cambria Math" w:cs="Cambria Math"/>
-          <w:sz w:val="24"/>
-          <w:szCs w:val="24"/>
-        </w:rPr>
-        <w:t>𝑁</w:t>
-      </w:r>
-      <w:r>
-        <w:rPr>
-          <w:rFonts w:asciiTheme="minorBidi" w:hAnsiTheme="minorBidi"/>
-          <w:sz w:val="24"/>
-          <w:szCs w:val="24"/>
-        </w:rPr>
-        <w:t xml:space="preserve"> reminders in chronological order and must behave deterministically under ties.</w:t>
-      </w:r>
-    </w:p>
-    <w:p>
-      <w:pPr>
-        <w:autoSpaceDE w:val="0"/>
-        <w:autoSpaceDN w:val="0"/>
-        <w:adjustRightInd w:val="0"/>
-        <w:spacing w:before="120" w:after="120" w:line="276" w:lineRule="auto"/>
-        <w:jc w:val="both"/>
-        <w:rPr>
-          <w:rFonts w:asciiTheme="minorBidi" w:hAnsiTheme="minorBidi"/>
-          <w:sz w:val="24"/>
-          <w:szCs w:val="24"/>
-        </w:rPr>
-      </w:pPr>
-      <w:r>
-        <w:rPr>
-          <w:rFonts w:asciiTheme="minorBidi" w:hAnsiTheme="minorBidi"/>
-          <w:sz w:val="24"/>
-          <w:szCs w:val="24"/>
-        </w:rPr>
-        <w:t xml:space="preserve">The system must also handle non-trivial edge situations, such as </w:t>
-      </w:r>
-      <w:r>
-        <w:rPr>
-          <w:rFonts w:asciiTheme="minorBidi" w:hAnsiTheme="minorBidi"/>
-          <w:sz w:val="24"/>
-          <w:szCs w:val="24"/>
-          <w:highlight w:val="yellow"/>
-        </w:rPr>
-        <w:t>adjacent meetings, very small gaps, buffers eliminating otherwise valid windows, and scenarios in which no availability exists.</w:t>
-      </w:r>
-    </w:p>
-    <w:p>
-      <w:pPr>
-        <w:autoSpaceDE w:val="0"/>
-        <w:autoSpaceDN w:val="0"/>
-        <w:adjustRightInd w:val="0"/>
-        <w:spacing w:before="120" w:after="120" w:line="276" w:lineRule="auto"/>
-        <w:jc w:val="both"/>
-        <w:rPr>
-          <w:rFonts w:asciiTheme="minorBidi" w:hAnsiTheme="minorBidi"/>
-          <w:sz w:val="24"/>
-          <w:szCs w:val="24"/>
-        </w:rPr>
-      </w:pPr>
-      <w:r>
-        <w:rPr>
-          <w:rFonts w:asciiTheme="minorBidi" w:hAnsiTheme="minorBidi"/>
-          <w:sz w:val="24"/>
-          <w:szCs w:val="24"/>
-        </w:rPr>
-        <w:t>This is not a coding exercise in isolation. It is an exercise in observing how specification quality influences AI-generated behavior.</w:t>
-      </w:r>
-    </w:p>
-    <w:p>
-      <w:pPr>
-        <w:autoSpaceDE w:val="0"/>
-        <w:autoSpaceDN w:val="0"/>
-        <w:adjustRightInd w:val="0"/>
-        <w:spacing w:before="120" w:after="120" w:line="276" w:lineRule="auto"/>
-        <w:jc w:val="both"/>
-        <w:rPr>
-          <w:rFonts w:asciiTheme="minorBidi" w:hAnsiTheme="minorBidi"/>
-          <w:sz w:val="24"/>
-          <w:szCs w:val="24"/>
-        </w:rPr>
-      </w:pPr>
-    </w:p>
-    <w:p>
-      <w:pPr>
-        <w:autoSpaceDE w:val="0"/>
-        <w:autoSpaceDN w:val="0"/>
-        <w:adjustRightInd w:val="0"/>
-        <w:spacing w:before="120" w:after="120" w:line="276" w:lineRule="auto"/>
-        <w:jc w:val="both"/>
-        <w:rPr>
-          <w:rFonts w:asciiTheme="minorBidi" w:hAnsiTheme="minorBidi"/>
-          <w:sz w:val="24"/>
-          <w:szCs w:val="24"/>
-        </w:rPr>
-      </w:pPr>
-    </w:p>
-    <w:p>
-      <w:pPr>
-        <w:autoSpaceDE w:val="0"/>
-        <w:autoSpaceDN w:val="0"/>
-        <w:adjustRightInd w:val="0"/>
-        <w:spacing w:before="120" w:after="120" w:line="276" w:lineRule="auto"/>
-        <w:jc w:val="both"/>
-        <w:rPr>
-          <w:rFonts w:asciiTheme="minorBidi" w:hAnsiTheme="minorBidi"/>
-          <w:sz w:val="24"/>
-          <w:szCs w:val="24"/>
-        </w:rPr>
-      </w:pPr>
-      <w:r>
-        <w:rPr>
-          <w:rFonts w:asciiTheme="minorBidi" w:hAnsiTheme="minorBidi"/>
-          <w:sz w:val="24"/>
-          <w:szCs w:val="24"/>
-        </w:rPr>
-        <w:t>TASK SPECIFICATION</w:t>
+        <w:t>TODO</w:t>
       </w:r>
     </w:p>
     <w:p>
@@ -1512,7 +1681,6 @@
           <w:rFonts w:asciiTheme="minorBidi" w:hAnsiTheme="minorBidi"/>
           <w:sz w:val="24"/>
           <w:szCs w:val="24"/>
-          <w:highlight w:val="yellow"/>
         </w:rPr>
         <w:t>Begin by filling an online questionnaire “</w:t>
       </w:r>
@@ -1523,7 +1691,6 @@
           <w:bCs/>
           <w:sz w:val="24"/>
           <w:szCs w:val="24"/>
-          <w:highlight w:val="yellow"/>
         </w:rPr>
         <w:t>Lab8 Persona - Form1 Constraint Specification</w:t>
       </w:r>
@@ -1532,7 +1699,6 @@
           <w:rFonts w:asciiTheme="minorBidi" w:hAnsiTheme="minorBidi"/>
           <w:sz w:val="24"/>
           <w:szCs w:val="24"/>
-          <w:highlight w:val="yellow"/>
         </w:rPr>
         <w:t>” on eclass.</w:t>
       </w:r>
@@ -1553,10 +1719,20 @@
       <w:r>
         <w:rPr>
           <w:rFonts w:asciiTheme="minorBidi" w:hAnsiTheme="minorBidi"/>
-          <w:sz w:val="24"/>
-          <w:szCs w:val="24"/>
-        </w:rPr>
-        <w:t xml:space="preserve">Note: </w:t>
+          <w:i/>
+          <w:iCs/>
+          <w:sz w:val="24"/>
+          <w:szCs w:val="24"/>
+        </w:rPr>
+        <w:t>Note:</w:t>
+      </w:r>
+      <w:r>
+        <w:rPr>
+          <w:rFonts w:asciiTheme="minorBidi" w:hAnsiTheme="minorBidi"/>
+          <w:sz w:val="24"/>
+          <w:szCs w:val="24"/>
+        </w:rPr>
+        <w:t xml:space="preserve"> </w:t>
       </w:r>
       <w:r>
         <w:rPr>
@@ -1586,7 +1762,6 @@
           <w:sz w:val="24"/>
           <w:szCs w:val="24"/>
         </w:rPr>
-        <w:lastRenderedPageBreak/>
         <w:t>During this phase, you should not consult the LLM for solution ideas. If ambiguity arises, document your assumption clearly and proceed.</w:t>
       </w:r>
     </w:p>
@@ -1601,8 +1776,18 @@
           <w:rFonts w:asciiTheme="minorBidi" w:hAnsiTheme="minorBidi"/>
           <w:sz w:val="24"/>
           <w:szCs w:val="24"/>
-        </w:rPr>
-      </w:pPr>
+          <w:u w:val="single"/>
+        </w:rPr>
+      </w:pPr>
+      <w:r>
+        <w:rPr>
+          <w:rFonts w:asciiTheme="minorBidi" w:hAnsiTheme="minorBidi"/>
+          <w:sz w:val="24"/>
+          <w:szCs w:val="24"/>
+          <w:u w:val="single"/>
+        </w:rPr>
+        <w:t>TASK 2- Initiating your repository:</w:t>
+      </w:r>
     </w:p>
     <w:p>
       <w:pPr>
@@ -1610,20 +1795,238 @@
         <w:autoSpaceDN w:val="0"/>
         <w:adjustRightInd w:val="0"/>
         <w:spacing w:after="120" w:line="276" w:lineRule="auto"/>
-        <w:rPr>
-          <w:rFonts w:asciiTheme="minorBidi" w:hAnsiTheme="minorBidi"/>
-          <w:sz w:val="24"/>
-          <w:szCs w:val="24"/>
-        </w:rPr>
-      </w:pPr>
-      <w:r>
+        <w:jc w:val="both"/>
+        <w:rPr>
+          <w:rFonts w:asciiTheme="minorBidi" w:hAnsiTheme="minorBidi"/>
+          <w:sz w:val="24"/>
+          <w:szCs w:val="24"/>
+        </w:rPr>
+      </w:pPr>
+      <w:r>
+        <w:rPr>
+          <w:rFonts w:asciiTheme="minorBidi" w:hAnsiTheme="minorBidi"/>
+          <w:sz w:val="24"/>
+          <w:szCs w:val="24"/>
+        </w:rPr>
+        <w:t>To begin your implementation, you must set up your GitHub repository correctly.</w:t>
+      </w:r>
+      <w:r>
+        <w:rPr>
+          <w:rFonts w:asciiTheme="minorBidi" w:hAnsiTheme="minorBidi"/>
+          <w:sz w:val="24"/>
+          <w:szCs w:val="24"/>
+        </w:rPr>
+        <w:t xml:space="preserve"> N</w:t>
+      </w:r>
+      <w:r>
+        <w:rPr>
+          <w:rFonts w:asciiTheme="minorBidi" w:hAnsiTheme="minorBidi"/>
+          <w:sz w:val="24"/>
+          <w:szCs w:val="24"/>
+        </w:rPr>
+        <w:t>avigate</w:t>
+      </w:r>
+      <w:r>
+        <w:rPr>
+          <w:rFonts w:asciiTheme="minorBidi" w:hAnsiTheme="minorBidi"/>
+          <w:sz w:val="24"/>
+          <w:szCs w:val="24"/>
+        </w:rPr>
+        <w:t xml:space="preserve"> </w:t>
+      </w:r>
+      <w:r>
+        <w:rPr>
+          <w:rFonts w:asciiTheme="minorBidi" w:hAnsiTheme="minorBidi"/>
+          <w:sz w:val="24"/>
+          <w:szCs w:val="24"/>
+        </w:rPr>
+        <w:t>to</w:t>
+      </w:r>
+      <w:r>
+        <w:rPr>
+          <w:rFonts w:asciiTheme="minorBidi" w:hAnsiTheme="minorBidi"/>
+          <w:sz w:val="24"/>
+          <w:szCs w:val="24"/>
+        </w:rPr>
+        <w:t xml:space="preserve"> </w:t>
+      </w:r>
+      <w:hyperlink r:id="rId8" w:history="1">
+        <w:r>
+          <w:rPr>
+            <w:rStyle w:val="Hyperlink"/>
+            <w:rFonts w:asciiTheme="minorBidi" w:hAnsiTheme="minorBidi"/>
+            <w:sz w:val="24"/>
+            <w:szCs w:val="24"/>
+          </w:rPr>
+          <w:t>https://github.com/EECS4312TeachingTeam/EECS4312_Lab8_taskA/</w:t>
+        </w:r>
+      </w:hyperlink>
+      <w:r>
+        <w:rPr>
+          <w:rFonts w:asciiTheme="minorBidi" w:hAnsiTheme="minorBidi"/>
+          <w:sz w:val="24"/>
+          <w:szCs w:val="24"/>
+        </w:rPr>
+        <w:t xml:space="preserve"> </w:t>
+      </w:r>
+      <w:r>
+        <w:rPr>
+          <w:rFonts w:asciiTheme="minorBidi" w:hAnsiTheme="minorBidi"/>
+          <w:sz w:val="24"/>
+          <w:szCs w:val="24"/>
+        </w:rPr>
+        <w:t xml:space="preserve"> </w:t>
+      </w:r>
+    </w:p>
+    <w:p>
+      <w:pPr>
+        <w:autoSpaceDE w:val="0"/>
+        <w:autoSpaceDN w:val="0"/>
+        <w:adjustRightInd w:val="0"/>
+        <w:spacing w:after="120" w:line="276" w:lineRule="auto"/>
+        <w:jc w:val="both"/>
+        <w:rPr>
+          <w:rFonts w:asciiTheme="minorBidi" w:hAnsiTheme="minorBidi"/>
+          <w:sz w:val="24"/>
+          <w:szCs w:val="24"/>
+        </w:rPr>
+      </w:pPr>
+      <w:r>
+        <w:rPr>
+          <w:rFonts w:asciiTheme="minorBidi" w:hAnsiTheme="minorBidi"/>
+          <w:sz w:val="24"/>
+          <w:szCs w:val="24"/>
+        </w:rPr>
+        <w:t xml:space="preserve">Fork this repository into your own GitHub account. Once the repository has been forked, add </w:t>
+      </w:r>
+      <w:r>
+        <w:rPr>
+          <w:rFonts w:asciiTheme="minorBidi" w:hAnsiTheme="minorBidi"/>
+          <w:b/>
+          <w:bCs/>
+          <w:sz w:val="24"/>
+          <w:szCs w:val="24"/>
+        </w:rPr>
+        <w:t>EECS4312TeachingTeam</w:t>
+      </w:r>
+      <w:r>
+        <w:rPr>
+          <w:rFonts w:asciiTheme="minorBidi" w:hAnsiTheme="minorBidi"/>
+          <w:sz w:val="24"/>
+          <w:szCs w:val="24"/>
+        </w:rPr>
+        <w:t xml:space="preserve"> as a collaborator so the teaching team can access your work.</w:t>
+      </w:r>
+      <w:r>
+        <w:rPr>
+          <w:rFonts w:asciiTheme="minorBidi" w:hAnsiTheme="minorBidi"/>
+          <w:sz w:val="24"/>
+          <w:szCs w:val="24"/>
+        </w:rPr>
+        <w:t xml:space="preserve"> </w:t>
+      </w:r>
+    </w:p>
+    <w:p>
+      <w:pPr>
+        <w:autoSpaceDE w:val="0"/>
+        <w:autoSpaceDN w:val="0"/>
+        <w:adjustRightInd w:val="0"/>
+        <w:spacing w:after="120" w:line="276" w:lineRule="auto"/>
+        <w:jc w:val="both"/>
+        <w:rPr>
+          <w:rFonts w:asciiTheme="minorBidi" w:hAnsiTheme="minorBidi"/>
+          <w:sz w:val="24"/>
+          <w:szCs w:val="24"/>
+        </w:rPr>
+      </w:pPr>
+      <w:r>
+        <w:rPr>
+          <w:rFonts w:asciiTheme="minorBidi" w:hAnsiTheme="minorBidi"/>
+          <w:sz w:val="24"/>
+          <w:szCs w:val="24"/>
+        </w:rPr>
+        <w:t>You must complete all development on your own branch. Do not commit directly to the main branch.</w:t>
+      </w:r>
+      <w:r>
+        <w:rPr>
+          <w:rFonts w:asciiTheme="minorBidi" w:hAnsiTheme="minorBidi"/>
+          <w:sz w:val="24"/>
+          <w:szCs w:val="24"/>
+        </w:rPr>
+        <w:t xml:space="preserve"> </w:t>
+      </w:r>
+      <w:r>
+        <w:rPr>
+          <w:rFonts w:asciiTheme="minorBidi" w:hAnsiTheme="minorBidi"/>
+          <w:sz w:val="24"/>
+          <w:szCs w:val="24"/>
+        </w:rPr>
+        <w:t>Ensure that your commits clearly show your development progress. You will submit this repository as part of your final lab deliverable.</w:t>
+      </w:r>
+    </w:p>
+    <w:p>
+      <w:pPr>
+        <w:autoSpaceDE w:val="0"/>
+        <w:autoSpaceDN w:val="0"/>
+        <w:adjustRightInd w:val="0"/>
+        <w:spacing w:after="120" w:line="276" w:lineRule="auto"/>
+        <w:jc w:val="both"/>
         <w:rPr>
           <w:rFonts w:asciiTheme="minorBidi" w:hAnsiTheme="minorBidi"/>
           <w:sz w:val="24"/>
           <w:szCs w:val="24"/>
           <w:u w:val="single"/>
         </w:rPr>
-        <w:t>TASK 2 - LLM Interaction and Implementation -</w:t>
+      </w:pPr>
+    </w:p>
+    <w:p>
+      <w:pPr>
+        <w:autoSpaceDE w:val="0"/>
+        <w:autoSpaceDN w:val="0"/>
+        <w:adjustRightInd w:val="0"/>
+        <w:spacing w:after="120" w:line="276" w:lineRule="auto"/>
+        <w:jc w:val="both"/>
+        <w:rPr>
+          <w:rFonts w:asciiTheme="minorBidi" w:hAnsiTheme="minorBidi"/>
+          <w:sz w:val="24"/>
+          <w:szCs w:val="24"/>
+        </w:rPr>
+      </w:pPr>
+      <w:r>
+        <w:rPr>
+          <w:rFonts w:asciiTheme="minorBidi" w:hAnsiTheme="minorBidi"/>
+          <w:sz w:val="24"/>
+          <w:szCs w:val="24"/>
+          <w:u w:val="single"/>
+        </w:rPr>
+        <w:t xml:space="preserve">TASK </w:t>
+      </w:r>
+      <w:r>
+        <w:rPr>
+          <w:rFonts w:asciiTheme="minorBidi" w:hAnsiTheme="minorBidi"/>
+          <w:sz w:val="24"/>
+          <w:szCs w:val="24"/>
+          <w:u w:val="single"/>
+        </w:rPr>
+        <w:t>3</w:t>
+      </w:r>
+      <w:r>
+        <w:rPr>
+          <w:rFonts w:asciiTheme="minorBidi" w:hAnsiTheme="minorBidi"/>
+          <w:sz w:val="24"/>
+          <w:szCs w:val="24"/>
+          <w:u w:val="single"/>
+        </w:rPr>
+        <w:t xml:space="preserve"> - LLM Interaction and Implementation</w:t>
+      </w:r>
+      <w:r>
+        <w:rPr>
+          <w:rFonts w:asciiTheme="minorBidi" w:hAnsiTheme="minorBidi"/>
+          <w:sz w:val="24"/>
+          <w:szCs w:val="24"/>
+          <w:u w:val="single"/>
+        </w:rPr>
+        <w:t>:</w:t>
       </w:r>
       <w:r>
         <w:rPr>
@@ -1633,37 +2036,27 @@
         </w:rPr>
         <w:t xml:space="preserve"> </w:t>
       </w:r>
-      <w:r>
-        <w:rPr>
-          <w:rFonts w:asciiTheme="minorBidi" w:hAnsiTheme="minorBidi"/>
-          <w:sz w:val="24"/>
-          <w:szCs w:val="24"/>
-        </w:rPr>
-        <w:t xml:space="preserve">After your requirements are complete, </w:t>
-      </w:r>
-      <w:r>
-        <w:rPr>
-          <w:rFonts w:asciiTheme="minorBidi" w:hAnsiTheme="minorBidi"/>
-          <w:sz w:val="24"/>
-          <w:szCs w:val="24"/>
-        </w:rPr>
-        <w:t>you can start implementation in solution.py. Y</w:t>
-      </w:r>
-      <w:r>
-        <w:rPr>
-          <w:rFonts w:asciiTheme="minorBidi" w:hAnsiTheme="minorBidi"/>
-          <w:sz w:val="24"/>
-          <w:szCs w:val="24"/>
-        </w:rPr>
-        <w:t>ou may begin interacting with the LLM.</w:t>
-      </w:r>
-      <w:r>
-        <w:rPr>
-          <w:rFonts w:asciiTheme="minorBidi" w:hAnsiTheme="minorBidi"/>
-          <w:sz w:val="24"/>
-          <w:szCs w:val="24"/>
-        </w:rPr>
-        <w:t xml:space="preserve"> </w:t>
+    </w:p>
+    <w:p>
+      <w:pPr>
+        <w:autoSpaceDE w:val="0"/>
+        <w:autoSpaceDN w:val="0"/>
+        <w:adjustRightInd w:val="0"/>
+        <w:spacing w:after="120" w:line="276" w:lineRule="auto"/>
+        <w:jc w:val="both"/>
+        <w:rPr>
+          <w:rFonts w:asciiTheme="minorBidi" w:hAnsiTheme="minorBidi"/>
+          <w:sz w:val="24"/>
+          <w:szCs w:val="24"/>
+        </w:rPr>
+      </w:pPr>
+      <w:r>
+        <w:rPr>
+          <w:rFonts w:asciiTheme="minorBidi" w:hAnsiTheme="minorBidi"/>
+          <w:sz w:val="24"/>
+          <w:szCs w:val="24"/>
+        </w:rPr>
+        <w:t>After your requirements are complete, you may begin interacting with the LLM.</w:t>
       </w:r>
     </w:p>
     <w:p>
@@ -1715,6 +2108,7 @@
           <w:sz w:val="24"/>
           <w:szCs w:val="24"/>
         </w:rPr>
+        <w:lastRenderedPageBreak/>
         <w:t>The problem summary,</w:t>
       </w:r>
     </w:p>
@@ -1815,7 +2209,67 @@
           <w:sz w:val="24"/>
           <w:szCs w:val="24"/>
         </w:rPr>
-        <w:t>Before requesting code generation, ask the model whether any ambiguities or missing clarifications exist. Log this interaction carefully.</w:t>
+        <w:t xml:space="preserve">Before requesting code generation, ask the model whether any ambiguities or missing clarifications exist. </w:t>
+      </w:r>
+      <w:r>
+        <w:rPr>
+          <w:rFonts w:asciiTheme="minorBidi" w:hAnsiTheme="minorBidi"/>
+          <w:sz w:val="24"/>
+          <w:szCs w:val="24"/>
+        </w:rPr>
+        <w:t xml:space="preserve"> </w:t>
+      </w:r>
+      <w:r>
+        <w:rPr>
+          <w:rFonts w:asciiTheme="minorBidi" w:hAnsiTheme="minorBidi"/>
+          <w:sz w:val="24"/>
+          <w:szCs w:val="24"/>
+        </w:rPr>
+        <w:t>Log this interaction carefully.</w:t>
+      </w:r>
+      <w:r>
+        <w:rPr>
+          <w:rFonts w:asciiTheme="minorBidi" w:hAnsiTheme="minorBidi"/>
+          <w:sz w:val="24"/>
+          <w:szCs w:val="24"/>
+        </w:rPr>
+        <w:t xml:space="preserve"> </w:t>
+      </w:r>
+      <w:r>
+        <w:rPr>
+          <w:rFonts w:asciiTheme="minorBidi" w:hAnsiTheme="minorBidi"/>
+          <w:sz w:val="24"/>
+          <w:szCs w:val="24"/>
+        </w:rPr>
+        <w:t xml:space="preserve">All prompts must be recorded in </w:t>
+      </w:r>
+      <w:r>
+        <w:rPr>
+          <w:rFonts w:ascii="Consolas" w:hAnsi="Consolas" w:cs="Consolas"/>
+          <w:b/>
+          <w:bCs/>
+          <w:sz w:val="24"/>
+          <w:szCs w:val="24"/>
+        </w:rPr>
+        <w:t>prompt_log.</w:t>
+      </w:r>
+      <w:r>
+        <w:rPr>
+          <w:rFonts w:ascii="Consolas" w:hAnsi="Consolas" w:cs="Consolas"/>
+          <w:b/>
+          <w:bCs/>
+          <w:sz w:val="24"/>
+          <w:szCs w:val="24"/>
+        </w:rPr>
+        <w:t>txt</w:t>
+      </w:r>
+      <w:r>
+        <w:rPr>
+          <w:rFonts w:asciiTheme="minorBidi" w:hAnsiTheme="minorBidi"/>
+          <w:sz w:val="24"/>
+          <w:szCs w:val="24"/>
+        </w:rPr>
+        <w:t>, including their purpose, the full prompt text, a short summary of the response, and your decision to accept, modify, or reject it.</w:t>
       </w:r>
     </w:p>
     <w:p>
@@ -1836,42 +2290,26 @@
           <w:rFonts w:asciiTheme="minorBidi" w:hAnsiTheme="minorBidi"/>
           <w:sz w:val="24"/>
           <w:szCs w:val="24"/>
-          <w:highlight w:val="yellow"/>
-        </w:rPr>
-        <w:t xml:space="preserve">All prompts must be recorded in </w:t>
-      </w:r>
-      <w:r>
-        <w:rPr>
-          <w:rFonts w:ascii="Courier New" w:hAnsi="Courier New" w:cs="Courier New"/>
-          <w:color w:val="000000" w:themeColor="text1"/>
-          <w:highlight w:val="yellow"/>
-        </w:rPr>
-        <w:t>LLM_transcript.tx</w:t>
-      </w:r>
-      <w:r>
-        <w:rPr>
-          <w:rFonts w:ascii="Courier New" w:hAnsi="Courier New" w:cs="Courier New"/>
-          <w:color w:val="000000" w:themeColor="text1"/>
-          <w:highlight w:val="yellow"/>
-        </w:rPr>
-        <w:t>t</w:t>
-      </w:r>
-      <w:r>
-        <w:rPr>
-          <w:rFonts w:asciiTheme="minorBidi" w:hAnsiTheme="minorBidi"/>
-          <w:sz w:val="24"/>
-          <w:szCs w:val="24"/>
-          <w:highlight w:val="yellow"/>
-        </w:rPr>
-        <w:t>,</w:t>
-      </w:r>
-      <w:r>
-        <w:rPr>
-          <w:rFonts w:asciiTheme="minorBidi" w:hAnsiTheme="minorBidi"/>
-          <w:sz w:val="24"/>
-          <w:szCs w:val="24"/>
-        </w:rPr>
-        <w:t xml:space="preserve"> including their purpose, the full prompt text, a short summary of the response, and your decision to accept, modify, or reject it.</w:t>
+        </w:rPr>
+        <w:t xml:space="preserve">As you implement the task, commit your changes to the repository. Your implementation must be contained in the file </w:t>
+      </w:r>
+      <w:r>
+        <w:rPr>
+          <w:rFonts w:ascii="Consolas" w:hAnsi="Consolas" w:cs="Consolas"/>
+          <w:b/>
+          <w:bCs/>
+          <w:sz w:val="24"/>
+          <w:szCs w:val="24"/>
+        </w:rPr>
+        <w:t>solution.py</w:t>
+      </w:r>
+      <w:r>
+        <w:rPr>
+          <w:rFonts w:asciiTheme="minorBidi" w:hAnsiTheme="minorBidi"/>
+          <w:sz w:val="24"/>
+          <w:szCs w:val="24"/>
+        </w:rPr>
+        <w:t>, and this file must reflect the new requirements introduced in this lab.</w:t>
       </w:r>
     </w:p>
     <w:p>
@@ -1901,21 +2339,49 @@
         <w:autoSpaceDE w:val="0"/>
         <w:autoSpaceDN w:val="0"/>
         <w:adjustRightInd w:val="0"/>
-        <w:spacing w:after="120" w:line="276" w:lineRule="auto"/>
+        <w:spacing w:before="360" w:after="0" w:line="276" w:lineRule="auto"/>
         <w:jc w:val="both"/>
         <w:rPr>
           <w:rFonts w:asciiTheme="minorBidi" w:hAnsiTheme="minorBidi"/>
           <w:sz w:val="24"/>
           <w:szCs w:val="24"/>
-        </w:rPr>
-      </w:pPr>
+          <w:u w:val="single"/>
+        </w:rPr>
+      </w:pPr>
+      <w:r>
+        <w:rPr>
+          <w:rFonts w:asciiTheme="minorBidi" w:hAnsiTheme="minorBidi"/>
+          <w:sz w:val="24"/>
+          <w:szCs w:val="24"/>
+          <w:u w:val="single"/>
+        </w:rPr>
+        <w:t xml:space="preserve">TASK </w:t>
+      </w:r>
+      <w:r>
+        <w:rPr>
+          <w:rFonts w:asciiTheme="minorBidi" w:hAnsiTheme="minorBidi"/>
+          <w:sz w:val="24"/>
+          <w:szCs w:val="24"/>
+          <w:u w:val="single"/>
+        </w:rPr>
+        <w:t>4</w:t>
+      </w:r>
+      <w:r>
+        <w:rPr>
+          <w:rFonts w:asciiTheme="minorBidi" w:hAnsiTheme="minorBidi"/>
+          <w:sz w:val="24"/>
+          <w:szCs w:val="24"/>
+          <w:u w:val="single"/>
+        </w:rPr>
+        <w:t xml:space="preserve"> - Testing and Validation: </w:t>
+      </w:r>
     </w:p>
     <w:p>
       <w:pPr>
         <w:autoSpaceDE w:val="0"/>
         <w:autoSpaceDN w:val="0"/>
         <w:adjustRightInd w:val="0"/>
-        <w:spacing w:after="120" w:line="276" w:lineRule="auto"/>
+        <w:spacing w:before="120" w:after="120" w:line="276" w:lineRule="auto"/>
         <w:jc w:val="both"/>
         <w:rPr>
           <w:rFonts w:asciiTheme="minorBidi" w:hAnsiTheme="minorBidi"/>
@@ -1923,70 +2389,6 @@
           <w:szCs w:val="24"/>
         </w:rPr>
       </w:pPr>
-    </w:p>
-    <w:p>
-      <w:pPr>
-        <w:autoSpaceDE w:val="0"/>
-        <w:autoSpaceDN w:val="0"/>
-        <w:adjustRightInd w:val="0"/>
-        <w:spacing w:after="120" w:line="276" w:lineRule="auto"/>
-        <w:jc w:val="both"/>
-        <w:rPr>
-          <w:rFonts w:asciiTheme="minorBidi" w:hAnsiTheme="minorBidi"/>
-          <w:sz w:val="24"/>
-          <w:szCs w:val="24"/>
-        </w:rPr>
-      </w:pPr>
-    </w:p>
-    <w:p>
-      <w:pPr>
-        <w:autoSpaceDE w:val="0"/>
-        <w:autoSpaceDN w:val="0"/>
-        <w:adjustRightInd w:val="0"/>
-        <w:spacing w:after="120" w:line="276" w:lineRule="auto"/>
-        <w:jc w:val="both"/>
-        <w:rPr>
-          <w:rFonts w:asciiTheme="minorBidi" w:hAnsiTheme="minorBidi"/>
-          <w:sz w:val="24"/>
-          <w:szCs w:val="24"/>
-        </w:rPr>
-      </w:pPr>
-      <w:r>
-        <w:rPr>
-          <w:rFonts w:asciiTheme="minorBidi" w:hAnsiTheme="minorBidi"/>
-          <w:sz w:val="24"/>
-          <w:szCs w:val="24"/>
-          <w:u w:val="single"/>
-        </w:rPr>
-        <w:t xml:space="preserve">TASK </w:t>
-      </w:r>
-      <w:r>
-        <w:rPr>
-          <w:rFonts w:asciiTheme="minorBidi" w:hAnsiTheme="minorBidi"/>
-          <w:sz w:val="24"/>
-          <w:szCs w:val="24"/>
-          <w:u w:val="single"/>
-        </w:rPr>
-        <w:t>3</w:t>
-      </w:r>
-      <w:r>
-        <w:rPr>
-          <w:rFonts w:asciiTheme="minorBidi" w:hAnsiTheme="minorBidi"/>
-          <w:sz w:val="24"/>
-          <w:szCs w:val="24"/>
-          <w:u w:val="single"/>
-        </w:rPr>
-        <w:t xml:space="preserve"> - Testing and Validation</w:t>
-      </w:r>
-      <w:r>
-        <w:rPr>
-          <w:rFonts w:asciiTheme="minorBidi" w:hAnsiTheme="minorBidi"/>
-          <w:sz w:val="24"/>
-          <w:szCs w:val="24"/>
-          <w:u w:val="single"/>
-        </w:rPr>
-        <w:t xml:space="preserve">: </w:t>
-      </w:r>
       <w:r>
         <w:rPr>
           <w:rFonts w:asciiTheme="minorBidi" w:hAnsiTheme="minorBidi"/>
@@ -1995,20 +2397,14 @@
         </w:rPr>
         <w:t>You must implement at least five executable tests. At least two of these must address edge cases you identified earlier.</w:t>
       </w:r>
-    </w:p>
-    <w:p>
-      <w:pPr>
-        <w:autoSpaceDE w:val="0"/>
-        <w:autoSpaceDN w:val="0"/>
-        <w:adjustRightInd w:val="0"/>
-        <w:spacing w:after="120" w:line="276" w:lineRule="auto"/>
-        <w:jc w:val="both"/>
-        <w:rPr>
-          <w:rFonts w:asciiTheme="minorBidi" w:hAnsiTheme="minorBidi"/>
-          <w:sz w:val="24"/>
-          <w:szCs w:val="24"/>
-        </w:rPr>
-      </w:pPr>
+      <w:r>
+        <w:rPr>
+          <w:rFonts w:asciiTheme="minorBidi" w:hAnsiTheme="minorBidi"/>
+          <w:sz w:val="24"/>
+          <w:szCs w:val="24"/>
+        </w:rPr>
+        <w:t xml:space="preserve"> </w:t>
+      </w:r>
       <w:r>
         <w:rPr>
           <w:rFonts w:asciiTheme="minorBidi" w:hAnsiTheme="minorBidi"/>
@@ -2089,7 +2485,58 @@
           <w:sz w:val="24"/>
           <w:szCs w:val="24"/>
         </w:rPr>
-        <w:t>This distinction will be important in your reflection.</w:t>
+        <w:t xml:space="preserve">This distinction will be important in your reflection. You should submit the </w:t>
+      </w:r>
+      <w:r>
+        <w:rPr>
+          <w:rFonts w:ascii="Consolas" w:hAnsi="Consolas" w:cs="Consolas"/>
+          <w:b/>
+          <w:bCs/>
+          <w:sz w:val="24"/>
+          <w:szCs w:val="24"/>
+        </w:rPr>
+        <w:t xml:space="preserve">tests.py </w:t>
+      </w:r>
+      <w:r>
+        <w:rPr>
+          <w:rFonts w:asciiTheme="minorBidi" w:hAnsiTheme="minorBidi"/>
+          <w:sz w:val="24"/>
+          <w:szCs w:val="24"/>
+        </w:rPr>
+        <w:t xml:space="preserve">including your test cases. </w:t>
+      </w:r>
+    </w:p>
+    <w:p>
+      <w:pPr>
+        <w:autoSpaceDE w:val="0"/>
+        <w:autoSpaceDN w:val="0"/>
+        <w:adjustRightInd w:val="0"/>
+        <w:spacing w:before="360" w:after="120" w:line="276" w:lineRule="auto"/>
+        <w:jc w:val="both"/>
+        <w:rPr>
+          <w:rFonts w:asciiTheme="minorBidi" w:hAnsiTheme="minorBidi"/>
+          <w:sz w:val="24"/>
+          <w:szCs w:val="24"/>
+          <w:u w:val="single"/>
+        </w:rPr>
+      </w:pPr>
+      <w:r>
+        <w:rPr>
+          <w:rFonts w:asciiTheme="minorBidi" w:hAnsiTheme="minorBidi"/>
+          <w:sz w:val="24"/>
+          <w:szCs w:val="24"/>
+          <w:u w:val="single"/>
+        </w:rPr>
+        <w:t>TASK4 – Reflection:</w:t>
+      </w:r>
+      <w:r>
+        <w:rPr>
+          <w:rFonts w:asciiTheme="minorBidi" w:hAnsiTheme="minorBidi"/>
+          <w:sz w:val="24"/>
+          <w:szCs w:val="24"/>
+          <w:u w:val="single"/>
+        </w:rPr>
+        <w:t xml:space="preserve"> </w:t>
       </w:r>
     </w:p>
     <w:p>
@@ -2101,103 +2548,6 @@
         <w:jc w:val="both"/>
         <w:rPr>
           <w:rFonts w:asciiTheme="minorBidi" w:hAnsiTheme="minorBidi"/>
-          <w:sz w:val="24"/>
-          <w:szCs w:val="24"/>
-          <w:u w:val="single"/>
-        </w:rPr>
-      </w:pPr>
-    </w:p>
-    <w:p>
-      <w:pPr>
-        <w:autoSpaceDE w:val="0"/>
-        <w:autoSpaceDN w:val="0"/>
-        <w:adjustRightInd w:val="0"/>
-        <w:spacing w:after="120" w:line="276" w:lineRule="auto"/>
-        <w:jc w:val="both"/>
-        <w:rPr>
-          <w:rFonts w:asciiTheme="minorBidi" w:hAnsiTheme="minorBidi"/>
-          <w:sz w:val="24"/>
-          <w:szCs w:val="24"/>
-          <w:u w:val="single"/>
-        </w:rPr>
-      </w:pPr>
-    </w:p>
-    <w:p>
-      <w:pPr>
-        <w:autoSpaceDE w:val="0"/>
-        <w:autoSpaceDN w:val="0"/>
-        <w:adjustRightInd w:val="0"/>
-        <w:spacing w:after="120" w:line="276" w:lineRule="auto"/>
-        <w:jc w:val="both"/>
-        <w:rPr>
-          <w:rFonts w:asciiTheme="minorBidi" w:hAnsiTheme="minorBidi"/>
-          <w:sz w:val="24"/>
-          <w:szCs w:val="24"/>
-        </w:rPr>
-      </w:pPr>
-      <w:r>
-        <w:rPr>
-          <w:rFonts w:asciiTheme="minorBidi" w:hAnsiTheme="minorBidi"/>
-          <w:sz w:val="24"/>
-          <w:szCs w:val="24"/>
-          <w:u w:val="single"/>
-        </w:rPr>
-        <w:t>TASK</w:t>
-      </w:r>
-      <w:r>
-        <w:rPr>
-          <w:rFonts w:asciiTheme="minorBidi" w:hAnsiTheme="minorBidi"/>
-          <w:sz w:val="24"/>
-          <w:szCs w:val="24"/>
-          <w:u w:val="single"/>
-        </w:rPr>
-        <w:t>4</w:t>
-      </w:r>
-      <w:r>
-        <w:rPr>
-          <w:rFonts w:asciiTheme="minorBidi" w:hAnsiTheme="minorBidi"/>
-          <w:sz w:val="24"/>
-          <w:szCs w:val="24"/>
-          <w:u w:val="single"/>
-        </w:rPr>
-        <w:t xml:space="preserve"> </w:t>
-      </w:r>
-      <w:r>
-        <w:rPr>
-          <w:rFonts w:asciiTheme="minorBidi" w:hAnsiTheme="minorBidi"/>
-          <w:sz w:val="24"/>
-          <w:szCs w:val="24"/>
-          <w:u w:val="single"/>
-        </w:rPr>
-        <w:t>– Reflection</w:t>
-      </w:r>
-      <w:r>
-        <w:rPr>
-          <w:rFonts w:asciiTheme="minorBidi" w:hAnsiTheme="minorBidi"/>
-          <w:sz w:val="24"/>
-          <w:szCs w:val="24"/>
-          <w:u w:val="single"/>
-        </w:rPr>
-        <w:t>:</w:t>
-      </w:r>
-      <w:r>
-        <w:rPr>
-          <w:rFonts w:asciiTheme="minorBidi" w:hAnsiTheme="minorBidi"/>
-          <w:sz w:val="24"/>
-          <w:szCs w:val="24"/>
-        </w:rPr>
-        <w:t xml:space="preserve"> </w:t>
-      </w:r>
-    </w:p>
-    <w:p>
-      <w:pPr>
-        <w:autoSpaceDE w:val="0"/>
-        <w:autoSpaceDN w:val="0"/>
-        <w:adjustRightInd w:val="0"/>
-        <w:spacing w:after="120" w:line="276" w:lineRule="auto"/>
-        <w:jc w:val="both"/>
-        <w:rPr>
-          <w:rFonts w:asciiTheme="minorBidi" w:hAnsiTheme="minorBidi"/>
           <w:b/>
           <w:bCs/>
           <w:sz w:val="24"/>
@@ -2209,7 +2559,6 @@
           <w:rFonts w:asciiTheme="minorBidi" w:hAnsiTheme="minorBidi"/>
           <w:sz w:val="24"/>
           <w:szCs w:val="24"/>
-          <w:highlight w:val="yellow"/>
         </w:rPr>
         <w:t>After implementation and test, please take a reflection and fill the questionnaire “</w:t>
       </w:r>
@@ -2220,7 +2569,6 @@
           <w:bCs/>
           <w:sz w:val="24"/>
           <w:szCs w:val="24"/>
-          <w:highlight w:val="yellow"/>
         </w:rPr>
         <w:t>Lab8 Persona - Form2 Prediction</w:t>
       </w:r>
@@ -2229,7 +2577,6 @@
           <w:rFonts w:asciiTheme="minorBidi" w:hAnsiTheme="minorBidi"/>
           <w:sz w:val="24"/>
           <w:szCs w:val="24"/>
-          <w:highlight w:val="yellow"/>
         </w:rPr>
         <w:t>” on eclass</w:t>
       </w:r>
@@ -2369,6 +2716,7 @@
           <w:sz w:val="24"/>
           <w:szCs w:val="24"/>
         </w:rPr>
+        <w:lastRenderedPageBreak/>
         <w:t>What you would improve if given additional time.</w:t>
       </w:r>
     </w:p>
@@ -2376,67 +2724,22 @@
       <w:pPr>
         <w:pStyle w:val="Heading2"/>
         <w:spacing w:before="480" w:after="240"/>
+        <w:jc w:val="both"/>
         <w:rPr>
           <w:rFonts w:asciiTheme="minorBidi" w:eastAsiaTheme="minorHAnsi" w:hAnsiTheme="minorBidi" w:cstheme="minorBidi"/>
-          <w:b/>
-          <w:bCs/>
           <w:color w:val="auto"/>
           <w:sz w:val="24"/>
           <w:szCs w:val="24"/>
         </w:rPr>
       </w:pPr>
-    </w:p>
-    <w:p>
-      <w:pPr>
-        <w:pStyle w:val="Heading2"/>
-        <w:spacing w:before="480" w:after="240"/>
+      <w:r>
         <w:rPr>
           <w:rFonts w:asciiTheme="minorBidi" w:eastAsiaTheme="minorHAnsi" w:hAnsiTheme="minorBidi" w:cstheme="minorBidi"/>
-          <w:b/>
-          <w:bCs/>
           <w:color w:val="auto"/>
           <w:sz w:val="24"/>
           <w:szCs w:val="24"/>
         </w:rPr>
-      </w:pPr>
-      <w:r>
-        <w:rPr>
-          <w:rFonts w:asciiTheme="minorBidi" w:eastAsiaTheme="minorHAnsi" w:hAnsiTheme="minorBidi" w:cstheme="minorBidi"/>
-          <w:b/>
-          <w:bCs/>
-          <w:color w:val="auto"/>
-          <w:sz w:val="24"/>
-          <w:szCs w:val="24"/>
-        </w:rPr>
-        <w:t>DELIVERABLES</w:t>
-      </w:r>
-    </w:p>
-    <w:p>
-      <w:pPr>
-        <w:pStyle w:val="NormalWeb"/>
-        <w:rPr>
-          <w:rFonts w:asciiTheme="minorBidi" w:eastAsiaTheme="minorHAnsi" w:hAnsiTheme="minorBidi" w:cstheme="minorBidi"/>
-          <w:lang w:eastAsia="en-US"/>
-        </w:rPr>
-      </w:pPr>
-      <w:commentRangeStart w:id="1"/>
-      <w:r>
-        <w:rPr>
-          <w:rFonts w:asciiTheme="minorBidi" w:eastAsiaTheme="minorHAnsi" w:hAnsiTheme="minorBidi" w:cstheme="minorBidi"/>
-          <w:lang w:eastAsia="en-US"/>
-        </w:rPr>
-        <w:t>Each student must submit a GitHub repository structured as follows:</w:t>
-      </w:r>
-      <w:commentRangeEnd w:id="1"/>
-      <w:r>
-        <w:rPr>
-          <w:rStyle w:val="CommentReference"/>
-          <w:rFonts w:asciiTheme="minorBidi" w:eastAsiaTheme="minorHAnsi" w:hAnsiTheme="minorBidi" w:cstheme="minorBidi"/>
-          <w:sz w:val="24"/>
-          <w:szCs w:val="24"/>
-          <w:lang w:eastAsia="en-US"/>
-        </w:rPr>
-        <w:commentReference w:id="1"/>
+        <w:t xml:space="preserve">DELIVERABLES &amp; SUBMISSION INSTRUCTIONS </w:t>
       </w:r>
     </w:p>
     <w:p>
@@ -2444,7 +2747,7 @@
         <w:pStyle w:val="ListParagraph"/>
         <w:numPr>
           <w:ilvl w:val="0"/>
-          <w:numId w:val="63"/>
+          <w:numId w:val="67"/>
         </w:numPr>
         <w:autoSpaceDE w:val="0"/>
         <w:autoSpaceDN w:val="0"/>
@@ -2453,25 +2756,52 @@
         <w:jc w:val="both"/>
         <w:rPr>
           <w:rFonts w:asciiTheme="minorBidi" w:hAnsiTheme="minorBidi"/>
-          <w:sz w:val="24"/>
-          <w:szCs w:val="24"/>
-        </w:rPr>
-      </w:pPr>
-      <w:r>
-        <w:rPr>
-          <w:rFonts w:asciiTheme="minorBidi" w:hAnsiTheme="minorBidi"/>
-          <w:sz w:val="24"/>
-          <w:szCs w:val="24"/>
-        </w:rPr>
-        <w:t>Two forms on Eclass</w:t>
+          <w:b/>
+          <w:bCs/>
+          <w:sz w:val="24"/>
+          <w:szCs w:val="24"/>
+        </w:rPr>
+      </w:pPr>
+      <w:r>
+        <w:rPr>
+          <w:rFonts w:asciiTheme="minorBidi" w:hAnsiTheme="minorBidi"/>
+          <w:b/>
+          <w:bCs/>
+          <w:sz w:val="24"/>
+          <w:szCs w:val="24"/>
+        </w:rPr>
+        <w:t>Forms (on eClass)</w:t>
       </w:r>
     </w:p>
     <w:p>
       <w:pPr>
+        <w:autoSpaceDE w:val="0"/>
+        <w:autoSpaceDN w:val="0"/>
+        <w:adjustRightInd w:val="0"/>
+        <w:spacing w:after="120" w:line="276" w:lineRule="auto"/>
+        <w:ind w:left="360"/>
+        <w:jc w:val="both"/>
+        <w:rPr>
+          <w:rFonts w:asciiTheme="minorBidi" w:hAnsiTheme="minorBidi"/>
+          <w:sz w:val="24"/>
+          <w:szCs w:val="24"/>
+        </w:rPr>
+      </w:pPr>
+      <w:r>
+        <w:rPr>
+          <w:rFonts w:asciiTheme="minorBidi" w:hAnsiTheme="minorBidi"/>
+          <w:sz w:val="24"/>
+          <w:szCs w:val="24"/>
+        </w:rPr>
+        <w:t>Before and after implementation, you must complete the following which should show your thought process properly:</w:t>
+      </w:r>
+    </w:p>
+    <w:p>
+      <w:pPr>
         <w:pStyle w:val="ListParagraph"/>
         <w:numPr>
-          <w:ilvl w:val="1"/>
-          <w:numId w:val="63"/>
+          <w:ilvl w:val="0"/>
+          <w:numId w:val="69"/>
         </w:numPr>
         <w:autoSpaceDE w:val="0"/>
         <w:autoSpaceDN w:val="0"/>
@@ -2491,9 +2821,8 @@
           <w:bCs/>
           <w:sz w:val="24"/>
           <w:szCs w:val="24"/>
-          <w:highlight w:val="yellow"/>
-        </w:rPr>
-        <w:t>Lab8 Persona - Form1 Constraint Specification</w:t>
+        </w:rPr>
+        <w:t>Lab8 Persona – Form1 Constraint Specification</w:t>
       </w:r>
       <w:r>
         <w:rPr>
@@ -2503,15 +2832,23 @@
           <w:sz w:val="24"/>
           <w:szCs w:val="24"/>
         </w:rPr>
-        <w:t xml:space="preserve"> (fill before implementation)</w:t>
+        <w:t xml:space="preserve"> </w:t>
+      </w:r>
+      <w:r>
+        <w:rPr>
+          <w:rFonts w:asciiTheme="minorBidi" w:hAnsiTheme="minorBidi"/>
+          <w:sz w:val="24"/>
+          <w:szCs w:val="24"/>
+        </w:rPr>
+        <w:t>(Must be completed before implementation begins)</w:t>
       </w:r>
     </w:p>
     <w:p>
       <w:pPr>
         <w:pStyle w:val="ListParagraph"/>
         <w:numPr>
-          <w:ilvl w:val="1"/>
-          <w:numId w:val="63"/>
+          <w:ilvl w:val="0"/>
+          <w:numId w:val="69"/>
         </w:numPr>
         <w:autoSpaceDE w:val="0"/>
         <w:autoSpaceDN w:val="0"/>
@@ -2531,9 +2868,8 @@
           <w:bCs/>
           <w:sz w:val="24"/>
           <w:szCs w:val="24"/>
-          <w:highlight w:val="yellow"/>
-        </w:rPr>
-        <w:t>Lab8 Persona - Form2 Prediction</w:t>
+        </w:rPr>
+        <w:t>Lab8 Persona – Form2 Prediction</w:t>
       </w:r>
       <w:r>
         <w:rPr>
@@ -2543,7 +2879,38 @@
           <w:sz w:val="24"/>
           <w:szCs w:val="24"/>
         </w:rPr>
-        <w:t xml:space="preserve"> (fill after implementation)</w:t>
+        <w:t xml:space="preserve"> </w:t>
+      </w:r>
+      <w:r>
+        <w:rPr>
+          <w:rFonts w:asciiTheme="minorBidi" w:hAnsiTheme="minorBidi"/>
+          <w:sz w:val="24"/>
+          <w:szCs w:val="24"/>
+        </w:rPr>
+        <w:t>(Must be completed after implementation and testing)</w:t>
+      </w:r>
+    </w:p>
+    <w:p>
+      <w:pPr>
+        <w:autoSpaceDE w:val="0"/>
+        <w:autoSpaceDN w:val="0"/>
+        <w:adjustRightInd w:val="0"/>
+        <w:spacing w:after="120" w:line="276" w:lineRule="auto"/>
+        <w:ind w:left="360"/>
+        <w:jc w:val="both"/>
+        <w:rPr>
+          <w:rFonts w:asciiTheme="minorBidi" w:hAnsiTheme="minorBidi"/>
+          <w:sz w:val="24"/>
+          <w:szCs w:val="24"/>
+        </w:rPr>
+      </w:pPr>
+      <w:r>
+        <w:rPr>
+          <w:rFonts w:asciiTheme="minorBidi" w:hAnsiTheme="minorBidi"/>
+          <w:sz w:val="24"/>
+          <w:szCs w:val="24"/>
+        </w:rPr>
+        <w:t>These forms are mandatory and part of your lab submission.</w:t>
       </w:r>
     </w:p>
     <w:p>
@@ -2551,7 +2918,7 @@
         <w:pStyle w:val="ListParagraph"/>
         <w:numPr>
           <w:ilvl w:val="0"/>
-          <w:numId w:val="63"/>
+          <w:numId w:val="67"/>
         </w:numPr>
         <w:autoSpaceDE w:val="0"/>
         <w:autoSpaceDN w:val="0"/>
@@ -2560,25 +2927,243 @@
         <w:jc w:val="both"/>
         <w:rPr>
           <w:rFonts w:asciiTheme="minorBidi" w:hAnsiTheme="minorBidi"/>
-          <w:sz w:val="24"/>
-          <w:szCs w:val="24"/>
-        </w:rPr>
-      </w:pPr>
-      <w:r>
-        <w:rPr>
-          <w:rFonts w:ascii="Courier New" w:hAnsi="Courier New" w:cs="Courier New"/>
-          <w:color w:val="000000" w:themeColor="text1"/>
-        </w:rPr>
-        <w:t>LLM_transcript.txt</w:t>
+          <w:b/>
+          <w:bCs/>
+          <w:sz w:val="24"/>
+          <w:szCs w:val="24"/>
+        </w:rPr>
+      </w:pPr>
+      <w:r>
+        <w:rPr>
+          <w:rFonts w:asciiTheme="minorBidi" w:hAnsiTheme="minorBidi"/>
+          <w:b/>
+          <w:bCs/>
+          <w:sz w:val="24"/>
+          <w:szCs w:val="24"/>
+        </w:rPr>
+        <w:t>GitHub Repository Submission</w:t>
       </w:r>
     </w:p>
     <w:p>
       <w:pPr>
-        <w:pStyle w:val="ListParagraph"/>
+        <w:pStyle w:val="Compact"/>
+        <w:spacing w:before="120"/>
+        <w:ind w:firstLine="360"/>
+        <w:jc w:val="both"/>
+        <w:rPr>
+          <w:rFonts w:asciiTheme="minorBidi" w:eastAsia="Times New Roman" w:hAnsiTheme="minorBidi"/>
+        </w:rPr>
+      </w:pPr>
+      <w:r>
+        <w:rPr>
+          <w:rFonts w:asciiTheme="minorBidi" w:eastAsia="Times New Roman" w:hAnsiTheme="minorBidi"/>
+        </w:rPr>
+        <w:t>Your repository must</w:t>
+      </w:r>
+      <w:r>
+        <w:rPr>
+          <w:rFonts w:asciiTheme="minorBidi" w:eastAsia="Times New Roman" w:hAnsiTheme="minorBidi"/>
+        </w:rPr>
+        <w:t xml:space="preserve"> hav been forked from the main class repository and</w:t>
+      </w:r>
+      <w:r>
+        <w:rPr>
+          <w:rFonts w:asciiTheme="minorBidi" w:eastAsia="Times New Roman" w:hAnsiTheme="minorBidi"/>
+        </w:rPr>
+        <w:t xml:space="preserve"> contain:</w:t>
+      </w:r>
+    </w:p>
+    <w:p>
+      <w:pPr>
+        <w:pStyle w:val="Compact"/>
         <w:numPr>
           <w:ilvl w:val="0"/>
-          <w:numId w:val="63"/>
+          <w:numId w:val="68"/>
         </w:numPr>
+        <w:spacing w:before="120"/>
+        <w:jc w:val="both"/>
+        <w:rPr>
+          <w:rFonts w:asciiTheme="minorBidi" w:eastAsia="Times New Roman" w:hAnsiTheme="minorBidi"/>
+        </w:rPr>
+      </w:pPr>
+      <w:r>
+        <w:rPr>
+          <w:rFonts w:ascii="Consolas" w:eastAsia="Times New Roman" w:hAnsi="Consolas" w:cs="Consolas"/>
+          <w:b/>
+          <w:bCs/>
+        </w:rPr>
+        <w:t>solution.py</w:t>
+      </w:r>
+      <w:r>
+        <w:rPr>
+          <w:rFonts w:asciiTheme="minorBidi" w:eastAsia="Times New Roman" w:hAnsiTheme="minorBidi"/>
+        </w:rPr>
+        <w:t xml:space="preserve"> </w:t>
+      </w:r>
+      <w:r>
+        <w:rPr>
+          <w:rFonts w:asciiTheme="minorBidi" w:eastAsia="Times New Roman" w:hAnsiTheme="minorBidi"/>
+        </w:rPr>
+        <w:t>(Your implementation reflecting the updated requirements)</w:t>
+      </w:r>
+    </w:p>
+    <w:p>
+      <w:pPr>
+        <w:pStyle w:val="Compact"/>
+        <w:numPr>
+          <w:ilvl w:val="0"/>
+          <w:numId w:val="68"/>
+        </w:numPr>
+        <w:spacing w:before="120"/>
+        <w:jc w:val="both"/>
+        <w:rPr>
+          <w:rFonts w:asciiTheme="minorBidi" w:eastAsia="Times New Roman" w:hAnsiTheme="minorBidi"/>
+        </w:rPr>
+      </w:pPr>
+      <w:r>
+        <w:rPr>
+          <w:rFonts w:ascii="Consolas" w:eastAsia="Times New Roman" w:hAnsi="Consolas" w:cs="Consolas"/>
+          <w:b/>
+          <w:bCs/>
+        </w:rPr>
+        <w:t>tests.py</w:t>
+      </w:r>
+      <w:r>
+        <w:rPr>
+          <w:rFonts w:asciiTheme="minorBidi" w:eastAsia="Times New Roman" w:hAnsiTheme="minorBidi"/>
+        </w:rPr>
+        <w:t xml:space="preserve"> </w:t>
+      </w:r>
+      <w:r>
+        <w:rPr>
+          <w:rFonts w:asciiTheme="minorBidi" w:eastAsia="Times New Roman" w:hAnsiTheme="minorBidi"/>
+        </w:rPr>
+        <w:t>(New test cases validating the updated behavior)</w:t>
+      </w:r>
+    </w:p>
+    <w:p>
+      <w:pPr>
+        <w:pStyle w:val="Compact"/>
+        <w:numPr>
+          <w:ilvl w:val="0"/>
+          <w:numId w:val="68"/>
+        </w:numPr>
+        <w:spacing w:before="120"/>
+        <w:jc w:val="both"/>
+        <w:rPr>
+          <w:rFonts w:asciiTheme="minorBidi" w:eastAsia="Times New Roman" w:hAnsiTheme="minorBidi"/>
+        </w:rPr>
+      </w:pPr>
+      <w:r>
+        <w:rPr>
+          <w:rFonts w:ascii="Consolas" w:hAnsi="Consolas" w:cs="Consolas"/>
+          <w:b/>
+          <w:bCs/>
+        </w:rPr>
+        <w:t>prompt_log.</w:t>
+      </w:r>
+      <w:r>
+        <w:rPr>
+          <w:rFonts w:ascii="Consolas" w:hAnsi="Consolas" w:cs="Consolas"/>
+          <w:b/>
+          <w:bCs/>
+        </w:rPr>
+        <w:t>txt</w:t>
+      </w:r>
+      <w:r>
+        <w:rPr>
+          <w:rFonts w:asciiTheme="minorBidi" w:hAnsiTheme="minorBidi"/>
+        </w:rPr>
+        <w:t xml:space="preserve"> </w:t>
+      </w:r>
+      <w:r>
+        <w:rPr>
+          <w:rFonts w:asciiTheme="minorBidi" w:eastAsia="Times New Roman" w:hAnsiTheme="minorBidi"/>
+        </w:rPr>
+        <w:t>(A file containing the full transcript of all LLM prompts and responses used during this lab)</w:t>
+      </w:r>
+    </w:p>
+    <w:p>
+      <w:pPr>
+        <w:pStyle w:val="Compact"/>
+        <w:numPr>
+          <w:ilvl w:val="0"/>
+          <w:numId w:val="70"/>
+        </w:numPr>
+        <w:spacing w:before="120"/>
+        <w:ind w:left="3600" w:hanging="2880"/>
+        <w:jc w:val="both"/>
+        <w:rPr>
+          <w:rFonts w:asciiTheme="minorBidi" w:eastAsia="Times New Roman" w:hAnsiTheme="minorBidi"/>
+        </w:rPr>
+      </w:pPr>
+      <w:r>
+        <w:rPr>
+          <w:rFonts w:asciiTheme="minorBidi" w:eastAsia="Times New Roman" w:hAnsiTheme="minorBidi"/>
+          <w:highlight w:val="yellow"/>
+        </w:rPr>
+        <w:t xml:space="preserve">Do </w:t>
+      </w:r>
+      <w:r>
+        <w:rPr>
+          <w:rFonts w:asciiTheme="minorBidi" w:eastAsia="Times New Roman" w:hAnsiTheme="minorBidi"/>
+          <w:highlight w:val="yellow"/>
+        </w:rPr>
+        <w:t>NOT</w:t>
+      </w:r>
+      <w:r>
+        <w:rPr>
+          <w:rFonts w:asciiTheme="minorBidi" w:eastAsia="Times New Roman" w:hAnsiTheme="minorBidi"/>
+          <w:highlight w:val="yellow"/>
+        </w:rPr>
+        <w:t xml:space="preserve"> upload screenshots.</w:t>
+      </w:r>
+      <w:r>
+        <w:rPr>
+          <w:rFonts w:asciiTheme="minorBidi" w:eastAsia="Times New Roman" w:hAnsiTheme="minorBidi"/>
+          <w:highlight w:val="yellow"/>
+        </w:rPr>
+        <w:t xml:space="preserve"> </w:t>
+      </w:r>
+      <w:r>
+        <w:rPr>
+          <w:rFonts w:asciiTheme="minorBidi" w:eastAsia="Times New Roman" w:hAnsiTheme="minorBidi"/>
+        </w:rPr>
+        <w:t>Copy and paste the exact prompts and responses</w:t>
+      </w:r>
+    </w:p>
+    <w:p>
+      <w:pPr>
+        <w:pStyle w:val="Compact"/>
+        <w:numPr>
+          <w:ilvl w:val="0"/>
+          <w:numId w:val="70"/>
+        </w:numPr>
+        <w:spacing w:before="120"/>
+        <w:jc w:val="both"/>
+        <w:rPr>
+          <w:rFonts w:asciiTheme="minorBidi" w:eastAsia="Times New Roman" w:hAnsiTheme="minorBidi"/>
+        </w:rPr>
+      </w:pPr>
+      <w:r>
+        <w:rPr>
+          <w:rFonts w:asciiTheme="minorBidi" w:eastAsia="Times New Roman" w:hAnsiTheme="minorBidi"/>
+        </w:rPr>
+        <w:t>The transcript must reflect the complete interaction history.</w:t>
+      </w:r>
+    </w:p>
+    <w:p>
+      <w:pPr>
+        <w:pStyle w:val="Compact"/>
+        <w:spacing w:before="120"/>
+        <w:jc w:val="both"/>
+        <w:rPr>
+          <w:rFonts w:asciiTheme="minorBidi" w:eastAsia="Times New Roman" w:hAnsiTheme="minorBidi"/>
+        </w:rPr>
+      </w:pPr>
+    </w:p>
+    <w:p>
+      <w:pPr>
         <w:autoSpaceDE w:val="0"/>
         <w:autoSpaceDN w:val="0"/>
         <w:adjustRightInd w:val="0"/>
@@ -2596,646 +3181,119 @@
           <w:sz w:val="24"/>
           <w:szCs w:val="24"/>
         </w:rPr>
-        <w:t>solution.py</w:t>
+        <w:t>INCOMPLETE SUBMISSIONS</w:t>
+      </w:r>
+      <w:r>
+        <w:rPr>
+          <w:rFonts w:asciiTheme="minorBidi" w:hAnsiTheme="minorBidi"/>
+          <w:sz w:val="24"/>
+          <w:szCs w:val="24"/>
+        </w:rPr>
+        <w:t xml:space="preserve"> WHICH </w:t>
+      </w:r>
+      <w:r>
+        <w:rPr>
+          <w:rFonts w:asciiTheme="minorBidi" w:hAnsiTheme="minorBidi"/>
+          <w:sz w:val="24"/>
+          <w:szCs w:val="24"/>
+        </w:rPr>
+        <w:t>DO</w:t>
+      </w:r>
+      <w:r>
+        <w:rPr>
+          <w:rFonts w:asciiTheme="minorBidi" w:hAnsiTheme="minorBidi"/>
+          <w:sz w:val="24"/>
+          <w:szCs w:val="24"/>
+        </w:rPr>
+        <w:t xml:space="preserve"> NOT INCLUDE ALL THE ABOVE COMPONENTS</w:t>
+      </w:r>
+      <w:r>
+        <w:rPr>
+          <w:rFonts w:asciiTheme="minorBidi" w:hAnsiTheme="minorBidi"/>
+          <w:sz w:val="24"/>
+          <w:szCs w:val="24"/>
+        </w:rPr>
+        <w:t xml:space="preserve"> WILL NOT BE GRADED.</w:t>
       </w:r>
     </w:p>
     <w:p>
       <w:pPr>
-        <w:pStyle w:val="ListParagraph"/>
-        <w:numPr>
-          <w:ilvl w:val="0"/>
-          <w:numId w:val="63"/>
-        </w:numPr>
-        <w:autoSpaceDE w:val="0"/>
-        <w:autoSpaceDN w:val="0"/>
-        <w:adjustRightInd w:val="0"/>
-        <w:spacing w:after="120" w:line="276" w:lineRule="auto"/>
+        <w:pStyle w:val="FirstParagraph"/>
         <w:jc w:val="both"/>
         <w:rPr>
           <w:rFonts w:asciiTheme="minorBidi" w:hAnsiTheme="minorBidi"/>
-          <w:sz w:val="24"/>
-          <w:szCs w:val="24"/>
-        </w:rPr>
-      </w:pPr>
-      <w:r>
-        <w:rPr>
-          <w:rFonts w:asciiTheme="minorBidi" w:hAnsiTheme="minorBidi"/>
-          <w:sz w:val="24"/>
-          <w:szCs w:val="24"/>
-        </w:rPr>
-        <w:t>tests.py</w:t>
-      </w:r>
-    </w:p>
-    <w:p>
-      <w:pPr>
-        <w:pStyle w:val="Compact"/>
-        <w:spacing w:before="120"/>
-        <w:jc w:val="both"/>
-        <w:rPr>
-          <w:rFonts w:ascii="Arial" w:hAnsi="Arial" w:cs="Arial"/>
+        </w:rPr>
+      </w:pPr>
+      <w:bookmarkStart w:id="0" w:name="submission-checklist"/>
+      <w:r>
+        <w:rPr>
+          <w:rFonts w:asciiTheme="minorBidi" w:hAnsiTheme="minorBidi"/>
+          <w:color w:val="000000" w:themeColor="text1"/>
+        </w:rPr>
+        <w:t xml:space="preserve">Please adhere to academic honesty. This lab should be done </w:t>
+      </w:r>
+      <w:r>
+        <w:rPr>
+          <w:rFonts w:asciiTheme="minorBidi" w:hAnsiTheme="minorBidi"/>
           <w:b/>
           <w:bCs/>
           <w:color w:val="000000" w:themeColor="text1"/>
         </w:rPr>
-      </w:pPr>
-    </w:p>
-    <w:p>
-      <w:pPr>
-        <w:pStyle w:val="Compact"/>
-        <w:spacing w:before="120"/>
-        <w:jc w:val="both"/>
-        <w:rPr>
-          <w:rFonts w:ascii="Arial" w:hAnsi="Arial" w:cs="Arial"/>
+        <w:t>individually</w:t>
+      </w:r>
+      <w:r>
+        <w:rPr>
+          <w:rFonts w:asciiTheme="minorBidi" w:hAnsiTheme="minorBidi"/>
+          <w:color w:val="000000" w:themeColor="text1"/>
+        </w:rPr>
+        <w:t xml:space="preserve">. Your code, tests, </w:t>
+      </w:r>
+      <w:proofErr w:type="gramStart"/>
+      <w:r>
+        <w:rPr>
+          <w:rFonts w:asciiTheme="minorBidi" w:hAnsiTheme="minorBidi"/>
+          <w:color w:val="000000" w:themeColor="text1"/>
+        </w:rPr>
+        <w:t>specification</w:t>
+      </w:r>
+      <w:proofErr w:type="gramEnd"/>
+      <w:r>
+        <w:rPr>
+          <w:rFonts w:asciiTheme="minorBidi" w:hAnsiTheme="minorBidi"/>
+          <w:color w:val="000000" w:themeColor="text1"/>
+        </w:rPr>
+        <w:t xml:space="preserve">, and documentation must be your own. We will be using additional test cases to test your implementation so make sure your test cases </w:t>
+      </w:r>
+      <w:proofErr w:type="gramStart"/>
+      <w:r>
+        <w:rPr>
+          <w:rFonts w:asciiTheme="minorBidi" w:hAnsiTheme="minorBidi"/>
+          <w:color w:val="000000" w:themeColor="text1"/>
+        </w:rPr>
+        <w:t>covers</w:t>
+      </w:r>
+      <w:proofErr w:type="gramEnd"/>
+      <w:r>
+        <w:rPr>
+          <w:rFonts w:asciiTheme="minorBidi" w:hAnsiTheme="minorBidi"/>
+          <w:color w:val="000000" w:themeColor="text1"/>
+        </w:rPr>
+        <w:t xml:space="preserve"> all the requirements of the system.</w:t>
+      </w:r>
+      <w:bookmarkEnd w:id="0"/>
+      <w:r>
+        <w:rPr>
+          <w:rFonts w:asciiTheme="minorBidi" w:hAnsiTheme="minorBidi"/>
           <w:b/>
           <w:bCs/>
           <w:color w:val="000000" w:themeColor="text1"/>
         </w:rPr>
-      </w:pPr>
-    </w:p>
-    <w:p>
-      <w:pPr>
-        <w:pStyle w:val="Heading2"/>
-        <w:jc w:val="both"/>
-        <w:rPr>
-          <w:rFonts w:ascii="Arial" w:hAnsi="Arial" w:cs="Arial"/>
-          <w:color w:val="000000" w:themeColor="text1"/>
-        </w:rPr>
-      </w:pPr>
-      <w:bookmarkStart w:id="2" w:name="submission-checklist"/>
-      <w:r>
-        <w:rPr>
-          <w:rFonts w:ascii="Arial" w:hAnsi="Arial" w:cs="Arial"/>
-          <w:color w:val="000000" w:themeColor="text1"/>
-        </w:rPr>
-        <w:t>Submission Checklist</w:t>
-      </w:r>
-      <w:r>
-        <w:rPr>
-          <w:rFonts w:ascii="Arial" w:hAnsi="Arial" w:cs="Arial"/>
-          <w:color w:val="000000" w:themeColor="text1"/>
-        </w:rPr>
-        <w:t>--</w:t>
-      </w:r>
-      <w:r>
-        <w:rPr>
-          <w:rFonts w:ascii="Arial" w:hAnsi="Arial" w:cs="Arial"/>
-          <w:color w:val="000000" w:themeColor="text1"/>
-        </w:rPr>
-        <w:t>Make sure you have:</w:t>
-      </w:r>
-    </w:p>
-    <w:p>
-      <w:pPr>
-        <w:pStyle w:val="Compact"/>
-        <w:spacing w:before="120"/>
-        <w:jc w:val="both"/>
-        <w:rPr>
-          <w:rFonts w:ascii="Arial" w:eastAsia="Times New Roman" w:hAnsi="Arial" w:cs="Arial"/>
-          <w:lang w:val="en-CA"/>
-        </w:rPr>
-      </w:pPr>
-      <w:r>
-        <w:rPr>
-          <w:rFonts w:ascii="Segoe UI Symbol" w:eastAsia="Times New Roman" w:hAnsi="Segoe UI Symbol" w:cs="Segoe UI Symbol"/>
-          <w:lang w:val="en-CA"/>
-        </w:rPr>
-        <w:t>☐</w:t>
-      </w:r>
-      <w:r>
-        <w:rPr>
-          <w:rFonts w:ascii="Arial" w:eastAsia="Times New Roman" w:hAnsi="Arial" w:cs="Arial"/>
-          <w:lang w:val="en-CA"/>
-        </w:rPr>
         <w:t xml:space="preserve"> </w:t>
       </w:r>
-      <w:r>
-        <w:rPr>
-          <w:rFonts w:ascii="Arial" w:eastAsia="Times New Roman" w:hAnsi="Arial" w:cs="Arial"/>
-          <w:lang w:val="en-CA"/>
-        </w:rPr>
-        <w:t xml:space="preserve">Go to </w:t>
-      </w:r>
-      <w:hyperlink r:id="rId12" w:history="1">
-        <w:r>
-          <w:rPr>
-            <w:rStyle w:val="Hyperlink"/>
-            <w:rFonts w:ascii="Arial" w:eastAsia="Times New Roman" w:hAnsi="Arial" w:cs="Arial"/>
-            <w:lang w:val="en-CA"/>
-          </w:rPr>
-          <w:t>https://github.com/EECS4312TeachingTeam/EECS4312_Lab8_taskA</w:t>
-        </w:r>
-      </w:hyperlink>
-    </w:p>
-    <w:p>
-      <w:pPr>
-        <w:pStyle w:val="Compact"/>
-        <w:spacing w:before="120"/>
-        <w:jc w:val="both"/>
-        <w:rPr>
-          <w:rFonts w:ascii="Arial" w:eastAsia="Times New Roman" w:hAnsi="Arial" w:cs="Arial"/>
-          <w:lang w:val="en-CA"/>
-        </w:rPr>
-      </w:pPr>
-      <w:r>
-        <w:rPr>
-          <w:rFonts w:ascii="Segoe UI Symbol" w:eastAsia="Times New Roman" w:hAnsi="Segoe UI Symbol" w:cs="Segoe UI Symbol"/>
-          <w:lang w:val="en-CA"/>
-        </w:rPr>
-        <w:t>☐</w:t>
-      </w:r>
-      <w:r>
-        <w:rPr>
-          <w:rFonts w:ascii="Arial" w:eastAsia="Times New Roman" w:hAnsi="Arial" w:cs="Arial"/>
-          <w:lang w:val="en-CA"/>
-        </w:rPr>
-        <w:t xml:space="preserve"> </w:t>
-      </w:r>
-      <w:r>
-        <w:rPr>
-          <w:rFonts w:ascii="Arial" w:eastAsia="Times New Roman" w:hAnsi="Arial" w:cs="Arial"/>
-          <w:lang w:val="en-CA"/>
-        </w:rPr>
-        <w:t xml:space="preserve">forked the repo and </w:t>
-      </w:r>
-      <w:r>
-        <w:rPr>
-          <w:rFonts w:ascii="Arial" w:hAnsi="Arial" w:cs="Arial"/>
-          <w:color w:val="000000" w:themeColor="text1"/>
-        </w:rPr>
-        <w:t>a</w:t>
-      </w:r>
-      <w:r>
-        <w:rPr>
-          <w:rFonts w:ascii="Arial" w:hAnsi="Arial" w:cs="Arial"/>
-          <w:color w:val="000000" w:themeColor="text1"/>
-        </w:rPr>
-        <w:t xml:space="preserve">dded </w:t>
-      </w:r>
-      <w:r>
-        <w:rPr>
-          <w:rFonts w:ascii="Arial" w:hAnsi="Arial" w:cs="Arial"/>
-          <w:b/>
-          <w:bCs/>
-          <w:color w:val="000000" w:themeColor="text1"/>
-        </w:rPr>
-        <w:t>EECS4312TeachingTeam</w:t>
-      </w:r>
-      <w:r>
-        <w:rPr>
-          <w:rFonts w:ascii="Arial" w:hAnsi="Arial" w:cs="Arial"/>
-          <w:color w:val="000000" w:themeColor="text1"/>
-        </w:rPr>
-        <w:t xml:space="preserve"> as collaborator.</w:t>
-      </w:r>
-    </w:p>
-    <w:p>
-      <w:pPr>
-        <w:pStyle w:val="Compact"/>
-        <w:spacing w:before="120"/>
-        <w:jc w:val="both"/>
-        <w:rPr>
-          <w:rFonts w:ascii="Arial" w:hAnsi="Arial" w:cs="Arial"/>
-          <w:color w:val="000000" w:themeColor="text1"/>
-        </w:rPr>
-      </w:pPr>
-      <w:r>
-        <w:rPr>
-          <w:rFonts w:ascii="Segoe UI Symbol" w:eastAsia="Times New Roman" w:hAnsi="Segoe UI Symbol" w:cs="Segoe UI Symbol"/>
-          <w:lang w:val="en-CA"/>
-        </w:rPr>
-        <w:t>☐</w:t>
-      </w:r>
-      <w:r>
-        <w:rPr>
-          <w:rFonts w:ascii="Arial" w:eastAsia="Times New Roman" w:hAnsi="Arial" w:cs="Arial"/>
-          <w:lang w:val="en-CA"/>
-        </w:rPr>
-        <w:t xml:space="preserve"> </w:t>
-      </w:r>
-      <w:r>
-        <w:rPr>
-          <w:rFonts w:ascii="Arial" w:hAnsi="Arial" w:cs="Arial"/>
-          <w:color w:val="000000" w:themeColor="text1"/>
-        </w:rPr>
-        <w:t xml:space="preserve">Committed your </w:t>
-      </w:r>
-      <w:r>
-        <w:rPr>
-          <w:rFonts w:ascii="Arial" w:hAnsi="Arial" w:cs="Arial"/>
-          <w:color w:val="000000" w:themeColor="text1"/>
-        </w:rPr>
-        <w:t>task implementation</w:t>
-      </w:r>
-      <w:r>
-        <w:rPr>
-          <w:rFonts w:ascii="Arial" w:hAnsi="Arial" w:cs="Arial"/>
-          <w:color w:val="000000" w:themeColor="text1"/>
-        </w:rPr>
-        <w:t xml:space="preserve"> solution</w:t>
-      </w:r>
-      <w:r>
-        <w:rPr>
-          <w:rStyle w:val="VerbatimChar"/>
-          <w:rFonts w:ascii="Courier New" w:hAnsi="Courier New" w:cs="Courier New"/>
-          <w:color w:val="000000" w:themeColor="text1"/>
-        </w:rPr>
-        <w:t>.py</w:t>
-      </w:r>
-      <w:r>
-        <w:rPr>
-          <w:rFonts w:ascii="Arial" w:hAnsi="Arial" w:cs="Arial"/>
-          <w:color w:val="000000" w:themeColor="text1"/>
-        </w:rPr>
-        <w:t xml:space="preserve"> </w:t>
-      </w:r>
-      <w:r>
-        <w:rPr>
-          <w:rFonts w:ascii="Arial" w:hAnsi="Arial" w:cs="Arial"/>
-          <w:color w:val="000000" w:themeColor="text1"/>
-        </w:rPr>
-        <w:t xml:space="preserve">file </w:t>
-      </w:r>
-      <w:r>
-        <w:rPr>
-          <w:rFonts w:ascii="Arial" w:hAnsi="Arial" w:cs="Arial"/>
-          <w:color w:val="000000" w:themeColor="text1"/>
-        </w:rPr>
-        <w:t>implementing</w:t>
-      </w:r>
-      <w:r>
-        <w:rPr>
-          <w:rFonts w:ascii="Arial" w:hAnsi="Arial" w:cs="Arial"/>
-          <w:color w:val="000000" w:themeColor="text1"/>
-        </w:rPr>
-        <w:t xml:space="preserve"> the new requirement.</w:t>
-      </w:r>
-    </w:p>
-    <w:p>
-      <w:pPr>
-        <w:pStyle w:val="Compact"/>
-        <w:spacing w:before="120"/>
-        <w:jc w:val="both"/>
-        <w:rPr>
-          <w:rFonts w:ascii="Arial" w:hAnsi="Arial" w:cs="Arial"/>
-          <w:color w:val="000000" w:themeColor="text1"/>
-        </w:rPr>
-      </w:pPr>
-      <w:r>
-        <w:rPr>
-          <w:rFonts w:ascii="Segoe UI Symbol" w:eastAsia="Times New Roman" w:hAnsi="Segoe UI Symbol" w:cs="Segoe UI Symbol"/>
-          <w:lang w:val="en-CA"/>
-        </w:rPr>
-        <w:t>☐</w:t>
-      </w:r>
-      <w:r>
-        <w:rPr>
-          <w:rFonts w:ascii="Arial" w:eastAsia="Times New Roman" w:hAnsi="Arial" w:cs="Arial"/>
-          <w:lang w:val="en-CA"/>
-        </w:rPr>
-        <w:t xml:space="preserve"> </w:t>
-      </w:r>
-      <w:r>
-        <w:rPr>
-          <w:rStyle w:val="VerbatimChar"/>
-          <w:rFonts w:ascii="Arial" w:hAnsi="Arial" w:cs="Arial"/>
-          <w:color w:val="000000" w:themeColor="text1"/>
-        </w:rPr>
-        <w:t>Committed test file</w:t>
-      </w:r>
-      <w:r>
-        <w:rPr>
-          <w:rStyle w:val="VerbatimChar"/>
-          <w:rFonts w:ascii="Arial" w:hAnsi="Arial" w:cs="Arial"/>
-          <w:color w:val="000000" w:themeColor="text1"/>
-        </w:rPr>
-        <w:t xml:space="preserve"> tests</w:t>
-      </w:r>
-      <w:r>
-        <w:rPr>
-          <w:rStyle w:val="VerbatimChar"/>
-          <w:rFonts w:ascii="Courier New" w:hAnsi="Courier New" w:cs="Courier New"/>
-          <w:color w:val="000000" w:themeColor="text1"/>
-        </w:rPr>
-        <w:t>.py</w:t>
-      </w:r>
-      <w:r>
-        <w:rPr>
-          <w:rFonts w:ascii="Arial" w:hAnsi="Arial" w:cs="Arial"/>
-          <w:color w:val="000000" w:themeColor="text1"/>
-        </w:rPr>
-        <w:t xml:space="preserve"> with </w:t>
-      </w:r>
-      <w:r>
-        <w:rPr>
-          <w:rFonts w:ascii="Arial" w:hAnsi="Arial" w:cs="Arial"/>
-          <w:color w:val="000000" w:themeColor="text1"/>
-        </w:rPr>
-        <w:t>new</w:t>
-      </w:r>
-      <w:r>
-        <w:rPr>
-          <w:rFonts w:ascii="Arial" w:hAnsi="Arial" w:cs="Arial"/>
-          <w:color w:val="000000" w:themeColor="text1"/>
-        </w:rPr>
-        <w:t xml:space="preserve"> test cases</w:t>
-      </w:r>
-      <w:r>
-        <w:rPr>
-          <w:rFonts w:ascii="Arial" w:hAnsi="Arial" w:cs="Arial"/>
-          <w:color w:val="000000" w:themeColor="text1"/>
-        </w:rPr>
-        <w:t>.</w:t>
-      </w:r>
-    </w:p>
-    <w:p>
-      <w:pPr>
-        <w:pStyle w:val="Compact"/>
-        <w:spacing w:before="120"/>
-        <w:jc w:val="both"/>
-        <w:rPr>
-          <w:rFonts w:ascii="Arial" w:hAnsi="Arial" w:cs="Arial"/>
-          <w:color w:val="000000" w:themeColor="text1"/>
-        </w:rPr>
-      </w:pPr>
-      <w:r>
-        <w:rPr>
-          <w:rFonts w:ascii="Segoe UI Symbol" w:eastAsia="Times New Roman" w:hAnsi="Segoe UI Symbol" w:cs="Segoe UI Symbol"/>
-          <w:lang w:val="en-CA"/>
-        </w:rPr>
-        <w:lastRenderedPageBreak/>
-        <w:t>☐</w:t>
-      </w:r>
-      <w:r>
-        <w:rPr>
-          <w:rFonts w:ascii="Arial" w:eastAsia="Times New Roman" w:hAnsi="Arial" w:cs="Arial"/>
-          <w:lang w:val="en-CA"/>
-        </w:rPr>
-        <w:t xml:space="preserve"> </w:t>
-      </w:r>
-      <w:r>
-        <w:rPr>
-          <w:rFonts w:ascii="Arial" w:eastAsia="Times New Roman" w:hAnsi="Arial" w:cs="Arial"/>
-          <w:lang w:val="en-CA"/>
-        </w:rPr>
-        <w:t>Committed</w:t>
-      </w:r>
-      <w:r>
-        <w:rPr>
-          <w:rFonts w:ascii="Arial" w:hAnsi="Arial" w:cs="Arial"/>
-          <w:color w:val="000000" w:themeColor="text1"/>
-        </w:rPr>
-        <w:t xml:space="preserve"> the Transcript of all LLM prompts and responses (paste into a plain</w:t>
-      </w:r>
-      <w:r>
-        <w:rPr>
-          <w:rFonts w:ascii="Cambria Math" w:hAnsi="Cambria Math" w:cs="Cambria Math"/>
-          <w:color w:val="000000" w:themeColor="text1"/>
-        </w:rPr>
-        <w:t>‑</w:t>
-      </w:r>
-      <w:r>
-        <w:rPr>
-          <w:rFonts w:ascii="Arial" w:hAnsi="Arial" w:cs="Arial"/>
-          <w:color w:val="000000" w:themeColor="text1"/>
-        </w:rPr>
-        <w:t xml:space="preserve">text called </w:t>
-      </w:r>
-      <w:r>
-        <w:rPr>
-          <w:rFonts w:ascii="Courier New" w:hAnsi="Courier New" w:cs="Courier New"/>
-          <w:color w:val="000000" w:themeColor="text1"/>
-        </w:rPr>
-        <w:t>LLM_transcript.txt</w:t>
-      </w:r>
-      <w:r>
-        <w:rPr>
-          <w:rFonts w:ascii="Arial" w:hAnsi="Arial" w:cs="Arial"/>
-          <w:color w:val="000000" w:themeColor="text1"/>
-        </w:rPr>
-        <w:t xml:space="preserve">). </w:t>
-      </w:r>
-      <w:r>
-        <w:rPr>
-          <w:rFonts w:ascii="Arial" w:hAnsi="Arial" w:cs="Arial"/>
-          <w:b/>
-          <w:bCs/>
-          <w:color w:val="000000" w:themeColor="text1"/>
-          <w:highlight w:val="yellow"/>
-        </w:rPr>
-        <w:t>No screenshot!</w:t>
-      </w:r>
-      <w:r>
-        <w:rPr>
-          <w:rFonts w:ascii="Arial" w:hAnsi="Arial" w:cs="Arial"/>
-          <w:color w:val="000000" w:themeColor="text1"/>
-        </w:rPr>
-        <w:t xml:space="preserve"> Copy and paste your question and LLMs responses</w:t>
-      </w:r>
-      <w:r>
-        <w:rPr>
-          <w:rFonts w:ascii="Arial" w:hAnsi="Arial" w:cs="Arial"/>
-          <w:color w:val="000000" w:themeColor="text1"/>
-        </w:rPr>
-        <w:t xml:space="preserve"> to your new branch in the repository</w:t>
-      </w:r>
-      <w:r>
-        <w:rPr>
-          <w:rFonts w:ascii="Arial" w:hAnsi="Arial" w:cs="Arial"/>
-          <w:color w:val="000000" w:themeColor="text1"/>
-        </w:rPr>
-        <w:t>.</w:t>
-      </w:r>
-    </w:p>
-    <w:p>
-      <w:pPr>
-        <w:pStyle w:val="Compact"/>
-        <w:spacing w:before="120"/>
-        <w:jc w:val="both"/>
-        <w:rPr>
-          <w:rFonts w:ascii="Arial" w:hAnsi="Arial" w:cs="Arial"/>
-          <w:color w:val="000000" w:themeColor="text1"/>
-        </w:rPr>
-      </w:pPr>
-      <w:r>
-        <w:rPr>
-          <w:rFonts w:ascii="Segoe UI Symbol" w:eastAsia="Times New Roman" w:hAnsi="Segoe UI Symbol" w:cs="Segoe UI Symbol"/>
-          <w:lang w:val="en-CA"/>
-        </w:rPr>
-        <w:t>☐</w:t>
-      </w:r>
-      <w:r>
-        <w:rPr>
-          <w:rFonts w:ascii="Arial" w:eastAsia="Times New Roman" w:hAnsi="Arial" w:cs="Arial"/>
-          <w:lang w:val="en-CA"/>
-        </w:rPr>
-        <w:t xml:space="preserve"> </w:t>
-      </w:r>
-      <w:r>
-        <w:rPr>
-          <w:rFonts w:ascii="Arial" w:eastAsia="Times New Roman" w:hAnsi="Arial" w:cs="Arial"/>
-          <w:lang w:val="en-CA"/>
-        </w:rPr>
-        <w:t xml:space="preserve">Double check Todo steps in </w:t>
-      </w:r>
-      <w:r>
-        <w:rPr>
-          <w:rFonts w:ascii="Arial" w:hAnsi="Arial" w:cs="Arial"/>
-          <w:color w:val="000000" w:themeColor="text1"/>
-        </w:rPr>
-        <w:t>this manual</w:t>
-      </w:r>
-    </w:p>
-    <w:p>
-      <w:pPr>
-        <w:pStyle w:val="Compact"/>
-        <w:spacing w:before="120"/>
-        <w:jc w:val="both"/>
-        <w:rPr>
-          <w:rFonts w:ascii="Arial" w:hAnsi="Arial" w:cs="Arial"/>
-          <w:color w:val="000000" w:themeColor="text1"/>
-        </w:rPr>
-      </w:pPr>
-    </w:p>
-    <w:p>
-      <w:pPr>
-        <w:pStyle w:val="Compact"/>
-        <w:spacing w:before="120"/>
-        <w:jc w:val="both"/>
-        <w:rPr>
-          <w:rFonts w:ascii="Arial" w:hAnsi="Arial" w:cs="Arial"/>
-          <w:color w:val="000000" w:themeColor="text1"/>
-        </w:rPr>
-      </w:pPr>
-      <w:r>
-        <w:rPr>
-          <w:rFonts w:ascii="Arial" w:hAnsi="Arial" w:cs="Arial"/>
-          <w:color w:val="000000" w:themeColor="text1"/>
-        </w:rPr>
-        <w:t xml:space="preserve">To submit follow these steps: </w:t>
-      </w:r>
-    </w:p>
-    <w:p>
-      <w:pPr>
-        <w:pStyle w:val="Compact"/>
-        <w:numPr>
-          <w:ilvl w:val="0"/>
-          <w:numId w:val="66"/>
-        </w:numPr>
-        <w:spacing w:before="120"/>
-        <w:jc w:val="both"/>
-        <w:rPr>
-          <w:rFonts w:ascii="Arial" w:hAnsi="Arial" w:cs="Arial"/>
-          <w:color w:val="000000" w:themeColor="text1"/>
-        </w:rPr>
-      </w:pPr>
-      <w:r>
-        <w:rPr>
-          <w:rFonts w:ascii="Arial" w:hAnsi="Arial" w:cs="Arial"/>
-          <w:color w:val="000000" w:themeColor="text1"/>
-        </w:rPr>
-        <w:t xml:space="preserve">Commit everything to your GitHub repository and add </w:t>
-      </w:r>
-      <w:r>
-        <w:rPr>
-          <w:rFonts w:ascii="Courier New" w:hAnsi="Courier New" w:cs="Courier New"/>
-          <w:b/>
-          <w:bCs/>
-          <w:color w:val="000000" w:themeColor="text1"/>
-        </w:rPr>
-        <w:t>EECS4312TeachingTeam</w:t>
-      </w:r>
-      <w:r>
-        <w:rPr>
-          <w:rFonts w:ascii="Arial" w:hAnsi="Arial" w:cs="Arial"/>
-          <w:color w:val="000000" w:themeColor="text1"/>
-        </w:rPr>
-        <w:t xml:space="preserve"> as collaborator (make sure you see the word collaborator).</w:t>
-      </w:r>
-    </w:p>
-    <w:p>
-      <w:pPr>
-        <w:pStyle w:val="Compact"/>
-        <w:numPr>
-          <w:ilvl w:val="0"/>
-          <w:numId w:val="66"/>
-        </w:numPr>
-        <w:spacing w:before="120"/>
-        <w:jc w:val="both"/>
-        <w:rPr>
-          <w:rFonts w:ascii="Arial" w:hAnsi="Arial" w:cs="Arial"/>
-          <w:color w:val="000000" w:themeColor="text1"/>
-        </w:rPr>
-      </w:pPr>
-      <w:r>
-        <w:rPr>
-          <w:rFonts w:ascii="Arial" w:hAnsi="Arial" w:cs="Arial"/>
-          <w:color w:val="000000" w:themeColor="text1"/>
-        </w:rPr>
-        <w:t xml:space="preserve">Hand in the manual and prediction sheet. </w:t>
-      </w:r>
-    </w:p>
-    <w:p>
-      <w:pPr>
-        <w:pStyle w:val="FirstParagraph"/>
-        <w:jc w:val="both"/>
-        <w:rPr>
-          <w:rFonts w:ascii="Arial" w:hAnsi="Arial" w:cs="Arial"/>
-          <w:b/>
-          <w:bCs/>
-          <w:color w:val="000000" w:themeColor="text1"/>
-        </w:rPr>
-      </w:pPr>
-      <w:r>
-        <w:rPr>
-          <w:rFonts w:ascii="Arial" w:hAnsi="Arial" w:cs="Arial"/>
-          <w:color w:val="000000" w:themeColor="text1"/>
-        </w:rPr>
-        <w:t xml:space="preserve">Please adhere to academic honesty. This lab should be done individually. Your code, tests, specification, and documentation must be your own. We will be using additional test cases to test your implementation so make sure your test cases </w:t>
-      </w:r>
-      <w:proofErr w:type="gramStart"/>
-      <w:r>
-        <w:rPr>
-          <w:rFonts w:ascii="Arial" w:hAnsi="Arial" w:cs="Arial"/>
-          <w:color w:val="000000" w:themeColor="text1"/>
-        </w:rPr>
-        <w:t>covers</w:t>
-      </w:r>
-      <w:proofErr w:type="gramEnd"/>
-      <w:r>
-        <w:rPr>
-          <w:rFonts w:ascii="Arial" w:hAnsi="Arial" w:cs="Arial"/>
-          <w:color w:val="000000" w:themeColor="text1"/>
-        </w:rPr>
-        <w:t xml:space="preserve"> all the requirements of the system. </w:t>
-      </w:r>
-      <w:r>
-        <w:rPr>
-          <w:rFonts w:ascii="Arial" w:hAnsi="Arial" w:cs="Arial"/>
-          <w:b/>
-          <w:bCs/>
-          <w:color w:val="000000" w:themeColor="text1"/>
-        </w:rPr>
-        <w:t>Do not share test cases or seek hidden tests.</w:t>
-      </w:r>
-      <w:bookmarkEnd w:id="2"/>
-    </w:p>
-    <w:p>
-      <w:pPr>
-        <w:autoSpaceDE w:val="0"/>
-        <w:autoSpaceDN w:val="0"/>
-        <w:adjustRightInd w:val="0"/>
-        <w:spacing w:after="120" w:line="276" w:lineRule="auto"/>
-        <w:jc w:val="both"/>
-        <w:rPr>
-          <w:rFonts w:asciiTheme="minorBidi" w:hAnsiTheme="minorBidi"/>
-          <w:sz w:val="24"/>
-          <w:szCs w:val="24"/>
-        </w:rPr>
-      </w:pPr>
     </w:p>
     <w:sectPr>
-      <w:headerReference w:type="default" r:id="rId13"/>
-      <w:footerReference w:type="default" r:id="rId14"/>
+      <w:headerReference w:type="default" r:id="rId9"/>
+      <w:footerReference w:type="default" r:id="rId10"/>
       <w:pgSz w:w="12240" w:h="15840"/>
       <w:pgMar w:top="1440" w:right="1440" w:bottom="1440" w:left="1440" w:header="708" w:footer="708" w:gutter="0"/>
       <w:cols w:space="708"/>
@@ -3245,66 +3303,8 @@
 </w:document>
 </file>
 
-<file path=word/comments.xml><?xml version="1.0" encoding="utf-8"?>
-<w:comments xmlns:wpc="http://schemas.microsoft.com/office/word/2010/wordprocessingCanvas" xmlns:cx="http://schemas.microsoft.com/office/drawing/2014/chartex" xmlns:cx1="http://schemas.microsoft.com/office/drawing/2015/9/8/chartex" xmlns:cx2="http://schemas.microsoft.com/office/drawing/2015/10/21/chartex" xmlns:cx3="http://schemas.microsoft.com/office/drawing/2016/5/9/chartex" xmlns:cx4="http://schemas.microsoft.com/office/drawing/2016/5/10/chartex" xmlns:cx5="http://schemas.microsoft.com/office/drawing/2016/5/11/chartex" xmlns:cx6="http://schemas.microsoft.com/office/drawing/2016/5/12/chartex" xmlns:cx7="http://schemas.microsoft.com/office/drawing/2016/5/13/chartex" xmlns:cx8="http://schemas.microsoft.com/office/drawing/2016/5/14/chartex" xmlns:mc="http://schemas.openxmlformats.org/markup-compatibility/2006" xmlns:aink="http://schemas.microsoft.com/office/drawing/2016/ink" xmlns:am3d="http://schemas.microsoft.com/office/drawing/2017/model3d" xmlns:o="urn:schemas-microsoft-com:office:office" xmlns:oel="http://schemas.microsoft.com/office/2019/extlst" xmlns:r="http://schemas.openxmlformats.org/officeDocument/2006/relationships" xmlns:m="http://schemas.openxmlformats.org/officeDocument/2006/math" xmlns:v="urn:schemas-microsoft-com:vml" xmlns:wp14="http://schemas.microsoft.com/office/word/2010/wordprocessingDrawing" xmlns:wp="http://schemas.openxmlformats.org/drawingml/2006/wordprocessingDrawing" xmlns:w10="urn:schemas-microsoft-com:office:word" xmlns:w="http://schemas.openxmlformats.org/wordprocessingml/2006/main" xmlns:w14="http://schemas.microsoft.com/office/word/2010/wordml" xmlns:w15="http://schemas.microsoft.com/office/word/2012/wordml" xmlns:w16cex="http://schemas.microsoft.com/office/word/2018/wordml/cex" xmlns:w16cid="http://schemas.microsoft.com/office/word/2016/wordml/cid" xmlns:w16="http://schemas.microsoft.com/office/word/2018/wordml" xmlns:w16du="http://schemas.microsoft.com/office/word/2023/wordml/word16du" xmlns:w16sdtdh="http://schemas.microsoft.com/office/word/2020/wordml/sdtdatahash" xmlns:w16se="http://schemas.microsoft.com/office/word/2015/wordml/symex" xmlns:wpg="http://schemas.microsoft.com/office/word/2010/wordprocessingGroup" xmlns:wpi="http://schemas.microsoft.com/office/word/2010/wordprocessingInk" xmlns:wne="http://schemas.microsoft.com/office/word/2006/wordml" xmlns:wps="http://schemas.microsoft.com/office/word/2010/wordprocessingShape" mc:Ignorable="w14 w15 w16se w16cid w16 w16cex w16sdtdh w16du wp14">
-  <w:comment w:id="0" w:author="Maleknaz Nayebi" w:date="2026-02-28T23:47:00Z" w:initials="MN">
-    <w:p>
-      <w:pPr>
-        <w:pStyle w:val="CommentText"/>
-      </w:pPr>
-      <w:r>
-        <w:rPr>
-          <w:rStyle w:val="CommentReference"/>
-        </w:rPr>
-        <w:annotationRef/>
-      </w:r>
-      <w:r>
-        <w:t xml:space="preserve">For tan to adjust for ech of the tasks … we need two manual </w:t>
-      </w:r>
-    </w:p>
-  </w:comment>
-  <w:comment w:id="1" w:author="Maleknaz Nayebi" w:date="2026-02-28T23:59:00Z" w:initials="MN">
-    <w:p>
-      <w:pPr>
-        <w:pStyle w:val="CommentText"/>
-      </w:pPr>
-      <w:r>
-        <w:rPr>
-          <w:rStyle w:val="CommentReference"/>
-        </w:rPr>
-        <w:annotationRef/>
-      </w:r>
-      <w:r>
-        <w:t>Tell them to fork repo etc that you had</w:t>
-      </w:r>
-    </w:p>
-  </w:comment>
-</w:comments>
-</file>
-
-<file path=word/commentsExtended.xml><?xml version="1.0" encoding="utf-8"?>
-<w15:commentsEx xmlns:wpc="http://schemas.microsoft.com/office/word/2010/wordprocessingCanvas" xmlns:cx="http://schemas.microsoft.com/office/drawing/2014/chartex" xmlns:cx1="http://schemas.microsoft.com/office/drawing/2015/9/8/chartex" xmlns:cx2="http://schemas.microsoft.com/office/drawing/2015/10/21/chartex" xmlns:cx3="http://schemas.microsoft.com/office/drawing/2016/5/9/chartex" xmlns:cx4="http://schemas.microsoft.com/office/drawing/2016/5/10/chartex" xmlns:cx5="http://schemas.microsoft.com/office/drawing/2016/5/11/chartex" xmlns:cx6="http://schemas.microsoft.com/office/drawing/2016/5/12/chartex" xmlns:cx7="http://schemas.microsoft.com/office/drawing/2016/5/13/chartex" xmlns:cx8="http://schemas.microsoft.com/office/drawing/2016/5/14/chartex" xmlns:mc="http://schemas.openxmlformats.org/markup-compatibility/2006" xmlns:aink="http://schemas.microsoft.com/office/drawing/2016/ink" xmlns:am3d="http://schemas.microsoft.com/office/drawing/2017/model3d" xmlns:o="urn:schemas-microsoft-com:office:office" xmlns:oel="http://schemas.microsoft.com/office/2019/extlst" xmlns:r="http://schemas.openxmlformats.org/officeDocument/2006/relationships" xmlns:m="http://schemas.openxmlformats.org/officeDocument/2006/math" xmlns:v="urn:schemas-microsoft-com:vml" xmlns:wp14="http://schemas.microsoft.com/office/word/2010/wordprocessingDrawing" xmlns:wp="http://schemas.openxmlformats.org/drawingml/2006/wordprocessingDrawing" xmlns:w10="urn:schemas-microsoft-com:office:word" xmlns:w="http://schemas.openxmlformats.org/wordprocessingml/2006/main" xmlns:w14="http://schemas.microsoft.com/office/word/2010/wordml" xmlns:w15="http://schemas.microsoft.com/office/word/2012/wordml" xmlns:w16cex="http://schemas.microsoft.com/office/word/2018/wordml/cex" xmlns:w16cid="http://schemas.microsoft.com/office/word/2016/wordml/cid" xmlns:w16="http://schemas.microsoft.com/office/word/2018/wordml" xmlns:w16du="http://schemas.microsoft.com/office/word/2023/wordml/word16du" xmlns:w16sdtdh="http://schemas.microsoft.com/office/word/2020/wordml/sdtdatahash" xmlns:w16se="http://schemas.microsoft.com/office/word/2015/wordml/symex" xmlns:wpg="http://schemas.microsoft.com/office/word/2010/wordprocessingGroup" xmlns:wpi="http://schemas.microsoft.com/office/word/2010/wordprocessingInk" xmlns:wne="http://schemas.microsoft.com/office/word/2006/wordml" xmlns:wps="http://schemas.microsoft.com/office/word/2010/wordprocessingShape" mc:Ignorable="w14 w15 w16se w16cid w16 w16cex w16sdtdh w16du wp14">
-  <w15:commentEx w15:paraId="3FE5EC99" w15:done="1"/>
-  <w15:commentEx w15:paraId="38CDD394" w15:done="1"/>
-</w15:commentsEx>
-</file>
-
-<file path=word/commentsExtensible.xml><?xml version="1.0" encoding="utf-8"?>
-<w16cex:commentsExtensible xmlns:wpc="http://schemas.microsoft.com/office/word/2010/wordprocessingCanvas" xmlns:cx="http://schemas.microsoft.com/office/drawing/2014/chartex" xmlns:cx1="http://schemas.microsoft.com/office/drawing/2015/9/8/chartex" xmlns:cx2="http://schemas.microsoft.com/office/drawing/2015/10/21/chartex" xmlns:cx3="http://schemas.microsoft.com/office/drawing/2016/5/9/chartex" xmlns:cx4="http://schemas.microsoft.com/office/drawing/2016/5/10/chartex" xmlns:cx5="http://schemas.microsoft.com/office/drawing/2016/5/11/chartex" xmlns:cx6="http://schemas.microsoft.com/office/drawing/2016/5/12/chartex" xmlns:cx7="http://schemas.microsoft.com/office/drawing/2016/5/13/chartex" xmlns:cx8="http://schemas.microsoft.com/office/drawing/2016/5/14/chartex" xmlns:cr="http://schemas.microsoft.com/office/comments/2020/reactions" xmlns:mc="http://schemas.openxmlformats.org/markup-compatibility/2006" xmlns:aink="http://schemas.microsoft.com/office/drawing/2016/ink" xmlns:am3d="http://schemas.microsoft.com/office/drawing/2017/model3d" xmlns:o="urn:schemas-microsoft-com:office:office" xmlns:oel="http://schemas.microsoft.com/office/2019/extlst" xmlns:r="http://schemas.openxmlformats.org/officeDocument/2006/relationships" xmlns:m="http://schemas.openxmlformats.org/officeDocument/2006/math" xmlns:v="urn:schemas-microsoft-com:vml" xmlns:wp14="http://schemas.microsoft.com/office/word/2010/wordprocessingDrawing" xmlns:wp="http://schemas.openxmlformats.org/drawingml/2006/wordprocessingDrawing" xmlns:w10="urn:schemas-microsoft-com:office:word" xmlns:w="http://schemas.openxmlformats.org/wordprocessingml/2006/main" xmlns:w14="http://schemas.microsoft.com/office/word/2010/wordml" xmlns:w15="http://schemas.microsoft.com/office/word/2012/wordml" xmlns:w16cex="http://schemas.microsoft.com/office/word/2018/wordml/cex" xmlns:w16cid="http://schemas.microsoft.com/office/word/2016/wordml/cid" xmlns:w16="http://schemas.microsoft.com/office/word/2018/wordml" xmlns:w16du="http://schemas.microsoft.com/office/word/2023/wordml/word16du" xmlns:w16sdtdh="http://schemas.microsoft.com/office/word/2020/wordml/sdtdatahash" xmlns:w16se="http://schemas.microsoft.com/office/word/2015/wordml/symex" xmlns:wpg="http://schemas.microsoft.com/office/word/2010/wordprocessingGroup" xmlns:wpi="http://schemas.microsoft.com/office/word/2010/wordprocessingInk" xmlns:wne="http://schemas.microsoft.com/office/word/2006/wordml" xmlns:wps="http://schemas.microsoft.com/office/word/2010/wordprocessingShape" mc:Ignorable="w14 w15 w16se w16cid w16 w16cex w16sdtdh cr w16du wp14">
-  <w16cex:commentExtensible w16cex:durableId="177DC281" w16cex:dateUtc="2026-03-01T04:47:00Z"/>
-  <w16cex:commentExtensible w16cex:durableId="330C03C2" w16cex:dateUtc="2026-03-01T04:59:00Z"/>
-</w16cex:commentsExtensible>
-</file>
-
-<file path=word/commentsIds.xml><?xml version="1.0" encoding="utf-8"?>
-<w16cid:commentsIds xmlns:wpc="http://schemas.microsoft.com/office/word/2010/wordprocessingCanvas" xmlns:cx="http://schemas.microsoft.com/office/drawing/2014/chartex" xmlns:cx1="http://schemas.microsoft.com/office/drawing/2015/9/8/chartex" xmlns:cx2="http://schemas.microsoft.com/office/drawing/2015/10/21/chartex" xmlns:cx3="http://schemas.microsoft.com/office/drawing/2016/5/9/chartex" xmlns:cx4="http://schemas.microsoft.com/office/drawing/2016/5/10/chartex" xmlns:cx5="http://schemas.microsoft.com/office/drawing/2016/5/11/chartex" xmlns:cx6="http://schemas.microsoft.com/office/drawing/2016/5/12/chartex" xmlns:cx7="http://schemas.microsoft.com/office/drawing/2016/5/13/chartex" xmlns:cx8="http://schemas.microsoft.com/office/drawing/2016/5/14/chartex" xmlns:mc="http://schemas.openxmlformats.org/markup-compatibility/2006" xmlns:aink="http://schemas.microsoft.com/office/drawing/2016/ink" xmlns:am3d="http://schemas.microsoft.com/office/drawing/2017/model3d" xmlns:o="urn:schemas-microsoft-com:office:office" xmlns:oel="http://schemas.microsoft.com/office/2019/extlst" xmlns:r="http://schemas.openxmlformats.org/officeDocument/2006/relationships" xmlns:m="http://schemas.openxmlformats.org/officeDocument/2006/math" xmlns:v="urn:schemas-microsoft-com:vml" xmlns:wp14="http://schemas.microsoft.com/office/word/2010/wordprocessingDrawing" xmlns:wp="http://schemas.openxmlformats.org/drawingml/2006/wordprocessingDrawing" xmlns:w10="urn:schemas-microsoft-com:office:word" xmlns:w="http://schemas.openxmlformats.org/wordprocessingml/2006/main" xmlns:w14="http://schemas.microsoft.com/office/word/2010/wordml" xmlns:w15="http://schemas.microsoft.com/office/word/2012/wordml" xmlns:w16cex="http://schemas.microsoft.com/office/word/2018/wordml/cex" xmlns:w16cid="http://schemas.microsoft.com/office/word/2016/wordml/cid" xmlns:w16="http://schemas.microsoft.com/office/word/2018/wordml" xmlns:w16du="http://schemas.microsoft.com/office/word/2023/wordml/word16du" xmlns:w16sdtdh="http://schemas.microsoft.com/office/word/2020/wordml/sdtdatahash" xmlns:w16se="http://schemas.microsoft.com/office/word/2015/wordml/symex" xmlns:wpg="http://schemas.microsoft.com/office/word/2010/wordprocessingGroup" xmlns:wpi="http://schemas.microsoft.com/office/word/2010/wordprocessingInk" xmlns:wne="http://schemas.microsoft.com/office/word/2006/wordml" xmlns:wps="http://schemas.microsoft.com/office/word/2010/wordprocessingShape" mc:Ignorable="w14 w15 w16se w16cid w16 w16cex w16sdtdh w16du wp14">
-  <w16cid:commentId w16cid:paraId="3FE5EC99" w16cid:durableId="177DC281"/>
-  <w16cid:commentId w16cid:paraId="38CDD394" w16cid:durableId="330C03C2"/>
-</w16cid:commentsIds>
-</file>
-
 <file path=word/endnotes.xml><?xml version="1.0" encoding="utf-8"?>
-<w:endnotes xmlns:wpc="http://schemas.microsoft.com/office/word/2010/wordprocessingCanvas" xmlns:cx="http://schemas.microsoft.com/office/drawing/2014/chartex" xmlns:cx1="http://schemas.microsoft.com/office/drawing/2015/9/8/chartex" xmlns:cx2="http://schemas.microsoft.com/office/drawing/2015/10/21/chartex" xmlns:cx3="http://schemas.microsoft.com/office/drawing/2016/5/9/chartex" xmlns:cx4="http://schemas.microsoft.com/office/drawing/2016/5/10/chartex" xmlns:cx5="http://schemas.microsoft.com/office/drawing/2016/5/11/chartex" xmlns:cx6="http://schemas.microsoft.com/office/drawing/2016/5/12/chartex" xmlns:cx7="http://schemas.microsoft.com/office/drawing/2016/5/13/chartex" xmlns:cx8="http://schemas.microsoft.com/office/drawing/2016/5/14/chartex" xmlns:mc="http://schemas.openxmlformats.org/markup-compatibility/2006" xmlns:aink="http://schemas.microsoft.com/office/drawing/2016/ink" xmlns:am3d="http://schemas.microsoft.com/office/drawing/2017/model3d" xmlns:o="urn:schemas-microsoft-com:office:office" xmlns:oel="http://schemas.microsoft.com/office/2019/extlst" xmlns:r="http://schemas.openxmlformats.org/officeDocument/2006/relationships" xmlns:m="http://schemas.openxmlformats.org/officeDocument/2006/math" xmlns:v="urn:schemas-microsoft-com:vml" xmlns:wp14="http://schemas.microsoft.com/office/word/2010/wordprocessingDrawing" xmlns:wp="http://schemas.openxmlformats.org/drawingml/2006/wordprocessingDrawing" xmlns:w10="urn:schemas-microsoft-com:office:word" xmlns:w="http://schemas.openxmlformats.org/wordprocessingml/2006/main" xmlns:w14="http://schemas.microsoft.com/office/word/2010/wordml" xmlns:w15="http://schemas.microsoft.com/office/word/2012/wordml" xmlns:w16cex="http://schemas.microsoft.com/office/word/2018/wordml/cex" xmlns:w16cid="http://schemas.microsoft.com/office/word/2016/wordml/cid" xmlns:w16="http://schemas.microsoft.com/office/word/2018/wordml" xmlns:w16du="http://schemas.microsoft.com/office/word/2023/wordml/word16du" xmlns:w16sdtdh="http://schemas.microsoft.com/office/word/2020/wordml/sdtdatahash" xmlns:w16se="http://schemas.microsoft.com/office/word/2015/wordml/symex" xmlns:wpg="http://schemas.microsoft.com/office/word/2010/wordprocessingGroup" xmlns:wpi="http://schemas.microsoft.com/office/word/2010/wordprocessingInk" xmlns:wne="http://schemas.microsoft.com/office/word/2006/wordml" xmlns:wps="http://schemas.microsoft.com/office/word/2010/wordprocessingShape" mc:Ignorable="w14 w15 w16se w16cid w16 w16cex w16sdtdh w16du wp14">
+<w:endnotes xmlns:wpc="http://schemas.microsoft.com/office/word/2010/wordprocessingCanvas" xmlns:cx="http://schemas.microsoft.com/office/drawing/2014/chartex" xmlns:cx1="http://schemas.microsoft.com/office/drawing/2015/9/8/chartex" xmlns:cx2="http://schemas.microsoft.com/office/drawing/2015/10/21/chartex" xmlns:cx3="http://schemas.microsoft.com/office/drawing/2016/5/9/chartex" xmlns:cx4="http://schemas.microsoft.com/office/drawing/2016/5/10/chartex" xmlns:cx5="http://schemas.microsoft.com/office/drawing/2016/5/11/chartex" xmlns:cx6="http://schemas.microsoft.com/office/drawing/2016/5/12/chartex" xmlns:cx7="http://schemas.microsoft.com/office/drawing/2016/5/13/chartex" xmlns:cx8="http://schemas.microsoft.com/office/drawing/2016/5/14/chartex" xmlns:mc="http://schemas.openxmlformats.org/markup-compatibility/2006" xmlns:aink="http://schemas.microsoft.com/office/drawing/2016/ink" xmlns:am3d="http://schemas.microsoft.com/office/drawing/2017/model3d" xmlns:o="urn:schemas-microsoft-com:office:office" xmlns:oel="http://schemas.microsoft.com/office/2019/extlst" xmlns:r="http://schemas.openxmlformats.org/officeDocument/2006/relationships" xmlns:m="http://schemas.openxmlformats.org/officeDocument/2006/math" xmlns:v="urn:schemas-microsoft-com:vml" xmlns:wp14="http://schemas.microsoft.com/office/word/2010/wordprocessingDrawing" xmlns:wp="http://schemas.openxmlformats.org/drawingml/2006/wordprocessingDrawing" xmlns:w10="urn:schemas-microsoft-com:office:word" xmlns:w="http://schemas.openxmlformats.org/wordprocessingml/2006/main" xmlns:w14="http://schemas.microsoft.com/office/word/2010/wordml" xmlns:w15="http://schemas.microsoft.com/office/word/2012/wordml" xmlns:w16cex="http://schemas.microsoft.com/office/word/2018/wordml/cex" xmlns:w16cid="http://schemas.microsoft.com/office/word/2016/wordml/cid" xmlns:w16="http://schemas.microsoft.com/office/word/2018/wordml" xmlns:w16du="http://schemas.microsoft.com/office/word/2023/wordml/word16du" xmlns:w16sdtdh="http://schemas.microsoft.com/office/word/2020/wordml/sdtdatahash" xmlns:w16sdtfl="http://schemas.microsoft.com/office/word/2024/wordml/sdtformatlock" xmlns:w16se="http://schemas.microsoft.com/office/word/2015/wordml/symex" xmlns:wpg="http://schemas.microsoft.com/office/word/2010/wordprocessingGroup" xmlns:wpi="http://schemas.microsoft.com/office/word/2010/wordprocessingInk" xmlns:wne="http://schemas.microsoft.com/office/word/2006/wordml" xmlns:wps="http://schemas.microsoft.com/office/word/2010/wordprocessingShape" mc:Ignorable="w14 w15 w16se w16cid w16 w16cex w16sdtdh w16sdtfl w16du wp14">
   <w:endnote w:type="separator" w:id="-1">
     <w:p>
       <w:pPr>
@@ -3329,7 +3329,7 @@
 </file>
 
 <file path=word/footer1.xml><?xml version="1.0" encoding="utf-8"?>
-<w:ftr xmlns:wpc="http://schemas.microsoft.com/office/word/2010/wordprocessingCanvas" xmlns:cx="http://schemas.microsoft.com/office/drawing/2014/chartex" xmlns:cx1="http://schemas.microsoft.com/office/drawing/2015/9/8/chartex" xmlns:cx2="http://schemas.microsoft.com/office/drawing/2015/10/21/chartex" xmlns:cx3="http://schemas.microsoft.com/office/drawing/2016/5/9/chartex" xmlns:cx4="http://schemas.microsoft.com/office/drawing/2016/5/10/chartex" xmlns:cx5="http://schemas.microsoft.com/office/drawing/2016/5/11/chartex" xmlns:cx6="http://schemas.microsoft.com/office/drawing/2016/5/12/chartex" xmlns:cx7="http://schemas.microsoft.com/office/drawing/2016/5/13/chartex" xmlns:cx8="http://schemas.microsoft.com/office/drawing/2016/5/14/chartex" xmlns:mc="http://schemas.openxmlformats.org/markup-compatibility/2006" xmlns:aink="http://schemas.microsoft.com/office/drawing/2016/ink" xmlns:am3d="http://schemas.microsoft.com/office/drawing/2017/model3d" xmlns:o="urn:schemas-microsoft-com:office:office" xmlns:oel="http://schemas.microsoft.com/office/2019/extlst" xmlns:r="http://schemas.openxmlformats.org/officeDocument/2006/relationships" xmlns:m="http://schemas.openxmlformats.org/officeDocument/2006/math" xmlns:v="urn:schemas-microsoft-com:vml" xmlns:wp14="http://schemas.microsoft.com/office/word/2010/wordprocessingDrawing" xmlns:wp="http://schemas.openxmlformats.org/drawingml/2006/wordprocessingDrawing" xmlns:w10="urn:schemas-microsoft-com:office:word" xmlns:w="http://schemas.openxmlformats.org/wordprocessingml/2006/main" xmlns:w14="http://schemas.microsoft.com/office/word/2010/wordml" xmlns:w15="http://schemas.microsoft.com/office/word/2012/wordml" xmlns:w16cex="http://schemas.microsoft.com/office/word/2018/wordml/cex" xmlns:w16cid="http://schemas.microsoft.com/office/word/2016/wordml/cid" xmlns:w16="http://schemas.microsoft.com/office/word/2018/wordml" xmlns:w16du="http://schemas.microsoft.com/office/word/2023/wordml/word16du" xmlns:w16sdtdh="http://schemas.microsoft.com/office/word/2020/wordml/sdtdatahash" xmlns:w16se="http://schemas.microsoft.com/office/word/2015/wordml/symex" xmlns:wpg="http://schemas.microsoft.com/office/word/2010/wordprocessingGroup" xmlns:wpi="http://schemas.microsoft.com/office/word/2010/wordprocessingInk" xmlns:wne="http://schemas.microsoft.com/office/word/2006/wordml" xmlns:wps="http://schemas.microsoft.com/office/word/2010/wordprocessingShape" mc:Ignorable="w14 w15 w16se w16cid w16 w16cex w16sdtdh w16du wp14">
+<w:ftr xmlns:wpc="http://schemas.microsoft.com/office/word/2010/wordprocessingCanvas" xmlns:cx="http://schemas.microsoft.com/office/drawing/2014/chartex" xmlns:cx1="http://schemas.microsoft.com/office/drawing/2015/9/8/chartex" xmlns:cx2="http://schemas.microsoft.com/office/drawing/2015/10/21/chartex" xmlns:cx3="http://schemas.microsoft.com/office/drawing/2016/5/9/chartex" xmlns:cx4="http://schemas.microsoft.com/office/drawing/2016/5/10/chartex" xmlns:cx5="http://schemas.microsoft.com/office/drawing/2016/5/11/chartex" xmlns:cx6="http://schemas.microsoft.com/office/drawing/2016/5/12/chartex" xmlns:cx7="http://schemas.microsoft.com/office/drawing/2016/5/13/chartex" xmlns:cx8="http://schemas.microsoft.com/office/drawing/2016/5/14/chartex" xmlns:mc="http://schemas.openxmlformats.org/markup-compatibility/2006" xmlns:aink="http://schemas.microsoft.com/office/drawing/2016/ink" xmlns:am3d="http://schemas.microsoft.com/office/drawing/2017/model3d" xmlns:o="urn:schemas-microsoft-com:office:office" xmlns:oel="http://schemas.microsoft.com/office/2019/extlst" xmlns:r="http://schemas.openxmlformats.org/officeDocument/2006/relationships" xmlns:m="http://schemas.openxmlformats.org/officeDocument/2006/math" xmlns:v="urn:schemas-microsoft-com:vml" xmlns:wp14="http://schemas.microsoft.com/office/word/2010/wordprocessingDrawing" xmlns:wp="http://schemas.openxmlformats.org/drawingml/2006/wordprocessingDrawing" xmlns:w10="urn:schemas-microsoft-com:office:word" xmlns:w="http://schemas.openxmlformats.org/wordprocessingml/2006/main" xmlns:w14="http://schemas.microsoft.com/office/word/2010/wordml" xmlns:w15="http://schemas.microsoft.com/office/word/2012/wordml" xmlns:w16cex="http://schemas.microsoft.com/office/word/2018/wordml/cex" xmlns:w16cid="http://schemas.microsoft.com/office/word/2016/wordml/cid" xmlns:w16="http://schemas.microsoft.com/office/word/2018/wordml" xmlns:w16du="http://schemas.microsoft.com/office/word/2023/wordml/word16du" xmlns:w16sdtdh="http://schemas.microsoft.com/office/word/2020/wordml/sdtdatahash" xmlns:w16sdtfl="http://schemas.microsoft.com/office/word/2024/wordml/sdtformatlock" xmlns:w16se="http://schemas.microsoft.com/office/word/2015/wordml/symex" xmlns:wpg="http://schemas.microsoft.com/office/word/2010/wordprocessingGroup" xmlns:wpi="http://schemas.microsoft.com/office/word/2010/wordprocessingInk" xmlns:wne="http://schemas.microsoft.com/office/word/2006/wordml" xmlns:wps="http://schemas.microsoft.com/office/word/2010/wordprocessingShape" mc:Ignorable="w14 w15 w16se w16cid w16 w16cex w16sdtdh w16sdtfl w16du wp14">
   <w:sdt>
     <w:sdtPr>
       <w:id w:val="1631281305"/>
@@ -3436,7 +3436,7 @@
 </file>
 
 <file path=word/footnotes.xml><?xml version="1.0" encoding="utf-8"?>
-<w:footnotes xmlns:wpc="http://schemas.microsoft.com/office/word/2010/wordprocessingCanvas" xmlns:cx="http://schemas.microsoft.com/office/drawing/2014/chartex" xmlns:cx1="http://schemas.microsoft.com/office/drawing/2015/9/8/chartex" xmlns:cx2="http://schemas.microsoft.com/office/drawing/2015/10/21/chartex" xmlns:cx3="http://schemas.microsoft.com/office/drawing/2016/5/9/chartex" xmlns:cx4="http://schemas.microsoft.com/office/drawing/2016/5/10/chartex" xmlns:cx5="http://schemas.microsoft.com/office/drawing/2016/5/11/chartex" xmlns:cx6="http://schemas.microsoft.com/office/drawing/2016/5/12/chartex" xmlns:cx7="http://schemas.microsoft.com/office/drawing/2016/5/13/chartex" xmlns:cx8="http://schemas.microsoft.com/office/drawing/2016/5/14/chartex" xmlns:mc="http://schemas.openxmlformats.org/markup-compatibility/2006" xmlns:aink="http://schemas.microsoft.com/office/drawing/2016/ink" xmlns:am3d="http://schemas.microsoft.com/office/drawing/2017/model3d" xmlns:o="urn:schemas-microsoft-com:office:office" xmlns:oel="http://schemas.microsoft.com/office/2019/extlst" xmlns:r="http://schemas.openxmlformats.org/officeDocument/2006/relationships" xmlns:m="http://schemas.openxmlformats.org/officeDocument/2006/math" xmlns:v="urn:schemas-microsoft-com:vml" xmlns:wp14="http://schemas.microsoft.com/office/word/2010/wordprocessingDrawing" xmlns:wp="http://schemas.openxmlformats.org/drawingml/2006/wordprocessingDrawing" xmlns:w10="urn:schemas-microsoft-com:office:word" xmlns:w="http://schemas.openxmlformats.org/wordprocessingml/2006/main" xmlns:w14="http://schemas.microsoft.com/office/word/2010/wordml" xmlns:w15="http://schemas.microsoft.com/office/word/2012/wordml" xmlns:w16cex="http://schemas.microsoft.com/office/word/2018/wordml/cex" xmlns:w16cid="http://schemas.microsoft.com/office/word/2016/wordml/cid" xmlns:w16="http://schemas.microsoft.com/office/word/2018/wordml" xmlns:w16du="http://schemas.microsoft.com/office/word/2023/wordml/word16du" xmlns:w16sdtdh="http://schemas.microsoft.com/office/word/2020/wordml/sdtdatahash" xmlns:w16se="http://schemas.microsoft.com/office/word/2015/wordml/symex" xmlns:wpg="http://schemas.microsoft.com/office/word/2010/wordprocessingGroup" xmlns:wpi="http://schemas.microsoft.com/office/word/2010/wordprocessingInk" xmlns:wne="http://schemas.microsoft.com/office/word/2006/wordml" xmlns:wps="http://schemas.microsoft.com/office/word/2010/wordprocessingShape" mc:Ignorable="w14 w15 w16se w16cid w16 w16cex w16sdtdh w16du wp14">
+<w:footnotes xmlns:wpc="http://schemas.microsoft.com/office/word/2010/wordprocessingCanvas" xmlns:cx="http://schemas.microsoft.com/office/drawing/2014/chartex" xmlns:cx1="http://schemas.microsoft.com/office/drawing/2015/9/8/chartex" xmlns:cx2="http://schemas.microsoft.com/office/drawing/2015/10/21/chartex" xmlns:cx3="http://schemas.microsoft.com/office/drawing/2016/5/9/chartex" xmlns:cx4="http://schemas.microsoft.com/office/drawing/2016/5/10/chartex" xmlns:cx5="http://schemas.microsoft.com/office/drawing/2016/5/11/chartex" xmlns:cx6="http://schemas.microsoft.com/office/drawing/2016/5/12/chartex" xmlns:cx7="http://schemas.microsoft.com/office/drawing/2016/5/13/chartex" xmlns:cx8="http://schemas.microsoft.com/office/drawing/2016/5/14/chartex" xmlns:mc="http://schemas.openxmlformats.org/markup-compatibility/2006" xmlns:aink="http://schemas.microsoft.com/office/drawing/2016/ink" xmlns:am3d="http://schemas.microsoft.com/office/drawing/2017/model3d" xmlns:o="urn:schemas-microsoft-com:office:office" xmlns:oel="http://schemas.microsoft.com/office/2019/extlst" xmlns:r="http://schemas.openxmlformats.org/officeDocument/2006/relationships" xmlns:m="http://schemas.openxmlformats.org/officeDocument/2006/math" xmlns:v="urn:schemas-microsoft-com:vml" xmlns:wp14="http://schemas.microsoft.com/office/word/2010/wordprocessingDrawing" xmlns:wp="http://schemas.openxmlformats.org/drawingml/2006/wordprocessingDrawing" xmlns:w10="urn:schemas-microsoft-com:office:word" xmlns:w="http://schemas.openxmlformats.org/wordprocessingml/2006/main" xmlns:w14="http://schemas.microsoft.com/office/word/2010/wordml" xmlns:w15="http://schemas.microsoft.com/office/word/2012/wordml" xmlns:w16cex="http://schemas.microsoft.com/office/word/2018/wordml/cex" xmlns:w16cid="http://schemas.microsoft.com/office/word/2016/wordml/cid" xmlns:w16="http://schemas.microsoft.com/office/word/2018/wordml" xmlns:w16du="http://schemas.microsoft.com/office/word/2023/wordml/word16du" xmlns:w16sdtdh="http://schemas.microsoft.com/office/word/2020/wordml/sdtdatahash" xmlns:w16sdtfl="http://schemas.microsoft.com/office/word/2024/wordml/sdtformatlock" xmlns:w16se="http://schemas.microsoft.com/office/word/2015/wordml/symex" xmlns:wpg="http://schemas.microsoft.com/office/word/2010/wordprocessingGroup" xmlns:wpi="http://schemas.microsoft.com/office/word/2010/wordprocessingInk" xmlns:wne="http://schemas.microsoft.com/office/word/2006/wordml" xmlns:wps="http://schemas.microsoft.com/office/word/2010/wordprocessingShape" mc:Ignorable="w14 w15 w16se w16cid w16 w16cex w16sdtdh w16sdtfl w16du wp14">
   <w:footnote w:type="separator" w:id="-1">
     <w:p>
       <w:pPr>
@@ -3461,7 +3461,7 @@
 </file>
 
 <file path=word/header1.xml><?xml version="1.0" encoding="utf-8"?>
-<w:hdr xmlns:wpc="http://schemas.microsoft.com/office/word/2010/wordprocessingCanvas" xmlns:cx="http://schemas.microsoft.com/office/drawing/2014/chartex" xmlns:cx1="http://schemas.microsoft.com/office/drawing/2015/9/8/chartex" xmlns:cx2="http://schemas.microsoft.com/office/drawing/2015/10/21/chartex" xmlns:cx3="http://schemas.microsoft.com/office/drawing/2016/5/9/chartex" xmlns:cx4="http://schemas.microsoft.com/office/drawing/2016/5/10/chartex" xmlns:cx5="http://schemas.microsoft.com/office/drawing/2016/5/11/chartex" xmlns:cx6="http://schemas.microsoft.com/office/drawing/2016/5/12/chartex" xmlns:cx7="http://schemas.microsoft.com/office/drawing/2016/5/13/chartex" xmlns:cx8="http://schemas.microsoft.com/office/drawing/2016/5/14/chartex" xmlns:mc="http://schemas.openxmlformats.org/markup-compatibility/2006" xmlns:aink="http://schemas.microsoft.com/office/drawing/2016/ink" xmlns:am3d="http://schemas.microsoft.com/office/drawing/2017/model3d" xmlns:o="urn:schemas-microsoft-com:office:office" xmlns:oel="http://schemas.microsoft.com/office/2019/extlst" xmlns:r="http://schemas.openxmlformats.org/officeDocument/2006/relationships" xmlns:m="http://schemas.openxmlformats.org/officeDocument/2006/math" xmlns:v="urn:schemas-microsoft-com:vml" xmlns:wp14="http://schemas.microsoft.com/office/word/2010/wordprocessingDrawing" xmlns:wp="http://schemas.openxmlformats.org/drawingml/2006/wordprocessingDrawing" xmlns:w10="urn:schemas-microsoft-com:office:word" xmlns:w="http://schemas.openxmlformats.org/wordprocessingml/2006/main" xmlns:w14="http://schemas.microsoft.com/office/word/2010/wordml" xmlns:w15="http://schemas.microsoft.com/office/word/2012/wordml" xmlns:w16cex="http://schemas.microsoft.com/office/word/2018/wordml/cex" xmlns:w16cid="http://schemas.microsoft.com/office/word/2016/wordml/cid" xmlns:w16="http://schemas.microsoft.com/office/word/2018/wordml" xmlns:w16du="http://schemas.microsoft.com/office/word/2023/wordml/word16du" xmlns:w16sdtdh="http://schemas.microsoft.com/office/word/2020/wordml/sdtdatahash" xmlns:w16se="http://schemas.microsoft.com/office/word/2015/wordml/symex" xmlns:wpg="http://schemas.microsoft.com/office/word/2010/wordprocessingGroup" xmlns:wpi="http://schemas.microsoft.com/office/word/2010/wordprocessingInk" xmlns:wne="http://schemas.microsoft.com/office/word/2006/wordml" xmlns:wps="http://schemas.microsoft.com/office/word/2010/wordprocessingShape" mc:Ignorable="w14 w15 w16se w16cid w16 w16cex w16sdtdh w16du wp14">
+<w:hdr xmlns:wpc="http://schemas.microsoft.com/office/word/2010/wordprocessingCanvas" xmlns:cx="http://schemas.microsoft.com/office/drawing/2014/chartex" xmlns:cx1="http://schemas.microsoft.com/office/drawing/2015/9/8/chartex" xmlns:cx2="http://schemas.microsoft.com/office/drawing/2015/10/21/chartex" xmlns:cx3="http://schemas.microsoft.com/office/drawing/2016/5/9/chartex" xmlns:cx4="http://schemas.microsoft.com/office/drawing/2016/5/10/chartex" xmlns:cx5="http://schemas.microsoft.com/office/drawing/2016/5/11/chartex" xmlns:cx6="http://schemas.microsoft.com/office/drawing/2016/5/12/chartex" xmlns:cx7="http://schemas.microsoft.com/office/drawing/2016/5/13/chartex" xmlns:cx8="http://schemas.microsoft.com/office/drawing/2016/5/14/chartex" xmlns:mc="http://schemas.openxmlformats.org/markup-compatibility/2006" xmlns:aink="http://schemas.microsoft.com/office/drawing/2016/ink" xmlns:am3d="http://schemas.microsoft.com/office/drawing/2017/model3d" xmlns:o="urn:schemas-microsoft-com:office:office" xmlns:oel="http://schemas.microsoft.com/office/2019/extlst" xmlns:r="http://schemas.openxmlformats.org/officeDocument/2006/relationships" xmlns:m="http://schemas.openxmlformats.org/officeDocument/2006/math" xmlns:v="urn:schemas-microsoft-com:vml" xmlns:wp14="http://schemas.microsoft.com/office/word/2010/wordprocessingDrawing" xmlns:wp="http://schemas.openxmlformats.org/drawingml/2006/wordprocessingDrawing" xmlns:w10="urn:schemas-microsoft-com:office:word" xmlns:w="http://schemas.openxmlformats.org/wordprocessingml/2006/main" xmlns:w14="http://schemas.microsoft.com/office/word/2010/wordml" xmlns:w15="http://schemas.microsoft.com/office/word/2012/wordml" xmlns:w16cex="http://schemas.microsoft.com/office/word/2018/wordml/cex" xmlns:w16cid="http://schemas.microsoft.com/office/word/2016/wordml/cid" xmlns:w16="http://schemas.microsoft.com/office/word/2018/wordml" xmlns:w16du="http://schemas.microsoft.com/office/word/2023/wordml/word16du" xmlns:w16sdtdh="http://schemas.microsoft.com/office/word/2020/wordml/sdtdatahash" xmlns:w16sdtfl="http://schemas.microsoft.com/office/word/2024/wordml/sdtformatlock" xmlns:w16se="http://schemas.microsoft.com/office/word/2015/wordml/symex" xmlns:wpg="http://schemas.microsoft.com/office/word/2010/wordprocessingGroup" xmlns:wpi="http://schemas.microsoft.com/office/word/2010/wordprocessingInk" xmlns:wne="http://schemas.microsoft.com/office/word/2006/wordml" xmlns:wps="http://schemas.microsoft.com/office/word/2010/wordprocessingShape" mc:Ignorable="w14 w15 w16se w16cid w16 w16cex w16sdtdh w16sdtfl w16du wp14">
   <w:tbl>
     <w:tblPr>
       <w:tblW w:w="9360" w:type="dxa"/>
@@ -3585,36 +3585,8 @@
               <w:sz w:val="24"/>
               <w:szCs w:val="24"/>
             </w:rPr>
-            <w:t xml:space="preserve">INSTRUCTOR: </w:t>
+            <w:t>INSTRUCTOR: Maleknaz Nayebi</w:t>
           </w:r>
-          <w:proofErr w:type="spellStart"/>
-          <w:r>
-            <w:rPr>
-              <w:rFonts w:asciiTheme="minorBidi" w:hAnsiTheme="minorBidi"/>
-              <w:sz w:val="24"/>
-              <w:szCs w:val="24"/>
-            </w:rPr>
-            <w:t>Maleknaz</w:t>
-          </w:r>
-          <w:proofErr w:type="spellEnd"/>
-          <w:r>
-            <w:rPr>
-              <w:rFonts w:asciiTheme="minorBidi" w:hAnsiTheme="minorBidi"/>
-              <w:sz w:val="24"/>
-              <w:szCs w:val="24"/>
-            </w:rPr>
-            <w:t xml:space="preserve"> </w:t>
-          </w:r>
-          <w:proofErr w:type="spellStart"/>
-          <w:r>
-            <w:rPr>
-              <w:rFonts w:asciiTheme="minorBidi" w:hAnsiTheme="minorBidi"/>
-              <w:sz w:val="24"/>
-              <w:szCs w:val="24"/>
-            </w:rPr>
-            <w:t>Nayebi</w:t>
-          </w:r>
-          <w:proofErr w:type="spellEnd"/>
         </w:p>
         <w:p>
           <w:pPr>
@@ -3694,7 +3666,7 @@
 </file>
 
 <file path=word/numbering.xml><?xml version="1.0" encoding="utf-8"?>
-<w:numbering xmlns:wpc="http://schemas.microsoft.com/office/word/2010/wordprocessingCanvas" xmlns:cx="http://schemas.microsoft.com/office/drawing/2014/chartex" xmlns:cx1="http://schemas.microsoft.com/office/drawing/2015/9/8/chartex" xmlns:cx2="http://schemas.microsoft.com/office/drawing/2015/10/21/chartex" xmlns:cx3="http://schemas.microsoft.com/office/drawing/2016/5/9/chartex" xmlns:cx4="http://schemas.microsoft.com/office/drawing/2016/5/10/chartex" xmlns:cx5="http://schemas.microsoft.com/office/drawing/2016/5/11/chartex" xmlns:cx6="http://schemas.microsoft.com/office/drawing/2016/5/12/chartex" xmlns:cx7="http://schemas.microsoft.com/office/drawing/2016/5/13/chartex" xmlns:cx8="http://schemas.microsoft.com/office/drawing/2016/5/14/chartex" xmlns:mc="http://schemas.openxmlformats.org/markup-compatibility/2006" xmlns:aink="http://schemas.microsoft.com/office/drawing/2016/ink" xmlns:am3d="http://schemas.microsoft.com/office/drawing/2017/model3d" xmlns:o="urn:schemas-microsoft-com:office:office" xmlns:oel="http://schemas.microsoft.com/office/2019/extlst" xmlns:r="http://schemas.openxmlformats.org/officeDocument/2006/relationships" xmlns:m="http://schemas.openxmlformats.org/officeDocument/2006/math" xmlns:v="urn:schemas-microsoft-com:vml" xmlns:wp14="http://schemas.microsoft.com/office/word/2010/wordprocessingDrawing" xmlns:wp="http://schemas.openxmlformats.org/drawingml/2006/wordprocessingDrawing" xmlns:w10="urn:schemas-microsoft-com:office:word" xmlns:w="http://schemas.openxmlformats.org/wordprocessingml/2006/main" xmlns:w14="http://schemas.microsoft.com/office/word/2010/wordml" xmlns:w15="http://schemas.microsoft.com/office/word/2012/wordml" xmlns:w16cex="http://schemas.microsoft.com/office/word/2018/wordml/cex" xmlns:w16cid="http://schemas.microsoft.com/office/word/2016/wordml/cid" xmlns:w16="http://schemas.microsoft.com/office/word/2018/wordml" xmlns:w16du="http://schemas.microsoft.com/office/word/2023/wordml/word16du" xmlns:w16sdtdh="http://schemas.microsoft.com/office/word/2020/wordml/sdtdatahash" xmlns:w16se="http://schemas.microsoft.com/office/word/2015/wordml/symex" xmlns:wpg="http://schemas.microsoft.com/office/word/2010/wordprocessingGroup" xmlns:wpi="http://schemas.microsoft.com/office/word/2010/wordprocessingInk" xmlns:wne="http://schemas.microsoft.com/office/word/2006/wordml" xmlns:wps="http://schemas.microsoft.com/office/word/2010/wordprocessingShape" mc:Ignorable="w14 w15 w16se w16cid w16 w16cex w16sdtdh w16du wp14">
+<w:numbering xmlns:wpc="http://schemas.microsoft.com/office/word/2010/wordprocessingCanvas" xmlns:cx="http://schemas.microsoft.com/office/drawing/2014/chartex" xmlns:cx1="http://schemas.microsoft.com/office/drawing/2015/9/8/chartex" xmlns:cx2="http://schemas.microsoft.com/office/drawing/2015/10/21/chartex" xmlns:cx3="http://schemas.microsoft.com/office/drawing/2016/5/9/chartex" xmlns:cx4="http://schemas.microsoft.com/office/drawing/2016/5/10/chartex" xmlns:cx5="http://schemas.microsoft.com/office/drawing/2016/5/11/chartex" xmlns:cx6="http://schemas.microsoft.com/office/drawing/2016/5/12/chartex" xmlns:cx7="http://schemas.microsoft.com/office/drawing/2016/5/13/chartex" xmlns:cx8="http://schemas.microsoft.com/office/drawing/2016/5/14/chartex" xmlns:mc="http://schemas.openxmlformats.org/markup-compatibility/2006" xmlns:aink="http://schemas.microsoft.com/office/drawing/2016/ink" xmlns:am3d="http://schemas.microsoft.com/office/drawing/2017/model3d" xmlns:o="urn:schemas-microsoft-com:office:office" xmlns:oel="http://schemas.microsoft.com/office/2019/extlst" xmlns:r="http://schemas.openxmlformats.org/officeDocument/2006/relationships" xmlns:m="http://schemas.openxmlformats.org/officeDocument/2006/math" xmlns:v="urn:schemas-microsoft-com:vml" xmlns:wp14="http://schemas.microsoft.com/office/word/2010/wordprocessingDrawing" xmlns:wp="http://schemas.openxmlformats.org/drawingml/2006/wordprocessingDrawing" xmlns:w10="urn:schemas-microsoft-com:office:word" xmlns:w="http://schemas.openxmlformats.org/wordprocessingml/2006/main" xmlns:w14="http://schemas.microsoft.com/office/word/2010/wordml" xmlns:w15="http://schemas.microsoft.com/office/word/2012/wordml" xmlns:w16cex="http://schemas.microsoft.com/office/word/2018/wordml/cex" xmlns:w16cid="http://schemas.microsoft.com/office/word/2016/wordml/cid" xmlns:w16="http://schemas.microsoft.com/office/word/2018/wordml" xmlns:w16du="http://schemas.microsoft.com/office/word/2023/wordml/word16du" xmlns:w16sdtdh="http://schemas.microsoft.com/office/word/2020/wordml/sdtdatahash" xmlns:w16sdtfl="http://schemas.microsoft.com/office/word/2024/wordml/sdtformatlock" xmlns:w16se="http://schemas.microsoft.com/office/word/2015/wordml/symex" xmlns:wpg="http://schemas.microsoft.com/office/word/2010/wordprocessingGroup" xmlns:wpi="http://schemas.microsoft.com/office/word/2010/wordprocessingInk" xmlns:wne="http://schemas.microsoft.com/office/word/2006/wordml" xmlns:wps="http://schemas.microsoft.com/office/word/2010/wordprocessingShape" mc:Ignorable="w14 w15 w16se w16cid w16 w16cex w16sdtdh w16sdtfl w16du wp14">
   <w:abstractNum w:abstractNumId="0" w15:restartNumberingAfterBreak="0">
     <w:nsid w:val="00167F07"/>
     <w:multiLevelType w:val="multilevel"/>
@@ -4689,6 +4661,155 @@
     </w:lvl>
   </w:abstractNum>
   <w:abstractNum w:abstractNumId="9" w15:restartNumberingAfterBreak="0">
+    <w:nsid w:val="0FAE2E51"/>
+    <w:multiLevelType w:val="multilevel"/>
+    <w:tmpl w:val="3EB877C4"/>
+    <w:lvl w:ilvl="0">
+      <w:start w:val="1"/>
+      <w:numFmt w:val="bullet"/>
+      <w:lvlText w:val=""/>
+      <w:lvlJc w:val="left"/>
+      <w:pPr>
+        <w:tabs>
+          <w:tab w:val="num" w:pos="720"/>
+        </w:tabs>
+        <w:ind w:left="720" w:hanging="360"/>
+      </w:pPr>
+      <w:rPr>
+        <w:rFonts w:ascii="Symbol" w:hAnsi="Symbol" w:hint="default"/>
+        <w:sz w:val="20"/>
+      </w:rPr>
+    </w:lvl>
+    <w:lvl w:ilvl="1" w:tentative="1">
+      <w:start w:val="1"/>
+      <w:numFmt w:val="bullet"/>
+      <w:lvlText w:val="o"/>
+      <w:lvlJc w:val="left"/>
+      <w:pPr>
+        <w:tabs>
+          <w:tab w:val="num" w:pos="1440"/>
+        </w:tabs>
+        <w:ind w:left="1440" w:hanging="360"/>
+      </w:pPr>
+      <w:rPr>
+        <w:rFonts w:ascii="Courier New" w:hAnsi="Courier New" w:hint="default"/>
+        <w:sz w:val="20"/>
+      </w:rPr>
+    </w:lvl>
+    <w:lvl w:ilvl="2" w:tentative="1">
+      <w:start w:val="1"/>
+      <w:numFmt w:val="bullet"/>
+      <w:lvlText w:val=""/>
+      <w:lvlJc w:val="left"/>
+      <w:pPr>
+        <w:tabs>
+          <w:tab w:val="num" w:pos="2160"/>
+        </w:tabs>
+        <w:ind w:left="2160" w:hanging="360"/>
+      </w:pPr>
+      <w:rPr>
+        <w:rFonts w:ascii="Wingdings" w:hAnsi="Wingdings" w:hint="default"/>
+        <w:sz w:val="20"/>
+      </w:rPr>
+    </w:lvl>
+    <w:lvl w:ilvl="3" w:tentative="1">
+      <w:start w:val="1"/>
+      <w:numFmt w:val="bullet"/>
+      <w:lvlText w:val=""/>
+      <w:lvlJc w:val="left"/>
+      <w:pPr>
+        <w:tabs>
+          <w:tab w:val="num" w:pos="2880"/>
+        </w:tabs>
+        <w:ind w:left="2880" w:hanging="360"/>
+      </w:pPr>
+      <w:rPr>
+        <w:rFonts w:ascii="Wingdings" w:hAnsi="Wingdings" w:hint="default"/>
+        <w:sz w:val="20"/>
+      </w:rPr>
+    </w:lvl>
+    <w:lvl w:ilvl="4" w:tentative="1">
+      <w:start w:val="1"/>
+      <w:numFmt w:val="bullet"/>
+      <w:lvlText w:val=""/>
+      <w:lvlJc w:val="left"/>
+      <w:pPr>
+        <w:tabs>
+          <w:tab w:val="num" w:pos="3600"/>
+        </w:tabs>
+        <w:ind w:left="3600" w:hanging="360"/>
+      </w:pPr>
+      <w:rPr>
+        <w:rFonts w:ascii="Wingdings" w:hAnsi="Wingdings" w:hint="default"/>
+        <w:sz w:val="20"/>
+      </w:rPr>
+    </w:lvl>
+    <w:lvl w:ilvl="5" w:tentative="1">
+      <w:start w:val="1"/>
+      <w:numFmt w:val="bullet"/>
+      <w:lvlText w:val=""/>
+      <w:lvlJc w:val="left"/>
+      <w:pPr>
+        <w:tabs>
+          <w:tab w:val="num" w:pos="4320"/>
+        </w:tabs>
+        <w:ind w:left="4320" w:hanging="360"/>
+      </w:pPr>
+      <w:rPr>
+        <w:rFonts w:ascii="Wingdings" w:hAnsi="Wingdings" w:hint="default"/>
+        <w:sz w:val="20"/>
+      </w:rPr>
+    </w:lvl>
+    <w:lvl w:ilvl="6" w:tentative="1">
+      <w:start w:val="1"/>
+      <w:numFmt w:val="bullet"/>
+      <w:lvlText w:val=""/>
+      <w:lvlJc w:val="left"/>
+      <w:pPr>
+        <w:tabs>
+          <w:tab w:val="num" w:pos="5040"/>
+        </w:tabs>
+        <w:ind w:left="5040" w:hanging="360"/>
+      </w:pPr>
+      <w:rPr>
+        <w:rFonts w:ascii="Wingdings" w:hAnsi="Wingdings" w:hint="default"/>
+        <w:sz w:val="20"/>
+      </w:rPr>
+    </w:lvl>
+    <w:lvl w:ilvl="7" w:tentative="1">
+      <w:start w:val="1"/>
+      <w:numFmt w:val="bullet"/>
+      <w:lvlText w:val=""/>
+      <w:lvlJc w:val="left"/>
+      <w:pPr>
+        <w:tabs>
+          <w:tab w:val="num" w:pos="5760"/>
+        </w:tabs>
+        <w:ind w:left="5760" w:hanging="360"/>
+      </w:pPr>
+      <w:rPr>
+        <w:rFonts w:ascii="Wingdings" w:hAnsi="Wingdings" w:hint="default"/>
+        <w:sz w:val="20"/>
+      </w:rPr>
+    </w:lvl>
+    <w:lvl w:ilvl="8" w:tentative="1">
+      <w:start w:val="1"/>
+      <w:numFmt w:val="bullet"/>
+      <w:lvlText w:val=""/>
+      <w:lvlJc w:val="left"/>
+      <w:pPr>
+        <w:tabs>
+          <w:tab w:val="num" w:pos="6480"/>
+        </w:tabs>
+        <w:ind w:left="6480" w:hanging="360"/>
+      </w:pPr>
+      <w:rPr>
+        <w:rFonts w:ascii="Wingdings" w:hAnsi="Wingdings" w:hint="default"/>
+        <w:sz w:val="20"/>
+      </w:rPr>
+    </w:lvl>
+  </w:abstractNum>
+  <w:abstractNum w:abstractNumId="10" w15:restartNumberingAfterBreak="0">
     <w:nsid w:val="126140A6"/>
     <w:multiLevelType w:val="multilevel"/>
     <w:tmpl w:val="B6149734"/>
@@ -4837,7 +4958,7 @@
       </w:rPr>
     </w:lvl>
   </w:abstractNum>
-  <w:abstractNum w:abstractNumId="10" w15:restartNumberingAfterBreak="0">
+  <w:abstractNum w:abstractNumId="11" w15:restartNumberingAfterBreak="0">
     <w:nsid w:val="1387519B"/>
     <w:multiLevelType w:val="hybridMultilevel"/>
     <w:tmpl w:val="BB3EB756"/>
@@ -4926,7 +5047,156 @@
       </w:pPr>
     </w:lvl>
   </w:abstractNum>
-  <w:abstractNum w:abstractNumId="11" w15:restartNumberingAfterBreak="0">
+  <w:abstractNum w:abstractNumId="12" w15:restartNumberingAfterBreak="0">
+    <w:nsid w:val="13A5459E"/>
+    <w:multiLevelType w:val="multilevel"/>
+    <w:tmpl w:val="10D86FD8"/>
+    <w:lvl w:ilvl="0">
+      <w:start w:val="1"/>
+      <w:numFmt w:val="bullet"/>
+      <w:lvlText w:val=""/>
+      <w:lvlJc w:val="left"/>
+      <w:pPr>
+        <w:tabs>
+          <w:tab w:val="num" w:pos="720"/>
+        </w:tabs>
+        <w:ind w:left="720" w:hanging="360"/>
+      </w:pPr>
+      <w:rPr>
+        <w:rFonts w:ascii="Symbol" w:hAnsi="Symbol" w:hint="default"/>
+        <w:sz w:val="20"/>
+      </w:rPr>
+    </w:lvl>
+    <w:lvl w:ilvl="1" w:tentative="1">
+      <w:start w:val="1"/>
+      <w:numFmt w:val="bullet"/>
+      <w:lvlText w:val="o"/>
+      <w:lvlJc w:val="left"/>
+      <w:pPr>
+        <w:tabs>
+          <w:tab w:val="num" w:pos="1440"/>
+        </w:tabs>
+        <w:ind w:left="1440" w:hanging="360"/>
+      </w:pPr>
+      <w:rPr>
+        <w:rFonts w:ascii="Courier New" w:hAnsi="Courier New" w:hint="default"/>
+        <w:sz w:val="20"/>
+      </w:rPr>
+    </w:lvl>
+    <w:lvl w:ilvl="2" w:tentative="1">
+      <w:start w:val="1"/>
+      <w:numFmt w:val="bullet"/>
+      <w:lvlText w:val=""/>
+      <w:lvlJc w:val="left"/>
+      <w:pPr>
+        <w:tabs>
+          <w:tab w:val="num" w:pos="2160"/>
+        </w:tabs>
+        <w:ind w:left="2160" w:hanging="360"/>
+      </w:pPr>
+      <w:rPr>
+        <w:rFonts w:ascii="Wingdings" w:hAnsi="Wingdings" w:hint="default"/>
+        <w:sz w:val="20"/>
+      </w:rPr>
+    </w:lvl>
+    <w:lvl w:ilvl="3" w:tentative="1">
+      <w:start w:val="1"/>
+      <w:numFmt w:val="bullet"/>
+      <w:lvlText w:val=""/>
+      <w:lvlJc w:val="left"/>
+      <w:pPr>
+        <w:tabs>
+          <w:tab w:val="num" w:pos="2880"/>
+        </w:tabs>
+        <w:ind w:left="2880" w:hanging="360"/>
+      </w:pPr>
+      <w:rPr>
+        <w:rFonts w:ascii="Wingdings" w:hAnsi="Wingdings" w:hint="default"/>
+        <w:sz w:val="20"/>
+      </w:rPr>
+    </w:lvl>
+    <w:lvl w:ilvl="4" w:tentative="1">
+      <w:start w:val="1"/>
+      <w:numFmt w:val="bullet"/>
+      <w:lvlText w:val=""/>
+      <w:lvlJc w:val="left"/>
+      <w:pPr>
+        <w:tabs>
+          <w:tab w:val="num" w:pos="3600"/>
+        </w:tabs>
+        <w:ind w:left="3600" w:hanging="360"/>
+      </w:pPr>
+      <w:rPr>
+        <w:rFonts w:ascii="Wingdings" w:hAnsi="Wingdings" w:hint="default"/>
+        <w:sz w:val="20"/>
+      </w:rPr>
+    </w:lvl>
+    <w:lvl w:ilvl="5" w:tentative="1">
+      <w:start w:val="1"/>
+      <w:numFmt w:val="bullet"/>
+      <w:lvlText w:val=""/>
+      <w:lvlJc w:val="left"/>
+      <w:pPr>
+        <w:tabs>
+          <w:tab w:val="num" w:pos="4320"/>
+        </w:tabs>
+        <w:ind w:left="4320" w:hanging="360"/>
+      </w:pPr>
+      <w:rPr>
+        <w:rFonts w:ascii="Wingdings" w:hAnsi="Wingdings" w:hint="default"/>
+        <w:sz w:val="20"/>
+      </w:rPr>
+    </w:lvl>
+    <w:lvl w:ilvl="6" w:tentative="1">
+      <w:start w:val="1"/>
+      <w:numFmt w:val="bullet"/>
+      <w:lvlText w:val=""/>
+      <w:lvlJc w:val="left"/>
+      <w:pPr>
+        <w:tabs>
+          <w:tab w:val="num" w:pos="5040"/>
+        </w:tabs>
+        <w:ind w:left="5040" w:hanging="360"/>
+      </w:pPr>
+      <w:rPr>
+        <w:rFonts w:ascii="Wingdings" w:hAnsi="Wingdings" w:hint="default"/>
+        <w:sz w:val="20"/>
+      </w:rPr>
+    </w:lvl>
+    <w:lvl w:ilvl="7" w:tentative="1">
+      <w:start w:val="1"/>
+      <w:numFmt w:val="bullet"/>
+      <w:lvlText w:val=""/>
+      <w:lvlJc w:val="left"/>
+      <w:pPr>
+        <w:tabs>
+          <w:tab w:val="num" w:pos="5760"/>
+        </w:tabs>
+        <w:ind w:left="5760" w:hanging="360"/>
+      </w:pPr>
+      <w:rPr>
+        <w:rFonts w:ascii="Wingdings" w:hAnsi="Wingdings" w:hint="default"/>
+        <w:sz w:val="20"/>
+      </w:rPr>
+    </w:lvl>
+    <w:lvl w:ilvl="8" w:tentative="1">
+      <w:start w:val="1"/>
+      <w:numFmt w:val="bullet"/>
+      <w:lvlText w:val=""/>
+      <w:lvlJc w:val="left"/>
+      <w:pPr>
+        <w:tabs>
+          <w:tab w:val="num" w:pos="6480"/>
+        </w:tabs>
+        <w:ind w:left="6480" w:hanging="360"/>
+      </w:pPr>
+      <w:rPr>
+        <w:rFonts w:ascii="Wingdings" w:hAnsi="Wingdings" w:hint="default"/>
+        <w:sz w:val="20"/>
+      </w:rPr>
+    </w:lvl>
+  </w:abstractNum>
+  <w:abstractNum w:abstractNumId="13" w15:restartNumberingAfterBreak="0">
     <w:nsid w:val="140D688B"/>
     <w:multiLevelType w:val="hybridMultilevel"/>
     <w:tmpl w:val="B1ACBF9A"/>
@@ -5012,7 +5282,7 @@
       </w:pPr>
     </w:lvl>
   </w:abstractNum>
-  <w:abstractNum w:abstractNumId="12" w15:restartNumberingAfterBreak="0">
+  <w:abstractNum w:abstractNumId="14" w15:restartNumberingAfterBreak="0">
     <w:nsid w:val="148F6E7C"/>
     <w:multiLevelType w:val="hybridMultilevel"/>
     <w:tmpl w:val="D4566FDA"/>
@@ -5101,7 +5371,7 @@
       </w:pPr>
     </w:lvl>
   </w:abstractNum>
-  <w:abstractNum w:abstractNumId="13" w15:restartNumberingAfterBreak="0">
+  <w:abstractNum w:abstractNumId="15" w15:restartNumberingAfterBreak="0">
     <w:nsid w:val="17543819"/>
     <w:multiLevelType w:val="hybridMultilevel"/>
     <w:tmpl w:val="E7E85FD8"/>
@@ -5213,7 +5483,7 @@
       </w:rPr>
     </w:lvl>
   </w:abstractNum>
-  <w:abstractNum w:abstractNumId="14" w15:restartNumberingAfterBreak="0">
+  <w:abstractNum w:abstractNumId="16" w15:restartNumberingAfterBreak="0">
     <w:nsid w:val="1AF42BD0"/>
     <w:multiLevelType w:val="multilevel"/>
     <w:tmpl w:val="00086EE8"/>
@@ -5362,7 +5632,7 @@
       </w:rPr>
     </w:lvl>
   </w:abstractNum>
-  <w:abstractNum w:abstractNumId="15" w15:restartNumberingAfterBreak="0">
+  <w:abstractNum w:abstractNumId="17" w15:restartNumberingAfterBreak="0">
     <w:nsid w:val="1CE4064B"/>
     <w:multiLevelType w:val="hybridMultilevel"/>
     <w:tmpl w:val="11A08930"/>
@@ -5448,7 +5718,7 @@
       </w:pPr>
     </w:lvl>
   </w:abstractNum>
-  <w:abstractNum w:abstractNumId="16" w15:restartNumberingAfterBreak="0">
+  <w:abstractNum w:abstractNumId="18" w15:restartNumberingAfterBreak="0">
     <w:nsid w:val="1FFB2A6D"/>
     <w:multiLevelType w:val="hybridMultilevel"/>
     <w:tmpl w:val="BF7231BC"/>
@@ -5561,7 +5831,120 @@
       </w:rPr>
     </w:lvl>
   </w:abstractNum>
-  <w:abstractNum w:abstractNumId="17" w15:restartNumberingAfterBreak="0">
+  <w:abstractNum w:abstractNumId="19" w15:restartNumberingAfterBreak="0">
+    <w:nsid w:val="226B2DEA"/>
+    <w:multiLevelType w:val="hybridMultilevel"/>
+    <w:tmpl w:val="2CE4A9CE"/>
+    <w:lvl w:ilvl="0" w:tplc="10090001">
+      <w:start w:val="1"/>
+      <w:numFmt w:val="bullet"/>
+      <w:lvlText w:val=""/>
+      <w:lvlJc w:val="left"/>
+      <w:pPr>
+        <w:ind w:left="720" w:hanging="360"/>
+      </w:pPr>
+      <w:rPr>
+        <w:rFonts w:ascii="Symbol" w:hAnsi="Symbol" w:hint="default"/>
+      </w:rPr>
+    </w:lvl>
+    <w:lvl w:ilvl="1" w:tplc="10090003" w:tentative="1">
+      <w:start w:val="1"/>
+      <w:numFmt w:val="bullet"/>
+      <w:lvlText w:val="o"/>
+      <w:lvlJc w:val="left"/>
+      <w:pPr>
+        <w:ind w:left="1440" w:hanging="360"/>
+      </w:pPr>
+      <w:rPr>
+        <w:rFonts w:ascii="Courier New" w:hAnsi="Courier New" w:cs="Courier New" w:hint="default"/>
+      </w:rPr>
+    </w:lvl>
+    <w:lvl w:ilvl="2" w:tplc="10090005" w:tentative="1">
+      <w:start w:val="1"/>
+      <w:numFmt w:val="bullet"/>
+      <w:lvlText w:val=""/>
+      <w:lvlJc w:val="left"/>
+      <w:pPr>
+        <w:ind w:left="2160" w:hanging="360"/>
+      </w:pPr>
+      <w:rPr>
+        <w:rFonts w:ascii="Wingdings" w:hAnsi="Wingdings" w:hint="default"/>
+      </w:rPr>
+    </w:lvl>
+    <w:lvl w:ilvl="3" w:tplc="10090001" w:tentative="1">
+      <w:start w:val="1"/>
+      <w:numFmt w:val="bullet"/>
+      <w:lvlText w:val=""/>
+      <w:lvlJc w:val="left"/>
+      <w:pPr>
+        <w:ind w:left="2880" w:hanging="360"/>
+      </w:pPr>
+      <w:rPr>
+        <w:rFonts w:ascii="Symbol" w:hAnsi="Symbol" w:hint="default"/>
+      </w:rPr>
+    </w:lvl>
+    <w:lvl w:ilvl="4" w:tplc="10090003" w:tentative="1">
+      <w:start w:val="1"/>
+      <w:numFmt w:val="bullet"/>
+      <w:lvlText w:val="o"/>
+      <w:lvlJc w:val="left"/>
+      <w:pPr>
+        <w:ind w:left="3600" w:hanging="360"/>
+      </w:pPr>
+      <w:rPr>
+        <w:rFonts w:ascii="Courier New" w:hAnsi="Courier New" w:cs="Courier New" w:hint="default"/>
+      </w:rPr>
+    </w:lvl>
+    <w:lvl w:ilvl="5" w:tplc="10090005" w:tentative="1">
+      <w:start w:val="1"/>
+      <w:numFmt w:val="bullet"/>
+      <w:lvlText w:val=""/>
+      <w:lvlJc w:val="left"/>
+      <w:pPr>
+        <w:ind w:left="4320" w:hanging="360"/>
+      </w:pPr>
+      <w:rPr>
+        <w:rFonts w:ascii="Wingdings" w:hAnsi="Wingdings" w:hint="default"/>
+      </w:rPr>
+    </w:lvl>
+    <w:lvl w:ilvl="6" w:tplc="10090001" w:tentative="1">
+      <w:start w:val="1"/>
+      <w:numFmt w:val="bullet"/>
+      <w:lvlText w:val=""/>
+      <w:lvlJc w:val="left"/>
+      <w:pPr>
+        <w:ind w:left="5040" w:hanging="360"/>
+      </w:pPr>
+      <w:rPr>
+        <w:rFonts w:ascii="Symbol" w:hAnsi="Symbol" w:hint="default"/>
+      </w:rPr>
+    </w:lvl>
+    <w:lvl w:ilvl="7" w:tplc="10090003" w:tentative="1">
+      <w:start w:val="1"/>
+      <w:numFmt w:val="bullet"/>
+      <w:lvlText w:val="o"/>
+      <w:lvlJc w:val="left"/>
+      <w:pPr>
+        <w:ind w:left="5760" w:hanging="360"/>
+      </w:pPr>
+      <w:rPr>
+        <w:rFonts w:ascii="Courier New" w:hAnsi="Courier New" w:cs="Courier New" w:hint="default"/>
+      </w:rPr>
+    </w:lvl>
+    <w:lvl w:ilvl="8" w:tplc="10090005" w:tentative="1">
+      <w:start w:val="1"/>
+      <w:numFmt w:val="bullet"/>
+      <w:lvlText w:val=""/>
+      <w:lvlJc w:val="left"/>
+      <w:pPr>
+        <w:ind w:left="6480" w:hanging="360"/>
+      </w:pPr>
+      <w:rPr>
+        <w:rFonts w:ascii="Wingdings" w:hAnsi="Wingdings" w:hint="default"/>
+      </w:rPr>
+    </w:lvl>
+  </w:abstractNum>
+  <w:abstractNum w:abstractNumId="20" w15:restartNumberingAfterBreak="0">
     <w:nsid w:val="22776F01"/>
     <w:multiLevelType w:val="hybridMultilevel"/>
     <w:tmpl w:val="9DCC030C"/>
@@ -5674,7 +6057,7 @@
       </w:rPr>
     </w:lvl>
   </w:abstractNum>
-  <w:abstractNum w:abstractNumId="18" w15:restartNumberingAfterBreak="0">
+  <w:abstractNum w:abstractNumId="21" w15:restartNumberingAfterBreak="0">
     <w:nsid w:val="23B46B88"/>
     <w:multiLevelType w:val="hybridMultilevel"/>
     <w:tmpl w:val="0074B776"/>
@@ -5760,7 +6143,7 @@
       </w:pPr>
     </w:lvl>
   </w:abstractNum>
-  <w:abstractNum w:abstractNumId="19" w15:restartNumberingAfterBreak="0">
+  <w:abstractNum w:abstractNumId="22" w15:restartNumberingAfterBreak="0">
     <w:nsid w:val="24785B87"/>
     <w:multiLevelType w:val="hybridMultilevel"/>
     <w:tmpl w:val="01625718"/>
@@ -5873,7 +6256,7 @@
       </w:rPr>
     </w:lvl>
   </w:abstractNum>
-  <w:abstractNum w:abstractNumId="20" w15:restartNumberingAfterBreak="0">
+  <w:abstractNum w:abstractNumId="23" w15:restartNumberingAfterBreak="0">
     <w:nsid w:val="251C4BAF"/>
     <w:multiLevelType w:val="hybridMultilevel"/>
     <w:tmpl w:val="6100AF3A"/>
@@ -5962,7 +6345,156 @@
       </w:pPr>
     </w:lvl>
   </w:abstractNum>
-  <w:abstractNum w:abstractNumId="21" w15:restartNumberingAfterBreak="0">
+  <w:abstractNum w:abstractNumId="24" w15:restartNumberingAfterBreak="0">
+    <w:nsid w:val="27657526"/>
+    <w:multiLevelType w:val="multilevel"/>
+    <w:tmpl w:val="6194CB92"/>
+    <w:lvl w:ilvl="0">
+      <w:start w:val="1"/>
+      <w:numFmt w:val="bullet"/>
+      <w:lvlText w:val="o"/>
+      <w:lvlJc w:val="left"/>
+      <w:pPr>
+        <w:tabs>
+          <w:tab w:val="num" w:pos="1080"/>
+        </w:tabs>
+        <w:ind w:left="1080" w:hanging="360"/>
+      </w:pPr>
+      <w:rPr>
+        <w:rFonts w:ascii="Courier New" w:hAnsi="Courier New" w:cs="Courier New" w:hint="default"/>
+        <w:sz w:val="20"/>
+      </w:rPr>
+    </w:lvl>
+    <w:lvl w:ilvl="1" w:tentative="1">
+      <w:start w:val="1"/>
+      <w:numFmt w:val="bullet"/>
+      <w:lvlText w:val="o"/>
+      <w:lvlJc w:val="left"/>
+      <w:pPr>
+        <w:tabs>
+          <w:tab w:val="num" w:pos="1800"/>
+        </w:tabs>
+        <w:ind w:left="1800" w:hanging="360"/>
+      </w:pPr>
+      <w:rPr>
+        <w:rFonts w:ascii="Courier New" w:hAnsi="Courier New" w:hint="default"/>
+        <w:sz w:val="20"/>
+      </w:rPr>
+    </w:lvl>
+    <w:lvl w:ilvl="2" w:tentative="1">
+      <w:start w:val="1"/>
+      <w:numFmt w:val="bullet"/>
+      <w:lvlText w:val=""/>
+      <w:lvlJc w:val="left"/>
+      <w:pPr>
+        <w:tabs>
+          <w:tab w:val="num" w:pos="2520"/>
+        </w:tabs>
+        <w:ind w:left="2520" w:hanging="360"/>
+      </w:pPr>
+      <w:rPr>
+        <w:rFonts w:ascii="Wingdings" w:hAnsi="Wingdings" w:hint="default"/>
+        <w:sz w:val="20"/>
+      </w:rPr>
+    </w:lvl>
+    <w:lvl w:ilvl="3" w:tentative="1">
+      <w:start w:val="1"/>
+      <w:numFmt w:val="bullet"/>
+      <w:lvlText w:val=""/>
+      <w:lvlJc w:val="left"/>
+      <w:pPr>
+        <w:tabs>
+          <w:tab w:val="num" w:pos="3240"/>
+        </w:tabs>
+        <w:ind w:left="3240" w:hanging="360"/>
+      </w:pPr>
+      <w:rPr>
+        <w:rFonts w:ascii="Wingdings" w:hAnsi="Wingdings" w:hint="default"/>
+        <w:sz w:val="20"/>
+      </w:rPr>
+    </w:lvl>
+    <w:lvl w:ilvl="4" w:tentative="1">
+      <w:start w:val="1"/>
+      <w:numFmt w:val="bullet"/>
+      <w:lvlText w:val=""/>
+      <w:lvlJc w:val="left"/>
+      <w:pPr>
+        <w:tabs>
+          <w:tab w:val="num" w:pos="3960"/>
+        </w:tabs>
+        <w:ind w:left="3960" w:hanging="360"/>
+      </w:pPr>
+      <w:rPr>
+        <w:rFonts w:ascii="Wingdings" w:hAnsi="Wingdings" w:hint="default"/>
+        <w:sz w:val="20"/>
+      </w:rPr>
+    </w:lvl>
+    <w:lvl w:ilvl="5" w:tentative="1">
+      <w:start w:val="1"/>
+      <w:numFmt w:val="bullet"/>
+      <w:lvlText w:val=""/>
+      <w:lvlJc w:val="left"/>
+      <w:pPr>
+        <w:tabs>
+          <w:tab w:val="num" w:pos="4680"/>
+        </w:tabs>
+        <w:ind w:left="4680" w:hanging="360"/>
+      </w:pPr>
+      <w:rPr>
+        <w:rFonts w:ascii="Wingdings" w:hAnsi="Wingdings" w:hint="default"/>
+        <w:sz w:val="20"/>
+      </w:rPr>
+    </w:lvl>
+    <w:lvl w:ilvl="6" w:tentative="1">
+      <w:start w:val="1"/>
+      <w:numFmt w:val="bullet"/>
+      <w:lvlText w:val=""/>
+      <w:lvlJc w:val="left"/>
+      <w:pPr>
+        <w:tabs>
+          <w:tab w:val="num" w:pos="5400"/>
+        </w:tabs>
+        <w:ind w:left="5400" w:hanging="360"/>
+      </w:pPr>
+      <w:rPr>
+        <w:rFonts w:ascii="Wingdings" w:hAnsi="Wingdings" w:hint="default"/>
+        <w:sz w:val="20"/>
+      </w:rPr>
+    </w:lvl>
+    <w:lvl w:ilvl="7" w:tentative="1">
+      <w:start w:val="1"/>
+      <w:numFmt w:val="bullet"/>
+      <w:lvlText w:val=""/>
+      <w:lvlJc w:val="left"/>
+      <w:pPr>
+        <w:tabs>
+          <w:tab w:val="num" w:pos="6120"/>
+        </w:tabs>
+        <w:ind w:left="6120" w:hanging="360"/>
+      </w:pPr>
+      <w:rPr>
+        <w:rFonts w:ascii="Wingdings" w:hAnsi="Wingdings" w:hint="default"/>
+        <w:sz w:val="20"/>
+      </w:rPr>
+    </w:lvl>
+    <w:lvl w:ilvl="8" w:tentative="1">
+      <w:start w:val="1"/>
+      <w:numFmt w:val="bullet"/>
+      <w:lvlText w:val=""/>
+      <w:lvlJc w:val="left"/>
+      <w:pPr>
+        <w:tabs>
+          <w:tab w:val="num" w:pos="6840"/>
+        </w:tabs>
+        <w:ind w:left="6840" w:hanging="360"/>
+      </w:pPr>
+      <w:rPr>
+        <w:rFonts w:ascii="Wingdings" w:hAnsi="Wingdings" w:hint="default"/>
+        <w:sz w:val="20"/>
+      </w:rPr>
+    </w:lvl>
+  </w:abstractNum>
+  <w:abstractNum w:abstractNumId="25" w15:restartNumberingAfterBreak="0">
     <w:nsid w:val="2ADD1AFE"/>
     <w:multiLevelType w:val="multilevel"/>
     <w:tmpl w:val="672A1448"/>
@@ -6075,7 +6607,7 @@
       </w:pPr>
     </w:lvl>
   </w:abstractNum>
-  <w:abstractNum w:abstractNumId="22" w15:restartNumberingAfterBreak="0">
+  <w:abstractNum w:abstractNumId="26" w15:restartNumberingAfterBreak="0">
     <w:nsid w:val="2C21291F"/>
     <w:multiLevelType w:val="multilevel"/>
     <w:tmpl w:val="871828AE"/>
@@ -6224,7 +6756,7 @@
       </w:rPr>
     </w:lvl>
   </w:abstractNum>
-  <w:abstractNum w:abstractNumId="23" w15:restartNumberingAfterBreak="0">
+  <w:abstractNum w:abstractNumId="27" w15:restartNumberingAfterBreak="0">
     <w:nsid w:val="2C476B0E"/>
     <w:multiLevelType w:val="hybridMultilevel"/>
     <w:tmpl w:val="FA52B900"/>
@@ -6337,7 +6869,7 @@
       </w:rPr>
     </w:lvl>
   </w:abstractNum>
-  <w:abstractNum w:abstractNumId="24" w15:restartNumberingAfterBreak="0">
+  <w:abstractNum w:abstractNumId="28" w15:restartNumberingAfterBreak="0">
     <w:nsid w:val="2FED5BE6"/>
     <w:multiLevelType w:val="multilevel"/>
     <w:tmpl w:val="C250FEE8"/>
@@ -6486,7 +7018,7 @@
       </w:rPr>
     </w:lvl>
   </w:abstractNum>
-  <w:abstractNum w:abstractNumId="25" w15:restartNumberingAfterBreak="0">
+  <w:abstractNum w:abstractNumId="29" w15:restartNumberingAfterBreak="0">
     <w:nsid w:val="30672297"/>
     <w:multiLevelType w:val="hybridMultilevel"/>
     <w:tmpl w:val="7226B824"/>
@@ -6599,7 +7131,7 @@
       </w:rPr>
     </w:lvl>
   </w:abstractNum>
-  <w:abstractNum w:abstractNumId="26" w15:restartNumberingAfterBreak="0">
+  <w:abstractNum w:abstractNumId="30" w15:restartNumberingAfterBreak="0">
     <w:nsid w:val="32163469"/>
     <w:multiLevelType w:val="hybridMultilevel"/>
     <w:tmpl w:val="CC9E64A8"/>
@@ -6688,7 +7220,7 @@
       </w:pPr>
     </w:lvl>
   </w:abstractNum>
-  <w:abstractNum w:abstractNumId="27" w15:restartNumberingAfterBreak="0">
+  <w:abstractNum w:abstractNumId="31" w15:restartNumberingAfterBreak="0">
     <w:nsid w:val="32C56DBD"/>
     <w:multiLevelType w:val="multilevel"/>
     <w:tmpl w:val="8BBC226A"/>
@@ -6837,7 +7369,7 @@
       </w:rPr>
     </w:lvl>
   </w:abstractNum>
-  <w:abstractNum w:abstractNumId="28" w15:restartNumberingAfterBreak="0">
+  <w:abstractNum w:abstractNumId="32" w15:restartNumberingAfterBreak="0">
     <w:nsid w:val="350E1D6C"/>
     <w:multiLevelType w:val="multilevel"/>
     <w:tmpl w:val="D4D45F96"/>
@@ -6986,7 +7518,7 @@
       </w:rPr>
     </w:lvl>
   </w:abstractNum>
-  <w:abstractNum w:abstractNumId="29" w15:restartNumberingAfterBreak="0">
+  <w:abstractNum w:abstractNumId="33" w15:restartNumberingAfterBreak="0">
     <w:nsid w:val="396B07E9"/>
     <w:multiLevelType w:val="multilevel"/>
     <w:tmpl w:val="39B06D12"/>
@@ -7099,7 +7631,7 @@
       </w:pPr>
     </w:lvl>
   </w:abstractNum>
-  <w:abstractNum w:abstractNumId="30" w15:restartNumberingAfterBreak="0">
+  <w:abstractNum w:abstractNumId="34" w15:restartNumberingAfterBreak="0">
     <w:nsid w:val="39E84996"/>
     <w:multiLevelType w:val="hybridMultilevel"/>
     <w:tmpl w:val="81B46456"/>
@@ -7212,7 +7744,7 @@
       </w:rPr>
     </w:lvl>
   </w:abstractNum>
-  <w:abstractNum w:abstractNumId="31" w15:restartNumberingAfterBreak="0">
+  <w:abstractNum w:abstractNumId="35" w15:restartNumberingAfterBreak="0">
     <w:nsid w:val="3F317F19"/>
     <w:multiLevelType w:val="hybridMultilevel"/>
     <w:tmpl w:val="56205E62"/>
@@ -7302,7 +7834,7 @@
       </w:pPr>
     </w:lvl>
   </w:abstractNum>
-  <w:abstractNum w:abstractNumId="32" w15:restartNumberingAfterBreak="0">
+  <w:abstractNum w:abstractNumId="36" w15:restartNumberingAfterBreak="0">
     <w:nsid w:val="3F654960"/>
     <w:multiLevelType w:val="hybridMultilevel"/>
     <w:tmpl w:val="44747E34"/>
@@ -7415,7 +7947,7 @@
       </w:rPr>
     </w:lvl>
   </w:abstractNum>
-  <w:abstractNum w:abstractNumId="33" w15:restartNumberingAfterBreak="0">
+  <w:abstractNum w:abstractNumId="37" w15:restartNumberingAfterBreak="0">
     <w:nsid w:val="41397BB4"/>
     <w:multiLevelType w:val="hybridMultilevel"/>
     <w:tmpl w:val="18EA1AAE"/>
@@ -7528,7 +8060,7 @@
       </w:rPr>
     </w:lvl>
   </w:abstractNum>
-  <w:abstractNum w:abstractNumId="34" w15:restartNumberingAfterBreak="0">
+  <w:abstractNum w:abstractNumId="38" w15:restartNumberingAfterBreak="0">
     <w:nsid w:val="413D00B0"/>
     <w:multiLevelType w:val="hybridMultilevel"/>
     <w:tmpl w:val="829C313A"/>
@@ -7617,7 +8149,96 @@
       </w:pPr>
     </w:lvl>
   </w:abstractNum>
-  <w:abstractNum w:abstractNumId="35" w15:restartNumberingAfterBreak="0">
+  <w:abstractNum w:abstractNumId="39" w15:restartNumberingAfterBreak="0">
+    <w:nsid w:val="41B1779B"/>
+    <w:multiLevelType w:val="hybridMultilevel"/>
+    <w:tmpl w:val="383E213A"/>
+    <w:lvl w:ilvl="0" w:tplc="5888D29C">
+      <w:start w:val="1"/>
+      <w:numFmt w:val="decimal"/>
+      <w:lvlText w:val="%1-"/>
+      <w:lvlJc w:val="left"/>
+      <w:pPr>
+        <w:ind w:left="720" w:hanging="360"/>
+      </w:pPr>
+      <w:rPr>
+        <w:rFonts w:hint="default"/>
+      </w:rPr>
+    </w:lvl>
+    <w:lvl w:ilvl="1" w:tplc="10090019" w:tentative="1">
+      <w:start w:val="1"/>
+      <w:numFmt w:val="lowerLetter"/>
+      <w:lvlText w:val="%2."/>
+      <w:lvlJc w:val="left"/>
+      <w:pPr>
+        <w:ind w:left="1440" w:hanging="360"/>
+      </w:pPr>
+    </w:lvl>
+    <w:lvl w:ilvl="2" w:tplc="1009001B" w:tentative="1">
+      <w:start w:val="1"/>
+      <w:numFmt w:val="lowerRoman"/>
+      <w:lvlText w:val="%3."/>
+      <w:lvlJc w:val="right"/>
+      <w:pPr>
+        <w:ind w:left="2160" w:hanging="180"/>
+      </w:pPr>
+    </w:lvl>
+    <w:lvl w:ilvl="3" w:tplc="1009000F" w:tentative="1">
+      <w:start w:val="1"/>
+      <w:numFmt w:val="decimal"/>
+      <w:lvlText w:val="%4."/>
+      <w:lvlJc w:val="left"/>
+      <w:pPr>
+        <w:ind w:left="2880" w:hanging="360"/>
+      </w:pPr>
+    </w:lvl>
+    <w:lvl w:ilvl="4" w:tplc="10090019" w:tentative="1">
+      <w:start w:val="1"/>
+      <w:numFmt w:val="lowerLetter"/>
+      <w:lvlText w:val="%5."/>
+      <w:lvlJc w:val="left"/>
+      <w:pPr>
+        <w:ind w:left="3600" w:hanging="360"/>
+      </w:pPr>
+    </w:lvl>
+    <w:lvl w:ilvl="5" w:tplc="1009001B" w:tentative="1">
+      <w:start w:val="1"/>
+      <w:numFmt w:val="lowerRoman"/>
+      <w:lvlText w:val="%6."/>
+      <w:lvlJc w:val="right"/>
+      <w:pPr>
+        <w:ind w:left="4320" w:hanging="180"/>
+      </w:pPr>
+    </w:lvl>
+    <w:lvl w:ilvl="6" w:tplc="1009000F" w:tentative="1">
+      <w:start w:val="1"/>
+      <w:numFmt w:val="decimal"/>
+      <w:lvlText w:val="%7."/>
+      <w:lvlJc w:val="left"/>
+      <w:pPr>
+        <w:ind w:left="5040" w:hanging="360"/>
+      </w:pPr>
+    </w:lvl>
+    <w:lvl w:ilvl="7" w:tplc="10090019" w:tentative="1">
+      <w:start w:val="1"/>
+      <w:numFmt w:val="lowerLetter"/>
+      <w:lvlText w:val="%8."/>
+      <w:lvlJc w:val="left"/>
+      <w:pPr>
+        <w:ind w:left="5760" w:hanging="360"/>
+      </w:pPr>
+    </w:lvl>
+    <w:lvl w:ilvl="8" w:tplc="1009001B" w:tentative="1">
+      <w:start w:val="1"/>
+      <w:numFmt w:val="lowerRoman"/>
+      <w:lvlText w:val="%9."/>
+      <w:lvlJc w:val="right"/>
+      <w:pPr>
+        <w:ind w:left="6480" w:hanging="180"/>
+      </w:pPr>
+    </w:lvl>
+  </w:abstractNum>
+  <w:abstractNum w:abstractNumId="40" w15:restartNumberingAfterBreak="0">
     <w:nsid w:val="43AA2053"/>
     <w:multiLevelType w:val="hybridMultilevel"/>
     <w:tmpl w:val="60423EC8"/>
@@ -7708,7 +8329,7 @@
       </w:pPr>
     </w:lvl>
   </w:abstractNum>
-  <w:abstractNum w:abstractNumId="36" w15:restartNumberingAfterBreak="0">
+  <w:abstractNum w:abstractNumId="41" w15:restartNumberingAfterBreak="0">
     <w:nsid w:val="45801599"/>
     <w:multiLevelType w:val="multilevel"/>
     <w:tmpl w:val="1009001D"/>
@@ -7794,7 +8415,156 @@
       </w:pPr>
     </w:lvl>
   </w:abstractNum>
-  <w:abstractNum w:abstractNumId="37" w15:restartNumberingAfterBreak="0">
+  <w:abstractNum w:abstractNumId="42" w15:restartNumberingAfterBreak="0">
+    <w:nsid w:val="46F744AD"/>
+    <w:multiLevelType w:val="multilevel"/>
+    <w:tmpl w:val="CD165566"/>
+    <w:lvl w:ilvl="0">
+      <w:start w:val="1"/>
+      <w:numFmt w:val="bullet"/>
+      <w:lvlText w:val=""/>
+      <w:lvlJc w:val="left"/>
+      <w:pPr>
+        <w:tabs>
+          <w:tab w:val="num" w:pos="720"/>
+        </w:tabs>
+        <w:ind w:left="720" w:hanging="360"/>
+      </w:pPr>
+      <w:rPr>
+        <w:rFonts w:ascii="Symbol" w:hAnsi="Symbol" w:hint="default"/>
+        <w:sz w:val="20"/>
+      </w:rPr>
+    </w:lvl>
+    <w:lvl w:ilvl="1" w:tentative="1">
+      <w:start w:val="1"/>
+      <w:numFmt w:val="bullet"/>
+      <w:lvlText w:val="o"/>
+      <w:lvlJc w:val="left"/>
+      <w:pPr>
+        <w:tabs>
+          <w:tab w:val="num" w:pos="1440"/>
+        </w:tabs>
+        <w:ind w:left="1440" w:hanging="360"/>
+      </w:pPr>
+      <w:rPr>
+        <w:rFonts w:ascii="Courier New" w:hAnsi="Courier New" w:hint="default"/>
+        <w:sz w:val="20"/>
+      </w:rPr>
+    </w:lvl>
+    <w:lvl w:ilvl="2" w:tentative="1">
+      <w:start w:val="1"/>
+      <w:numFmt w:val="bullet"/>
+      <w:lvlText w:val=""/>
+      <w:lvlJc w:val="left"/>
+      <w:pPr>
+        <w:tabs>
+          <w:tab w:val="num" w:pos="2160"/>
+        </w:tabs>
+        <w:ind w:left="2160" w:hanging="360"/>
+      </w:pPr>
+      <w:rPr>
+        <w:rFonts w:ascii="Wingdings" w:hAnsi="Wingdings" w:hint="default"/>
+        <w:sz w:val="20"/>
+      </w:rPr>
+    </w:lvl>
+    <w:lvl w:ilvl="3" w:tentative="1">
+      <w:start w:val="1"/>
+      <w:numFmt w:val="bullet"/>
+      <w:lvlText w:val=""/>
+      <w:lvlJc w:val="left"/>
+      <w:pPr>
+        <w:tabs>
+          <w:tab w:val="num" w:pos="2880"/>
+        </w:tabs>
+        <w:ind w:left="2880" w:hanging="360"/>
+      </w:pPr>
+      <w:rPr>
+        <w:rFonts w:ascii="Wingdings" w:hAnsi="Wingdings" w:hint="default"/>
+        <w:sz w:val="20"/>
+      </w:rPr>
+    </w:lvl>
+    <w:lvl w:ilvl="4" w:tentative="1">
+      <w:start w:val="1"/>
+      <w:numFmt w:val="bullet"/>
+      <w:lvlText w:val=""/>
+      <w:lvlJc w:val="left"/>
+      <w:pPr>
+        <w:tabs>
+          <w:tab w:val="num" w:pos="3600"/>
+        </w:tabs>
+        <w:ind w:left="3600" w:hanging="360"/>
+      </w:pPr>
+      <w:rPr>
+        <w:rFonts w:ascii="Wingdings" w:hAnsi="Wingdings" w:hint="default"/>
+        <w:sz w:val="20"/>
+      </w:rPr>
+    </w:lvl>
+    <w:lvl w:ilvl="5" w:tentative="1">
+      <w:start w:val="1"/>
+      <w:numFmt w:val="bullet"/>
+      <w:lvlText w:val=""/>
+      <w:lvlJc w:val="left"/>
+      <w:pPr>
+        <w:tabs>
+          <w:tab w:val="num" w:pos="4320"/>
+        </w:tabs>
+        <w:ind w:left="4320" w:hanging="360"/>
+      </w:pPr>
+      <w:rPr>
+        <w:rFonts w:ascii="Wingdings" w:hAnsi="Wingdings" w:hint="default"/>
+        <w:sz w:val="20"/>
+      </w:rPr>
+    </w:lvl>
+    <w:lvl w:ilvl="6" w:tentative="1">
+      <w:start w:val="1"/>
+      <w:numFmt w:val="bullet"/>
+      <w:lvlText w:val=""/>
+      <w:lvlJc w:val="left"/>
+      <w:pPr>
+        <w:tabs>
+          <w:tab w:val="num" w:pos="5040"/>
+        </w:tabs>
+        <w:ind w:left="5040" w:hanging="360"/>
+      </w:pPr>
+      <w:rPr>
+        <w:rFonts w:ascii="Wingdings" w:hAnsi="Wingdings" w:hint="default"/>
+        <w:sz w:val="20"/>
+      </w:rPr>
+    </w:lvl>
+    <w:lvl w:ilvl="7" w:tentative="1">
+      <w:start w:val="1"/>
+      <w:numFmt w:val="bullet"/>
+      <w:lvlText w:val=""/>
+      <w:lvlJc w:val="left"/>
+      <w:pPr>
+        <w:tabs>
+          <w:tab w:val="num" w:pos="5760"/>
+        </w:tabs>
+        <w:ind w:left="5760" w:hanging="360"/>
+      </w:pPr>
+      <w:rPr>
+        <w:rFonts w:ascii="Wingdings" w:hAnsi="Wingdings" w:hint="default"/>
+        <w:sz w:val="20"/>
+      </w:rPr>
+    </w:lvl>
+    <w:lvl w:ilvl="8" w:tentative="1">
+      <w:start w:val="1"/>
+      <w:numFmt w:val="bullet"/>
+      <w:lvlText w:val=""/>
+      <w:lvlJc w:val="left"/>
+      <w:pPr>
+        <w:tabs>
+          <w:tab w:val="num" w:pos="6480"/>
+        </w:tabs>
+        <w:ind w:left="6480" w:hanging="360"/>
+      </w:pPr>
+      <w:rPr>
+        <w:rFonts w:ascii="Wingdings" w:hAnsi="Wingdings" w:hint="default"/>
+        <w:sz w:val="20"/>
+      </w:rPr>
+    </w:lvl>
+  </w:abstractNum>
+  <w:abstractNum w:abstractNumId="43" w15:restartNumberingAfterBreak="0">
     <w:nsid w:val="47751EF6"/>
     <w:multiLevelType w:val="hybridMultilevel"/>
     <w:tmpl w:val="09763BA0"/>
@@ -7880,7 +8650,7 @@
       </w:pPr>
     </w:lvl>
   </w:abstractNum>
-  <w:abstractNum w:abstractNumId="38" w15:restartNumberingAfterBreak="0">
+  <w:abstractNum w:abstractNumId="44" w15:restartNumberingAfterBreak="0">
     <w:nsid w:val="49D253B6"/>
     <w:multiLevelType w:val="multilevel"/>
     <w:tmpl w:val="85D2646E"/>
@@ -7993,7 +8763,7 @@
       </w:pPr>
     </w:lvl>
   </w:abstractNum>
-  <w:abstractNum w:abstractNumId="39" w15:restartNumberingAfterBreak="0">
+  <w:abstractNum w:abstractNumId="45" w15:restartNumberingAfterBreak="0">
     <w:nsid w:val="4C2E3D7A"/>
     <w:multiLevelType w:val="hybridMultilevel"/>
     <w:tmpl w:val="0102EF22"/>
@@ -8082,7 +8852,7 @@
       </w:pPr>
     </w:lvl>
   </w:abstractNum>
-  <w:abstractNum w:abstractNumId="40" w15:restartNumberingAfterBreak="0">
+  <w:abstractNum w:abstractNumId="46" w15:restartNumberingAfterBreak="0">
     <w:nsid w:val="4DB271DE"/>
     <w:multiLevelType w:val="hybridMultilevel"/>
     <w:tmpl w:val="3BD83E04"/>
@@ -8168,7 +8938,7 @@
       </w:pPr>
     </w:lvl>
   </w:abstractNum>
-  <w:abstractNum w:abstractNumId="41" w15:restartNumberingAfterBreak="0">
+  <w:abstractNum w:abstractNumId="47" w15:restartNumberingAfterBreak="0">
     <w:nsid w:val="50B5634F"/>
     <w:multiLevelType w:val="hybridMultilevel"/>
     <w:tmpl w:val="4232072E"/>
@@ -8281,7 +9051,7 @@
       </w:rPr>
     </w:lvl>
   </w:abstractNum>
-  <w:abstractNum w:abstractNumId="42" w15:restartNumberingAfterBreak="0">
+  <w:abstractNum w:abstractNumId="48" w15:restartNumberingAfterBreak="0">
     <w:nsid w:val="50EC31E3"/>
     <w:multiLevelType w:val="hybridMultilevel"/>
     <w:tmpl w:val="23527ADC"/>
@@ -8370,7 +9140,7 @@
       </w:pPr>
     </w:lvl>
   </w:abstractNum>
-  <w:abstractNum w:abstractNumId="43" w15:restartNumberingAfterBreak="0">
+  <w:abstractNum w:abstractNumId="49" w15:restartNumberingAfterBreak="0">
     <w:nsid w:val="52EA19E3"/>
     <w:multiLevelType w:val="hybridMultilevel"/>
     <w:tmpl w:val="8E82AC42"/>
@@ -8483,7 +9253,7 @@
       </w:rPr>
     </w:lvl>
   </w:abstractNum>
-  <w:abstractNum w:abstractNumId="44" w15:restartNumberingAfterBreak="0">
+  <w:abstractNum w:abstractNumId="50" w15:restartNumberingAfterBreak="0">
     <w:nsid w:val="534966E1"/>
     <w:multiLevelType w:val="hybridMultilevel"/>
     <w:tmpl w:val="1A8E3742"/>
@@ -8569,7 +9339,7 @@
       </w:pPr>
     </w:lvl>
   </w:abstractNum>
-  <w:abstractNum w:abstractNumId="45" w15:restartNumberingAfterBreak="0">
+  <w:abstractNum w:abstractNumId="51" w15:restartNumberingAfterBreak="0">
     <w:nsid w:val="53EB1F44"/>
     <w:multiLevelType w:val="hybridMultilevel"/>
     <w:tmpl w:val="85D82996"/>
@@ -8681,7 +9451,7 @@
       </w:rPr>
     </w:lvl>
   </w:abstractNum>
-  <w:abstractNum w:abstractNumId="46" w15:restartNumberingAfterBreak="0">
+  <w:abstractNum w:abstractNumId="52" w15:restartNumberingAfterBreak="0">
     <w:nsid w:val="54003B5C"/>
     <w:multiLevelType w:val="hybridMultilevel"/>
     <w:tmpl w:val="E898D314"/>
@@ -8794,7 +9564,7 @@
       </w:rPr>
     </w:lvl>
   </w:abstractNum>
-  <w:abstractNum w:abstractNumId="47" w15:restartNumberingAfterBreak="0">
+  <w:abstractNum w:abstractNumId="53" w15:restartNumberingAfterBreak="0">
     <w:nsid w:val="5632049F"/>
     <w:multiLevelType w:val="multilevel"/>
     <w:tmpl w:val="D98A1E84"/>
@@ -8943,7 +9713,7 @@
       </w:rPr>
     </w:lvl>
   </w:abstractNum>
-  <w:abstractNum w:abstractNumId="48" w15:restartNumberingAfterBreak="0">
+  <w:abstractNum w:abstractNumId="54" w15:restartNumberingAfterBreak="0">
     <w:nsid w:val="58271C38"/>
     <w:multiLevelType w:val="hybridMultilevel"/>
     <w:tmpl w:val="B1AE176C"/>
@@ -9032,7 +9802,7 @@
       </w:pPr>
     </w:lvl>
   </w:abstractNum>
-  <w:abstractNum w:abstractNumId="49" w15:restartNumberingAfterBreak="0">
+  <w:abstractNum w:abstractNumId="55" w15:restartNumberingAfterBreak="0">
     <w:nsid w:val="58904E88"/>
     <w:multiLevelType w:val="multilevel"/>
     <w:tmpl w:val="EBE41CD8"/>
@@ -9181,7 +9951,7 @@
       </w:rPr>
     </w:lvl>
   </w:abstractNum>
-  <w:abstractNum w:abstractNumId="50" w15:restartNumberingAfterBreak="0">
+  <w:abstractNum w:abstractNumId="56" w15:restartNumberingAfterBreak="0">
     <w:nsid w:val="58E805F3"/>
     <w:multiLevelType w:val="hybridMultilevel"/>
     <w:tmpl w:val="45203F50"/>
@@ -9294,7 +10064,7 @@
       </w:rPr>
     </w:lvl>
   </w:abstractNum>
-  <w:abstractNum w:abstractNumId="51" w15:restartNumberingAfterBreak="0">
+  <w:abstractNum w:abstractNumId="57" w15:restartNumberingAfterBreak="0">
     <w:nsid w:val="59770037"/>
     <w:multiLevelType w:val="hybridMultilevel"/>
     <w:tmpl w:val="CB70FD20"/>
@@ -9384,7 +10154,7 @@
       </w:pPr>
     </w:lvl>
   </w:abstractNum>
-  <w:abstractNum w:abstractNumId="52" w15:restartNumberingAfterBreak="0">
+  <w:abstractNum w:abstractNumId="58" w15:restartNumberingAfterBreak="0">
     <w:nsid w:val="5AB356FF"/>
     <w:multiLevelType w:val="hybridMultilevel"/>
     <w:tmpl w:val="CC9E64A8"/>
@@ -9473,7 +10243,7 @@
       </w:pPr>
     </w:lvl>
   </w:abstractNum>
-  <w:abstractNum w:abstractNumId="53" w15:restartNumberingAfterBreak="0">
+  <w:abstractNum w:abstractNumId="59" w15:restartNumberingAfterBreak="0">
     <w:nsid w:val="5E5956D3"/>
     <w:multiLevelType w:val="hybridMultilevel"/>
     <w:tmpl w:val="2926F704"/>
@@ -9586,7 +10356,7 @@
       </w:pPr>
     </w:lvl>
   </w:abstractNum>
-  <w:abstractNum w:abstractNumId="54" w15:restartNumberingAfterBreak="0">
+  <w:abstractNum w:abstractNumId="60" w15:restartNumberingAfterBreak="0">
     <w:nsid w:val="5F8E2791"/>
     <w:multiLevelType w:val="hybridMultilevel"/>
     <w:tmpl w:val="4F0A86EC"/>
@@ -9699,7 +10469,7 @@
       </w:rPr>
     </w:lvl>
   </w:abstractNum>
-  <w:abstractNum w:abstractNumId="55" w15:restartNumberingAfterBreak="0">
+  <w:abstractNum w:abstractNumId="61" w15:restartNumberingAfterBreak="0">
     <w:nsid w:val="60950F96"/>
     <w:multiLevelType w:val="hybridMultilevel"/>
     <w:tmpl w:val="3CA62924"/>
@@ -9812,7 +10582,7 @@
       </w:rPr>
     </w:lvl>
   </w:abstractNum>
-  <w:abstractNum w:abstractNumId="56" w15:restartNumberingAfterBreak="0">
+  <w:abstractNum w:abstractNumId="62" w15:restartNumberingAfterBreak="0">
     <w:nsid w:val="62D95F2B"/>
     <w:multiLevelType w:val="hybridMultilevel"/>
     <w:tmpl w:val="4D703F54"/>
@@ -9924,7 +10694,156 @@
       </w:rPr>
     </w:lvl>
   </w:abstractNum>
-  <w:abstractNum w:abstractNumId="57" w15:restartNumberingAfterBreak="0">
+  <w:abstractNum w:abstractNumId="63" w15:restartNumberingAfterBreak="0">
+    <w:nsid w:val="64E57014"/>
+    <w:multiLevelType w:val="multilevel"/>
+    <w:tmpl w:val="FA42587A"/>
+    <w:lvl w:ilvl="0">
+      <w:start w:val="1"/>
+      <w:numFmt w:val="bullet"/>
+      <w:lvlText w:val=""/>
+      <w:lvlJc w:val="left"/>
+      <w:pPr>
+        <w:tabs>
+          <w:tab w:val="num" w:pos="720"/>
+        </w:tabs>
+        <w:ind w:left="720" w:hanging="360"/>
+      </w:pPr>
+      <w:rPr>
+        <w:rFonts w:ascii="Symbol" w:hAnsi="Symbol" w:hint="default"/>
+        <w:sz w:val="20"/>
+      </w:rPr>
+    </w:lvl>
+    <w:lvl w:ilvl="1" w:tentative="1">
+      <w:start w:val="1"/>
+      <w:numFmt w:val="bullet"/>
+      <w:lvlText w:val="o"/>
+      <w:lvlJc w:val="left"/>
+      <w:pPr>
+        <w:tabs>
+          <w:tab w:val="num" w:pos="1440"/>
+        </w:tabs>
+        <w:ind w:left="1440" w:hanging="360"/>
+      </w:pPr>
+      <w:rPr>
+        <w:rFonts w:ascii="Courier New" w:hAnsi="Courier New" w:hint="default"/>
+        <w:sz w:val="20"/>
+      </w:rPr>
+    </w:lvl>
+    <w:lvl w:ilvl="2" w:tentative="1">
+      <w:start w:val="1"/>
+      <w:numFmt w:val="bullet"/>
+      <w:lvlText w:val=""/>
+      <w:lvlJc w:val="left"/>
+      <w:pPr>
+        <w:tabs>
+          <w:tab w:val="num" w:pos="2160"/>
+        </w:tabs>
+        <w:ind w:left="2160" w:hanging="360"/>
+      </w:pPr>
+      <w:rPr>
+        <w:rFonts w:ascii="Wingdings" w:hAnsi="Wingdings" w:hint="default"/>
+        <w:sz w:val="20"/>
+      </w:rPr>
+    </w:lvl>
+    <w:lvl w:ilvl="3" w:tentative="1">
+      <w:start w:val="1"/>
+      <w:numFmt w:val="bullet"/>
+      <w:lvlText w:val=""/>
+      <w:lvlJc w:val="left"/>
+      <w:pPr>
+        <w:tabs>
+          <w:tab w:val="num" w:pos="2880"/>
+        </w:tabs>
+        <w:ind w:left="2880" w:hanging="360"/>
+      </w:pPr>
+      <w:rPr>
+        <w:rFonts w:ascii="Wingdings" w:hAnsi="Wingdings" w:hint="default"/>
+        <w:sz w:val="20"/>
+      </w:rPr>
+    </w:lvl>
+    <w:lvl w:ilvl="4" w:tentative="1">
+      <w:start w:val="1"/>
+      <w:numFmt w:val="bullet"/>
+      <w:lvlText w:val=""/>
+      <w:lvlJc w:val="left"/>
+      <w:pPr>
+        <w:tabs>
+          <w:tab w:val="num" w:pos="3600"/>
+        </w:tabs>
+        <w:ind w:left="3600" w:hanging="360"/>
+      </w:pPr>
+      <w:rPr>
+        <w:rFonts w:ascii="Wingdings" w:hAnsi="Wingdings" w:hint="default"/>
+        <w:sz w:val="20"/>
+      </w:rPr>
+    </w:lvl>
+    <w:lvl w:ilvl="5" w:tentative="1">
+      <w:start w:val="1"/>
+      <w:numFmt w:val="bullet"/>
+      <w:lvlText w:val=""/>
+      <w:lvlJc w:val="left"/>
+      <w:pPr>
+        <w:tabs>
+          <w:tab w:val="num" w:pos="4320"/>
+        </w:tabs>
+        <w:ind w:left="4320" w:hanging="360"/>
+      </w:pPr>
+      <w:rPr>
+        <w:rFonts w:ascii="Wingdings" w:hAnsi="Wingdings" w:hint="default"/>
+        <w:sz w:val="20"/>
+      </w:rPr>
+    </w:lvl>
+    <w:lvl w:ilvl="6" w:tentative="1">
+      <w:start w:val="1"/>
+      <w:numFmt w:val="bullet"/>
+      <w:lvlText w:val=""/>
+      <w:lvlJc w:val="left"/>
+      <w:pPr>
+        <w:tabs>
+          <w:tab w:val="num" w:pos="5040"/>
+        </w:tabs>
+        <w:ind w:left="5040" w:hanging="360"/>
+      </w:pPr>
+      <w:rPr>
+        <w:rFonts w:ascii="Wingdings" w:hAnsi="Wingdings" w:hint="default"/>
+        <w:sz w:val="20"/>
+      </w:rPr>
+    </w:lvl>
+    <w:lvl w:ilvl="7" w:tentative="1">
+      <w:start w:val="1"/>
+      <w:numFmt w:val="bullet"/>
+      <w:lvlText w:val=""/>
+      <w:lvlJc w:val="left"/>
+      <w:pPr>
+        <w:tabs>
+          <w:tab w:val="num" w:pos="5760"/>
+        </w:tabs>
+        <w:ind w:left="5760" w:hanging="360"/>
+      </w:pPr>
+      <w:rPr>
+        <w:rFonts w:ascii="Wingdings" w:hAnsi="Wingdings" w:hint="default"/>
+        <w:sz w:val="20"/>
+      </w:rPr>
+    </w:lvl>
+    <w:lvl w:ilvl="8" w:tentative="1">
+      <w:start w:val="1"/>
+      <w:numFmt w:val="bullet"/>
+      <w:lvlText w:val=""/>
+      <w:lvlJc w:val="left"/>
+      <w:pPr>
+        <w:tabs>
+          <w:tab w:val="num" w:pos="6480"/>
+        </w:tabs>
+        <w:ind w:left="6480" w:hanging="360"/>
+      </w:pPr>
+      <w:rPr>
+        <w:rFonts w:ascii="Wingdings" w:hAnsi="Wingdings" w:hint="default"/>
+        <w:sz w:val="20"/>
+      </w:rPr>
+    </w:lvl>
+  </w:abstractNum>
+  <w:abstractNum w:abstractNumId="64" w15:restartNumberingAfterBreak="0">
     <w:nsid w:val="6AC37E7B"/>
     <w:multiLevelType w:val="hybridMultilevel"/>
     <w:tmpl w:val="F0441B5C"/>
@@ -10037,7 +10956,7 @@
       </w:rPr>
     </w:lvl>
   </w:abstractNum>
-  <w:abstractNum w:abstractNumId="58" w15:restartNumberingAfterBreak="0">
+  <w:abstractNum w:abstractNumId="65" w15:restartNumberingAfterBreak="0">
     <w:nsid w:val="6C86177A"/>
     <w:multiLevelType w:val="hybridMultilevel"/>
     <w:tmpl w:val="CC9E64A8"/>
@@ -10126,7 +11045,156 @@
       </w:pPr>
     </w:lvl>
   </w:abstractNum>
-  <w:abstractNum w:abstractNumId="59" w15:restartNumberingAfterBreak="0">
+  <w:abstractNum w:abstractNumId="66" w15:restartNumberingAfterBreak="0">
+    <w:nsid w:val="6EAF0FDF"/>
+    <w:multiLevelType w:val="multilevel"/>
+    <w:tmpl w:val="241237C2"/>
+    <w:lvl w:ilvl="0">
+      <w:start w:val="1"/>
+      <w:numFmt w:val="bullet"/>
+      <w:lvlText w:val=""/>
+      <w:lvlJc w:val="left"/>
+      <w:pPr>
+        <w:tabs>
+          <w:tab w:val="num" w:pos="720"/>
+        </w:tabs>
+        <w:ind w:left="720" w:hanging="360"/>
+      </w:pPr>
+      <w:rPr>
+        <w:rFonts w:ascii="Symbol" w:hAnsi="Symbol" w:hint="default"/>
+        <w:sz w:val="20"/>
+      </w:rPr>
+    </w:lvl>
+    <w:lvl w:ilvl="1" w:tentative="1">
+      <w:start w:val="1"/>
+      <w:numFmt w:val="bullet"/>
+      <w:lvlText w:val="o"/>
+      <w:lvlJc w:val="left"/>
+      <w:pPr>
+        <w:tabs>
+          <w:tab w:val="num" w:pos="1440"/>
+        </w:tabs>
+        <w:ind w:left="1440" w:hanging="360"/>
+      </w:pPr>
+      <w:rPr>
+        <w:rFonts w:ascii="Courier New" w:hAnsi="Courier New" w:hint="default"/>
+        <w:sz w:val="20"/>
+      </w:rPr>
+    </w:lvl>
+    <w:lvl w:ilvl="2" w:tentative="1">
+      <w:start w:val="1"/>
+      <w:numFmt w:val="bullet"/>
+      <w:lvlText w:val=""/>
+      <w:lvlJc w:val="left"/>
+      <w:pPr>
+        <w:tabs>
+          <w:tab w:val="num" w:pos="2160"/>
+        </w:tabs>
+        <w:ind w:left="2160" w:hanging="360"/>
+      </w:pPr>
+      <w:rPr>
+        <w:rFonts w:ascii="Wingdings" w:hAnsi="Wingdings" w:hint="default"/>
+        <w:sz w:val="20"/>
+      </w:rPr>
+    </w:lvl>
+    <w:lvl w:ilvl="3" w:tentative="1">
+      <w:start w:val="1"/>
+      <w:numFmt w:val="bullet"/>
+      <w:lvlText w:val=""/>
+      <w:lvlJc w:val="left"/>
+      <w:pPr>
+        <w:tabs>
+          <w:tab w:val="num" w:pos="2880"/>
+        </w:tabs>
+        <w:ind w:left="2880" w:hanging="360"/>
+      </w:pPr>
+      <w:rPr>
+        <w:rFonts w:ascii="Wingdings" w:hAnsi="Wingdings" w:hint="default"/>
+        <w:sz w:val="20"/>
+      </w:rPr>
+    </w:lvl>
+    <w:lvl w:ilvl="4" w:tentative="1">
+      <w:start w:val="1"/>
+      <w:numFmt w:val="bullet"/>
+      <w:lvlText w:val=""/>
+      <w:lvlJc w:val="left"/>
+      <w:pPr>
+        <w:tabs>
+          <w:tab w:val="num" w:pos="3600"/>
+        </w:tabs>
+        <w:ind w:left="3600" w:hanging="360"/>
+      </w:pPr>
+      <w:rPr>
+        <w:rFonts w:ascii="Wingdings" w:hAnsi="Wingdings" w:hint="default"/>
+        <w:sz w:val="20"/>
+      </w:rPr>
+    </w:lvl>
+    <w:lvl w:ilvl="5" w:tentative="1">
+      <w:start w:val="1"/>
+      <w:numFmt w:val="bullet"/>
+      <w:lvlText w:val=""/>
+      <w:lvlJc w:val="left"/>
+      <w:pPr>
+        <w:tabs>
+          <w:tab w:val="num" w:pos="4320"/>
+        </w:tabs>
+        <w:ind w:left="4320" w:hanging="360"/>
+      </w:pPr>
+      <w:rPr>
+        <w:rFonts w:ascii="Wingdings" w:hAnsi="Wingdings" w:hint="default"/>
+        <w:sz w:val="20"/>
+      </w:rPr>
+    </w:lvl>
+    <w:lvl w:ilvl="6" w:tentative="1">
+      <w:start w:val="1"/>
+      <w:numFmt w:val="bullet"/>
+      <w:lvlText w:val=""/>
+      <w:lvlJc w:val="left"/>
+      <w:pPr>
+        <w:tabs>
+          <w:tab w:val="num" w:pos="5040"/>
+        </w:tabs>
+        <w:ind w:left="5040" w:hanging="360"/>
+      </w:pPr>
+      <w:rPr>
+        <w:rFonts w:ascii="Wingdings" w:hAnsi="Wingdings" w:hint="default"/>
+        <w:sz w:val="20"/>
+      </w:rPr>
+    </w:lvl>
+    <w:lvl w:ilvl="7" w:tentative="1">
+      <w:start w:val="1"/>
+      <w:numFmt w:val="bullet"/>
+      <w:lvlText w:val=""/>
+      <w:lvlJc w:val="left"/>
+      <w:pPr>
+        <w:tabs>
+          <w:tab w:val="num" w:pos="5760"/>
+        </w:tabs>
+        <w:ind w:left="5760" w:hanging="360"/>
+      </w:pPr>
+      <w:rPr>
+        <w:rFonts w:ascii="Wingdings" w:hAnsi="Wingdings" w:hint="default"/>
+        <w:sz w:val="20"/>
+      </w:rPr>
+    </w:lvl>
+    <w:lvl w:ilvl="8" w:tentative="1">
+      <w:start w:val="1"/>
+      <w:numFmt w:val="bullet"/>
+      <w:lvlText w:val=""/>
+      <w:lvlJc w:val="left"/>
+      <w:pPr>
+        <w:tabs>
+          <w:tab w:val="num" w:pos="6480"/>
+        </w:tabs>
+        <w:ind w:left="6480" w:hanging="360"/>
+      </w:pPr>
+      <w:rPr>
+        <w:rFonts w:ascii="Wingdings" w:hAnsi="Wingdings" w:hint="default"/>
+        <w:sz w:val="20"/>
+      </w:rPr>
+    </w:lvl>
+  </w:abstractNum>
+  <w:abstractNum w:abstractNumId="67" w15:restartNumberingAfterBreak="0">
     <w:nsid w:val="6EFE5BB7"/>
     <w:multiLevelType w:val="hybridMultilevel"/>
     <w:tmpl w:val="716E03E4"/>
@@ -10239,7 +11307,7 @@
       </w:rPr>
     </w:lvl>
   </w:abstractNum>
-  <w:abstractNum w:abstractNumId="60" w15:restartNumberingAfterBreak="0">
+  <w:abstractNum w:abstractNumId="68" w15:restartNumberingAfterBreak="0">
     <w:nsid w:val="724756D9"/>
     <w:multiLevelType w:val="hybridMultilevel"/>
     <w:tmpl w:val="1B20DDDA"/>
@@ -10352,7 +11420,7 @@
       </w:rPr>
     </w:lvl>
   </w:abstractNum>
-  <w:abstractNum w:abstractNumId="61" w15:restartNumberingAfterBreak="0">
+  <w:abstractNum w:abstractNumId="69" w15:restartNumberingAfterBreak="0">
     <w:nsid w:val="79627992"/>
     <w:multiLevelType w:val="hybridMultilevel"/>
     <w:tmpl w:val="64C43D26"/>
@@ -10441,7 +11509,7 @@
       </w:pPr>
     </w:lvl>
   </w:abstractNum>
-  <w:abstractNum w:abstractNumId="62" w15:restartNumberingAfterBreak="0">
+  <w:abstractNum w:abstractNumId="70" w15:restartNumberingAfterBreak="0">
     <w:nsid w:val="7A7402EA"/>
     <w:multiLevelType w:val="hybridMultilevel"/>
     <w:tmpl w:val="2AC2AEF0"/>
@@ -10530,7 +11598,7 @@
       </w:pPr>
     </w:lvl>
   </w:abstractNum>
-  <w:abstractNum w:abstractNumId="63" w15:restartNumberingAfterBreak="0">
+  <w:abstractNum w:abstractNumId="71" w15:restartNumberingAfterBreak="0">
     <w:nsid w:val="7C7A375D"/>
     <w:multiLevelType w:val="hybridMultilevel"/>
     <w:tmpl w:val="38A22AEA"/>
@@ -10644,112 +11712,112 @@
     </w:lvl>
   </w:abstractNum>
   <w:num w:numId="1" w16cid:durableId="1278221377">
+    <w:abstractNumId w:val="34"/>
+  </w:num>
+  <w:num w:numId="2" w16cid:durableId="1608730199">
+    <w:abstractNumId w:val="15"/>
+  </w:num>
+  <w:num w:numId="3" w16cid:durableId="1308588912">
+    <w:abstractNumId w:val="62"/>
+  </w:num>
+  <w:num w:numId="4" w16cid:durableId="1523787368">
+    <w:abstractNumId w:val="43"/>
+  </w:num>
+  <w:num w:numId="5" w16cid:durableId="733898229">
+    <w:abstractNumId w:val="71"/>
+  </w:num>
+  <w:num w:numId="6" w16cid:durableId="1184786822">
+    <w:abstractNumId w:val="49"/>
+  </w:num>
+  <w:num w:numId="7" w16cid:durableId="183442146">
+    <w:abstractNumId w:val="70"/>
+  </w:num>
+  <w:num w:numId="8" w16cid:durableId="2059238910">
+    <w:abstractNumId w:val="58"/>
+  </w:num>
+  <w:num w:numId="9" w16cid:durableId="997419828">
     <w:abstractNumId w:val="30"/>
   </w:num>
-  <w:num w:numId="2" w16cid:durableId="1608730199">
-    <w:abstractNumId w:val="13"/>
-  </w:num>
-  <w:num w:numId="3" w16cid:durableId="1308588912">
-    <w:abstractNumId w:val="56"/>
-  </w:num>
-  <w:num w:numId="4" w16cid:durableId="1523787368">
-    <w:abstractNumId w:val="37"/>
-  </w:num>
-  <w:num w:numId="5" w16cid:durableId="733898229">
-    <w:abstractNumId w:val="63"/>
-  </w:num>
-  <w:num w:numId="6" w16cid:durableId="1184786822">
-    <w:abstractNumId w:val="43"/>
-  </w:num>
-  <w:num w:numId="7" w16cid:durableId="183442146">
-    <w:abstractNumId w:val="62"/>
-  </w:num>
-  <w:num w:numId="8" w16cid:durableId="2059238910">
-    <w:abstractNumId w:val="52"/>
-  </w:num>
-  <w:num w:numId="9" w16cid:durableId="997419828">
-    <w:abstractNumId w:val="26"/>
-  </w:num>
   <w:num w:numId="10" w16cid:durableId="2138519977">
-    <w:abstractNumId w:val="31"/>
+    <w:abstractNumId w:val="35"/>
   </w:num>
   <w:num w:numId="11" w16cid:durableId="739524439">
-    <w:abstractNumId w:val="51"/>
+    <w:abstractNumId w:val="57"/>
   </w:num>
   <w:num w:numId="12" w16cid:durableId="1879270414">
-    <w:abstractNumId w:val="10"/>
+    <w:abstractNumId w:val="11"/>
   </w:num>
   <w:num w:numId="13" w16cid:durableId="1921138978">
-    <w:abstractNumId w:val="53"/>
+    <w:abstractNumId w:val="59"/>
   </w:num>
   <w:num w:numId="14" w16cid:durableId="1836532607">
-    <w:abstractNumId w:val="58"/>
+    <w:abstractNumId w:val="65"/>
   </w:num>
   <w:num w:numId="15" w16cid:durableId="1259437427">
-    <w:abstractNumId w:val="40"/>
+    <w:abstractNumId w:val="46"/>
   </w:num>
   <w:num w:numId="16" w16cid:durableId="1234202448">
-    <w:abstractNumId w:val="19"/>
+    <w:abstractNumId w:val="22"/>
   </w:num>
   <w:num w:numId="17" w16cid:durableId="1870333878">
     <w:abstractNumId w:val="6"/>
   </w:num>
   <w:num w:numId="18" w16cid:durableId="1926113956">
+    <w:abstractNumId w:val="23"/>
+  </w:num>
+  <w:num w:numId="19" w16cid:durableId="580212337">
+    <w:abstractNumId w:val="61"/>
+  </w:num>
+  <w:num w:numId="20" w16cid:durableId="141432667">
     <w:abstractNumId w:val="20"/>
   </w:num>
-  <w:num w:numId="19" w16cid:durableId="580212337">
-    <w:abstractNumId w:val="55"/>
+  <w:num w:numId="21" w16cid:durableId="1399211648">
+    <w:abstractNumId w:val="50"/>
   </w:num>
-  <w:num w:numId="20" w16cid:durableId="141432667">
-    <w:abstractNumId w:val="17"/>
+  <w:num w:numId="22" w16cid:durableId="1089620228">
+    <w:abstractNumId w:val="51"/>
   </w:num>
-  <w:num w:numId="21" w16cid:durableId="1399211648">
+  <w:num w:numId="23" w16cid:durableId="1865054399">
+    <w:abstractNumId w:val="41"/>
+  </w:num>
+  <w:num w:numId="24" w16cid:durableId="581571382">
+    <w:abstractNumId w:val="54"/>
+  </w:num>
+  <w:num w:numId="25" w16cid:durableId="1347517897">
     <w:abstractNumId w:val="44"/>
   </w:num>
-  <w:num w:numId="22" w16cid:durableId="1089620228">
-    <w:abstractNumId w:val="45"/>
-  </w:num>
-  <w:num w:numId="23" w16cid:durableId="1865054399">
-    <w:abstractNumId w:val="36"/>
-  </w:num>
-  <w:num w:numId="24" w16cid:durableId="581571382">
-    <w:abstractNumId w:val="48"/>
-  </w:num>
-  <w:num w:numId="25" w16cid:durableId="1347517897">
-    <w:abstractNumId w:val="38"/>
-  </w:num>
   <w:num w:numId="26" w16cid:durableId="1073048028">
-    <w:abstractNumId w:val="38"/>
+    <w:abstractNumId w:val="44"/>
   </w:num>
   <w:num w:numId="27" w16cid:durableId="136723758">
-    <w:abstractNumId w:val="61"/>
+    <w:abstractNumId w:val="69"/>
   </w:num>
   <w:num w:numId="28" w16cid:durableId="1459182811">
-    <w:abstractNumId w:val="60"/>
+    <w:abstractNumId w:val="68"/>
   </w:num>
   <w:num w:numId="29" w16cid:durableId="2015065669">
+    <w:abstractNumId w:val="37"/>
+  </w:num>
+  <w:num w:numId="30" w16cid:durableId="783118862">
+    <w:abstractNumId w:val="13"/>
+  </w:num>
+  <w:num w:numId="31" w16cid:durableId="754596429">
+    <w:abstractNumId w:val="25"/>
+  </w:num>
+  <w:num w:numId="32" w16cid:durableId="1647319951">
+    <w:abstractNumId w:val="32"/>
+  </w:num>
+  <w:num w:numId="33" w16cid:durableId="2024672775">
     <w:abstractNumId w:val="33"/>
   </w:num>
-  <w:num w:numId="30" w16cid:durableId="783118862">
-    <w:abstractNumId w:val="11"/>
-  </w:num>
-  <w:num w:numId="31" w16cid:durableId="754596429">
+  <w:num w:numId="34" w16cid:durableId="569657083">
     <w:abstractNumId w:val="21"/>
   </w:num>
-  <w:num w:numId="32" w16cid:durableId="1647319951">
-    <w:abstractNumId w:val="28"/>
-  </w:num>
-  <w:num w:numId="33" w16cid:durableId="2024672775">
-    <w:abstractNumId w:val="29"/>
-  </w:num>
-  <w:num w:numId="34" w16cid:durableId="569657083">
-    <w:abstractNumId w:val="18"/>
-  </w:num>
   <w:num w:numId="35" w16cid:durableId="397020344">
-    <w:abstractNumId w:val="23"/>
+    <w:abstractNumId w:val="27"/>
   </w:num>
   <w:num w:numId="36" w16cid:durableId="1585265317">
-    <w:abstractNumId w:val="50"/>
+    <w:abstractNumId w:val="56"/>
   </w:num>
   <w:num w:numId="37" w16cid:durableId="1104809163">
     <w:abstractNumId w:val="0"/>
@@ -10767,93 +11835,109 @@
     <w:abstractNumId w:val="2"/>
   </w:num>
   <w:num w:numId="42" w16cid:durableId="160052270">
-    <w:abstractNumId w:val="25"/>
+    <w:abstractNumId w:val="29"/>
   </w:num>
   <w:num w:numId="43" w16cid:durableId="661933199">
-    <w:abstractNumId w:val="34"/>
+    <w:abstractNumId w:val="38"/>
   </w:num>
   <w:num w:numId="44" w16cid:durableId="1008866071">
-    <w:abstractNumId w:val="42"/>
+    <w:abstractNumId w:val="48"/>
   </w:num>
   <w:num w:numId="45" w16cid:durableId="1802192794">
     <w:abstractNumId w:val="3"/>
   </w:num>
   <w:num w:numId="46" w16cid:durableId="2053730341">
-    <w:abstractNumId w:val="35"/>
+    <w:abstractNumId w:val="40"/>
   </w:num>
   <w:num w:numId="47" w16cid:durableId="599996878">
-    <w:abstractNumId w:val="39"/>
+    <w:abstractNumId w:val="45"/>
   </w:num>
   <w:num w:numId="48" w16cid:durableId="1500775575">
-    <w:abstractNumId w:val="16"/>
+    <w:abstractNumId w:val="18"/>
   </w:num>
   <w:num w:numId="49" w16cid:durableId="1181821542">
-    <w:abstractNumId w:val="32"/>
+    <w:abstractNumId w:val="36"/>
   </w:num>
   <w:num w:numId="50" w16cid:durableId="518084892">
-    <w:abstractNumId w:val="46"/>
+    <w:abstractNumId w:val="52"/>
   </w:num>
   <w:num w:numId="51" w16cid:durableId="470440">
     <w:abstractNumId w:val="8"/>
   </w:num>
   <w:num w:numId="52" w16cid:durableId="1763528791">
-    <w:abstractNumId w:val="49"/>
+    <w:abstractNumId w:val="55"/>
   </w:num>
   <w:num w:numId="53" w16cid:durableId="694189438">
     <w:abstractNumId w:val="5"/>
   </w:num>
   <w:num w:numId="54" w16cid:durableId="917984607">
-    <w:abstractNumId w:val="54"/>
+    <w:abstractNumId w:val="60"/>
   </w:num>
   <w:num w:numId="55" w16cid:durableId="840195304">
-    <w:abstractNumId w:val="57"/>
+    <w:abstractNumId w:val="64"/>
   </w:num>
   <w:num w:numId="56" w16cid:durableId="337319235">
-    <w:abstractNumId w:val="14"/>
+    <w:abstractNumId w:val="16"/>
   </w:num>
   <w:num w:numId="57" w16cid:durableId="423501279">
+    <w:abstractNumId w:val="53"/>
+  </w:num>
+  <w:num w:numId="58" w16cid:durableId="338850700">
+    <w:abstractNumId w:val="26"/>
+  </w:num>
+  <w:num w:numId="59" w16cid:durableId="83262550">
     <w:abstractNumId w:val="47"/>
   </w:num>
-  <w:num w:numId="58" w16cid:durableId="338850700">
-    <w:abstractNumId w:val="22"/>
-  </w:num>
-  <w:num w:numId="59" w16cid:durableId="83262550">
-    <w:abstractNumId w:val="41"/>
-  </w:num>
   <w:num w:numId="60" w16cid:durableId="1208224568">
-    <w:abstractNumId w:val="27"/>
+    <w:abstractNumId w:val="31"/>
   </w:num>
   <w:num w:numId="61" w16cid:durableId="688217397">
-    <w:abstractNumId w:val="9"/>
+    <w:abstractNumId w:val="10"/>
   </w:num>
   <w:num w:numId="62" w16cid:durableId="1782802499">
-    <w:abstractNumId w:val="24"/>
+    <w:abstractNumId w:val="28"/>
   </w:num>
   <w:num w:numId="63" w16cid:durableId="712077435">
-    <w:abstractNumId w:val="59"/>
+    <w:abstractNumId w:val="67"/>
   </w:num>
   <w:num w:numId="64" w16cid:durableId="329796005">
-    <w:abstractNumId w:val="12"/>
+    <w:abstractNumId w:val="14"/>
   </w:num>
   <w:num w:numId="65" w16cid:durableId="705328503">
     <w:abstractNumId w:val="1"/>
   </w:num>
   <w:num w:numId="66" w16cid:durableId="1872566834">
-    <w:abstractNumId w:val="15"/>
+    <w:abstractNumId w:val="17"/>
+  </w:num>
+  <w:num w:numId="67" w16cid:durableId="1847941513">
+    <w:abstractNumId w:val="39"/>
+  </w:num>
+  <w:num w:numId="68" w16cid:durableId="222834962">
+    <w:abstractNumId w:val="9"/>
+  </w:num>
+  <w:num w:numId="69" w16cid:durableId="217208868">
+    <w:abstractNumId w:val="19"/>
+  </w:num>
+  <w:num w:numId="70" w16cid:durableId="213464562">
+    <w:abstractNumId w:val="24"/>
+  </w:num>
+  <w:num w:numId="71" w16cid:durableId="689915389">
+    <w:abstractNumId w:val="12"/>
+  </w:num>
+  <w:num w:numId="72" w16cid:durableId="1620989062">
+    <w:abstractNumId w:val="42"/>
+  </w:num>
+  <w:num w:numId="73" w16cid:durableId="885339548">
+    <w:abstractNumId w:val="66"/>
+  </w:num>
+  <w:num w:numId="74" w16cid:durableId="1751123217">
+    <w:abstractNumId w:val="63"/>
   </w:num>
 </w:numbering>
 </file>
 
-<file path=word/people.xml><?xml version="1.0" encoding="utf-8"?>
-<w15:people xmlns:wpc="http://schemas.microsoft.com/office/word/2010/wordprocessingCanvas" xmlns:cx="http://schemas.microsoft.com/office/drawing/2014/chartex" xmlns:cx1="http://schemas.microsoft.com/office/drawing/2015/9/8/chartex" xmlns:cx2="http://schemas.microsoft.com/office/drawing/2015/10/21/chartex" xmlns:cx3="http://schemas.microsoft.com/office/drawing/2016/5/9/chartex" xmlns:cx4="http://schemas.microsoft.com/office/drawing/2016/5/10/chartex" xmlns:cx5="http://schemas.microsoft.com/office/drawing/2016/5/11/chartex" xmlns:cx6="http://schemas.microsoft.com/office/drawing/2016/5/12/chartex" xmlns:cx7="http://schemas.microsoft.com/office/drawing/2016/5/13/chartex" xmlns:cx8="http://schemas.microsoft.com/office/drawing/2016/5/14/chartex" xmlns:mc="http://schemas.openxmlformats.org/markup-compatibility/2006" xmlns:aink="http://schemas.microsoft.com/office/drawing/2016/ink" xmlns:am3d="http://schemas.microsoft.com/office/drawing/2017/model3d" xmlns:o="urn:schemas-microsoft-com:office:office" xmlns:oel="http://schemas.microsoft.com/office/2019/extlst" xmlns:r="http://schemas.openxmlformats.org/officeDocument/2006/relationships" xmlns:m="http://schemas.openxmlformats.org/officeDocument/2006/math" xmlns:v="urn:schemas-microsoft-com:vml" xmlns:wp14="http://schemas.microsoft.com/office/word/2010/wordprocessingDrawing" xmlns:wp="http://schemas.openxmlformats.org/drawingml/2006/wordprocessingDrawing" xmlns:w10="urn:schemas-microsoft-com:office:word" xmlns:w="http://schemas.openxmlformats.org/wordprocessingml/2006/main" xmlns:w14="http://schemas.microsoft.com/office/word/2010/wordml" xmlns:w15="http://schemas.microsoft.com/office/word/2012/wordml" xmlns:w16cex="http://schemas.microsoft.com/office/word/2018/wordml/cex" xmlns:w16cid="http://schemas.microsoft.com/office/word/2016/wordml/cid" xmlns:w16="http://schemas.microsoft.com/office/word/2018/wordml" xmlns:w16du="http://schemas.microsoft.com/office/word/2023/wordml/word16du" xmlns:w16sdtdh="http://schemas.microsoft.com/office/word/2020/wordml/sdtdatahash" xmlns:w16se="http://schemas.microsoft.com/office/word/2015/wordml/symex" xmlns:wpg="http://schemas.microsoft.com/office/word/2010/wordprocessingGroup" xmlns:wpi="http://schemas.microsoft.com/office/word/2010/wordprocessingInk" xmlns:wne="http://schemas.microsoft.com/office/word/2006/wordml" xmlns:wps="http://schemas.microsoft.com/office/word/2010/wordprocessingShape" mc:Ignorable="w14 w15 w16se w16cid w16 w16cex w16sdtdh w16du wp14">
-  <w15:person w15:author="Maleknaz Nayebi">
-    <w15:presenceInfo w15:providerId="AD" w15:userId="S::mnayebi@yorku.ca::dec38cf6-97c4-43d8-ac17-102e9cf145b5"/>
-  </w15:person>
-</w15:people>
-</file>
-
 <file path=word/styles.xml><?xml version="1.0" encoding="utf-8"?>
-<w:styles xmlns:mc="http://schemas.openxmlformats.org/markup-compatibility/2006" xmlns:r="http://schemas.openxmlformats.org/officeDocument/2006/relationships" xmlns:w="http://schemas.openxmlformats.org/wordprocessingml/2006/main" xmlns:w14="http://schemas.microsoft.com/office/word/2010/wordml" xmlns:w15="http://schemas.microsoft.com/office/word/2012/wordml" xmlns:w16cex="http://schemas.microsoft.com/office/word/2018/wordml/cex" xmlns:w16cid="http://schemas.microsoft.com/office/word/2016/wordml/cid" xmlns:w16="http://schemas.microsoft.com/office/word/2018/wordml" xmlns:w16du="http://schemas.microsoft.com/office/word/2023/wordml/word16du" xmlns:w16sdtdh="http://schemas.microsoft.com/office/word/2020/wordml/sdtdatahash" xmlns:w16se="http://schemas.microsoft.com/office/word/2015/wordml/symex" mc:Ignorable="w14 w15 w16se w16cid w16 w16cex w16sdtdh w16du">
+<w:styles xmlns:mc="http://schemas.openxmlformats.org/markup-compatibility/2006" xmlns:r="http://schemas.openxmlformats.org/officeDocument/2006/relationships" xmlns:w="http://schemas.openxmlformats.org/wordprocessingml/2006/main" xmlns:w14="http://schemas.microsoft.com/office/word/2010/wordml" xmlns:w15="http://schemas.microsoft.com/office/word/2012/wordml" xmlns:w16cex="http://schemas.microsoft.com/office/word/2018/wordml/cex" xmlns:w16cid="http://schemas.microsoft.com/office/word/2016/wordml/cid" xmlns:w16="http://schemas.microsoft.com/office/word/2018/wordml" xmlns:w16du="http://schemas.microsoft.com/office/word/2023/wordml/word16du" xmlns:w16sdtdh="http://schemas.microsoft.com/office/word/2020/wordml/sdtdatahash" xmlns:w16sdtfl="http://schemas.microsoft.com/office/word/2024/wordml/sdtformatlock" xmlns:w16se="http://schemas.microsoft.com/office/word/2015/wordml/symex" mc:Ignorable="w14 w15 w16se w16cid w16 w16cex w16sdtdh w16sdtfl w16du">
   <w:docDefaults>
     <w:rPrDefault>
       <w:rPr>
@@ -11321,7 +12405,6 @@
   <w:style w:type="character" w:default="1" w:styleId="DefaultParagraphFont">
     <w:name w:val="Default Paragraph Font"/>
     <w:uiPriority w:val="1"/>
-    <w:semiHidden/>
     <w:unhideWhenUsed/>
   </w:style>
   <w:style w:type="table" w:default="1" w:styleId="TableNormal">
